--- a/Prelimenary/English Reviewer - 1st Quarter - Prelimenary.docx
+++ b/Prelimenary/English Reviewer - 1st Quarter - Prelimenary.docx
@@ -176,7 +176,23 @@
           <w:b/>
           <w:bCs/>
         </w:rPr>
-        <w:t>"litteratura,"</w:t>
+        <w:t>"</w:t>
+      </w:r>
+      <w:proofErr w:type="spellStart"/>
+      <w:r>
+        <w:rPr>
+          <w:b/>
+          <w:bCs/>
+        </w:rPr>
+        <w:t>litteratura</w:t>
+      </w:r>
+      <w:proofErr w:type="spellEnd"/>
+      <w:r>
+        <w:rPr>
+          <w:b/>
+          <w:bCs/>
+        </w:rPr>
+        <w:t>,"</w:t>
       </w:r>
       <w:r>
         <w:t xml:space="preserve"> derived from </w:t>
@@ -186,7 +202,23 @@
           <w:b/>
           <w:bCs/>
         </w:rPr>
-        <w:t>"litera,"</w:t>
+        <w:t>"</w:t>
+      </w:r>
+      <w:proofErr w:type="spellStart"/>
+      <w:r>
+        <w:rPr>
+          <w:b/>
+          <w:bCs/>
+        </w:rPr>
+        <w:t>litera</w:t>
+      </w:r>
+      <w:proofErr w:type="spellEnd"/>
+      <w:r>
+        <w:rPr>
+          <w:b/>
+          <w:bCs/>
+        </w:rPr>
+        <w:t>,"</w:t>
       </w:r>
       <w:r>
         <w:t xml:space="preserve"> meaning </w:t>
@@ -6197,6 +6229,4236 @@
         </w:rPr>
         <w:t>.</w:t>
       </w:r>
+    </w:p>
+    <w:p>
+      <w:pPr>
+        <w:pStyle w:val="NoSpacing"/>
+        <w:rPr>
+          <w:b/>
+          <w:bCs/>
+          <w:lang w:val="en-US"/>
+        </w:rPr>
+      </w:pPr>
+    </w:p>
+    <w:p>
+      <w:pPr>
+        <w:pStyle w:val="NoSpacing"/>
+        <w:rPr>
+          <w:b/>
+          <w:bCs/>
+          <w:lang w:val="en-US"/>
+        </w:rPr>
+      </w:pPr>
+      <w:r>
+        <w:rPr>
+          <w:b/>
+          <w:bCs/>
+          <w:lang w:val="en-US"/>
+        </w:rPr>
+        <w:lastRenderedPageBreak/>
+        <w:t>Literary Elements:</w:t>
+      </w:r>
+    </w:p>
+    <w:p>
+      <w:pPr>
+        <w:pStyle w:val="NoSpacing"/>
+        <w:numPr>
+          <w:ilvl w:val="0"/>
+          <w:numId w:val="11"/>
+        </w:numPr>
+      </w:pPr>
+      <w:r>
+        <w:rPr>
+          <w:b/>
+          <w:bCs/>
+        </w:rPr>
+        <w:t>Literary Elements</w:t>
+      </w:r>
+      <w:r>
+        <w:t xml:space="preserve"> – The </w:t>
+      </w:r>
+      <w:r>
+        <w:rPr>
+          <w:b/>
+          <w:bCs/>
+        </w:rPr>
+        <w:t>essential parts</w:t>
+      </w:r>
+      <w:r>
+        <w:t xml:space="preserve"> of a literary work that help </w:t>
+      </w:r>
+      <w:r>
+        <w:rPr>
+          <w:b/>
+          <w:bCs/>
+        </w:rPr>
+        <w:t>build the story</w:t>
+      </w:r>
+      <w:r>
+        <w:t xml:space="preserve">, </w:t>
+      </w:r>
+      <w:r>
+        <w:rPr>
+          <w:b/>
+          <w:bCs/>
+        </w:rPr>
+        <w:t>develop meaning</w:t>
+      </w:r>
+      <w:r>
+        <w:t xml:space="preserve">, and </w:t>
+      </w:r>
+      <w:r>
+        <w:rPr>
+          <w:b/>
+          <w:bCs/>
+        </w:rPr>
+        <w:t>engage the reader</w:t>
+      </w:r>
+      <w:r>
+        <w:t xml:space="preserve">. Examples include </w:t>
+      </w:r>
+      <w:r>
+        <w:rPr>
+          <w:b/>
+          <w:bCs/>
+        </w:rPr>
+        <w:t>theme</w:t>
+      </w:r>
+      <w:r>
+        <w:t xml:space="preserve">, </w:t>
+      </w:r>
+      <w:r>
+        <w:rPr>
+          <w:b/>
+          <w:bCs/>
+        </w:rPr>
+        <w:t>plot</w:t>
+      </w:r>
+      <w:r>
+        <w:t xml:space="preserve">, </w:t>
+      </w:r>
+      <w:r>
+        <w:rPr>
+          <w:b/>
+          <w:bCs/>
+        </w:rPr>
+        <w:t>characters</w:t>
+      </w:r>
+      <w:r>
+        <w:t xml:space="preserve">, </w:t>
+      </w:r>
+      <w:r>
+        <w:rPr>
+          <w:b/>
+          <w:bCs/>
+        </w:rPr>
+        <w:t>setting</w:t>
+      </w:r>
+      <w:r>
+        <w:t xml:space="preserve">, </w:t>
+      </w:r>
+      <w:r>
+        <w:rPr>
+          <w:b/>
+          <w:bCs/>
+        </w:rPr>
+        <w:t>point of view</w:t>
+      </w:r>
+      <w:r>
+        <w:t xml:space="preserve">, and </w:t>
+      </w:r>
+      <w:r>
+        <w:rPr>
+          <w:b/>
+          <w:bCs/>
+        </w:rPr>
+        <w:t>symbolism</w:t>
+      </w:r>
+      <w:r>
+        <w:t xml:space="preserve">. </w:t>
+      </w:r>
+    </w:p>
+    <w:p>
+      <w:pPr>
+        <w:pStyle w:val="NoSpacing"/>
+        <w:numPr>
+          <w:ilvl w:val="0"/>
+          <w:numId w:val="16"/>
+        </w:numPr>
+      </w:pPr>
+      <w:r>
+        <w:rPr>
+          <w:b/>
+          <w:bCs/>
+        </w:rPr>
+        <w:t>Theme</w:t>
+      </w:r>
+      <w:r>
+        <w:t xml:space="preserve"> – The </w:t>
+      </w:r>
+      <w:r>
+        <w:rPr>
+          <w:b/>
+          <w:bCs/>
+        </w:rPr>
+        <w:t>central message</w:t>
+      </w:r>
+      <w:r>
+        <w:t xml:space="preserve">, </w:t>
+      </w:r>
+      <w:r>
+        <w:rPr>
+          <w:b/>
+          <w:bCs/>
+        </w:rPr>
+        <w:t>main idea</w:t>
+      </w:r>
+      <w:r>
+        <w:t xml:space="preserve">, or </w:t>
+      </w:r>
+      <w:r>
+        <w:rPr>
+          <w:b/>
+          <w:bCs/>
+        </w:rPr>
+        <w:t>underlying lesson</w:t>
+      </w:r>
+      <w:r>
+        <w:t xml:space="preserve"> that the author wants to convey through the literary work. </w:t>
+      </w:r>
+    </w:p>
+    <w:p>
+      <w:pPr>
+        <w:pStyle w:val="NoSpacing"/>
+        <w:numPr>
+          <w:ilvl w:val="0"/>
+          <w:numId w:val="19"/>
+        </w:numPr>
+      </w:pPr>
+      <w:r>
+        <w:rPr>
+          <w:b/>
+          <w:bCs/>
+        </w:rPr>
+        <w:t>Central Message</w:t>
+      </w:r>
+      <w:r>
+        <w:t xml:space="preserve"> – The </w:t>
+      </w:r>
+      <w:r>
+        <w:rPr>
+          <w:b/>
+          <w:bCs/>
+        </w:rPr>
+        <w:t>primary idea</w:t>
+      </w:r>
+      <w:r>
+        <w:t xml:space="preserve"> or </w:t>
+      </w:r>
+      <w:r>
+        <w:rPr>
+          <w:b/>
+          <w:bCs/>
+        </w:rPr>
+        <w:t>main point</w:t>
+      </w:r>
+      <w:r>
+        <w:t xml:space="preserve"> that the author wants to communicate to the reader. </w:t>
+      </w:r>
+    </w:p>
+    <w:p>
+      <w:pPr>
+        <w:pStyle w:val="NoSpacing"/>
+        <w:numPr>
+          <w:ilvl w:val="0"/>
+          <w:numId w:val="19"/>
+        </w:numPr>
+      </w:pPr>
+      <w:r>
+        <w:rPr>
+          <w:b/>
+          <w:bCs/>
+        </w:rPr>
+        <w:t>Main Idea</w:t>
+      </w:r>
+      <w:r>
+        <w:t xml:space="preserve"> – The </w:t>
+      </w:r>
+      <w:r>
+        <w:rPr>
+          <w:b/>
+          <w:bCs/>
+        </w:rPr>
+        <w:t>most important concept</w:t>
+      </w:r>
+      <w:r>
+        <w:t xml:space="preserve"> or </w:t>
+      </w:r>
+      <w:r>
+        <w:rPr>
+          <w:b/>
+          <w:bCs/>
+        </w:rPr>
+        <w:t>subject</w:t>
+      </w:r>
+      <w:r>
+        <w:t xml:space="preserve"> that a literary work or passage is about. </w:t>
+      </w:r>
+    </w:p>
+    <w:p>
+      <w:pPr>
+        <w:pStyle w:val="NoSpacing"/>
+        <w:numPr>
+          <w:ilvl w:val="0"/>
+          <w:numId w:val="19"/>
+        </w:numPr>
+      </w:pPr>
+      <w:r>
+        <w:rPr>
+          <w:b/>
+          <w:bCs/>
+        </w:rPr>
+        <w:t>Underlying Lesson</w:t>
+      </w:r>
+      <w:r>
+        <w:t xml:space="preserve"> – The </w:t>
+      </w:r>
+      <w:r>
+        <w:rPr>
+          <w:b/>
+          <w:bCs/>
+        </w:rPr>
+        <w:t>moral</w:t>
+      </w:r>
+      <w:r>
+        <w:t xml:space="preserve">, </w:t>
+      </w:r>
+      <w:r>
+        <w:rPr>
+          <w:b/>
+          <w:bCs/>
+        </w:rPr>
+        <w:t>life lesson</w:t>
+      </w:r>
+      <w:r>
+        <w:t xml:space="preserve">, or </w:t>
+      </w:r>
+      <w:r>
+        <w:rPr>
+          <w:b/>
+          <w:bCs/>
+        </w:rPr>
+        <w:t>deeper meaning</w:t>
+      </w:r>
+      <w:r>
+        <w:t xml:space="preserve"> that readers can learn from the story or literary work.</w:t>
+      </w:r>
+    </w:p>
+    <w:p>
+      <w:pPr>
+        <w:pStyle w:val="NoSpacing"/>
+        <w:numPr>
+          <w:ilvl w:val="0"/>
+          <w:numId w:val="16"/>
+        </w:numPr>
+      </w:pPr>
+      <w:r>
+        <w:rPr>
+          <w:b/>
+          <w:bCs/>
+        </w:rPr>
+        <w:t>Plot</w:t>
+      </w:r>
+      <w:r>
+        <w:t xml:space="preserve"> – The </w:t>
+      </w:r>
+      <w:r>
+        <w:rPr>
+          <w:b/>
+          <w:bCs/>
+        </w:rPr>
+        <w:t>sequence of events</w:t>
+      </w:r>
+      <w:r>
+        <w:t xml:space="preserve"> that make up the story, including the </w:t>
+      </w:r>
+      <w:r>
+        <w:rPr>
+          <w:b/>
+          <w:bCs/>
+        </w:rPr>
+        <w:t>beginning</w:t>
+      </w:r>
+      <w:r>
+        <w:t xml:space="preserve">, </w:t>
+      </w:r>
+      <w:r>
+        <w:rPr>
+          <w:b/>
+          <w:bCs/>
+        </w:rPr>
+        <w:t>rising action</w:t>
+      </w:r>
+      <w:r>
+        <w:t xml:space="preserve">, </w:t>
+      </w:r>
+      <w:r>
+        <w:rPr>
+          <w:b/>
+          <w:bCs/>
+        </w:rPr>
+        <w:t>climax</w:t>
+      </w:r>
+      <w:r>
+        <w:t xml:space="preserve">, </w:t>
+      </w:r>
+      <w:r>
+        <w:rPr>
+          <w:b/>
+          <w:bCs/>
+        </w:rPr>
+        <w:t>falling action</w:t>
+      </w:r>
+      <w:r>
+        <w:t xml:space="preserve">, and </w:t>
+      </w:r>
+      <w:r>
+        <w:rPr>
+          <w:b/>
+          <w:bCs/>
+        </w:rPr>
+        <w:t>resolution</w:t>
+      </w:r>
+      <w:r>
+        <w:t>.</w:t>
+      </w:r>
+    </w:p>
+    <w:p>
+      <w:pPr>
+        <w:pStyle w:val="NoSpacing"/>
+        <w:numPr>
+          <w:ilvl w:val="0"/>
+          <w:numId w:val="17"/>
+        </w:numPr>
+      </w:pPr>
+      <w:r>
+        <w:rPr>
+          <w:b/>
+          <w:bCs/>
+        </w:rPr>
+        <w:t>Exposition</w:t>
+      </w:r>
+      <w:r>
+        <w:t xml:space="preserve"> – The </w:t>
+      </w:r>
+      <w:r>
+        <w:rPr>
+          <w:b/>
+          <w:bCs/>
+        </w:rPr>
+        <w:t>beginning of the story</w:t>
+      </w:r>
+      <w:r>
+        <w:t xml:space="preserve"> where the </w:t>
+      </w:r>
+      <w:r>
+        <w:rPr>
+          <w:b/>
+          <w:bCs/>
+        </w:rPr>
+        <w:t>characters</w:t>
+      </w:r>
+      <w:r>
+        <w:t xml:space="preserve">, </w:t>
+      </w:r>
+      <w:r>
+        <w:rPr>
+          <w:b/>
+          <w:bCs/>
+        </w:rPr>
+        <w:t>setting</w:t>
+      </w:r>
+      <w:r>
+        <w:t xml:space="preserve">, </w:t>
+      </w:r>
+      <w:r>
+        <w:rPr>
+          <w:b/>
+          <w:bCs/>
+        </w:rPr>
+        <w:t>background information</w:t>
+      </w:r>
+      <w:r>
+        <w:t xml:space="preserve">, and </w:t>
+      </w:r>
+      <w:r>
+        <w:rPr>
+          <w:b/>
+          <w:bCs/>
+        </w:rPr>
+        <w:t>main conflict</w:t>
+      </w:r>
+      <w:r>
+        <w:t xml:space="preserve"> are introduced. </w:t>
+      </w:r>
+    </w:p>
+    <w:p>
+      <w:pPr>
+        <w:pStyle w:val="NoSpacing"/>
+        <w:numPr>
+          <w:ilvl w:val="0"/>
+          <w:numId w:val="17"/>
+        </w:numPr>
+      </w:pPr>
+      <w:r>
+        <w:rPr>
+          <w:b/>
+          <w:bCs/>
+        </w:rPr>
+        <w:t>Rising Action</w:t>
+      </w:r>
+      <w:r>
+        <w:t xml:space="preserve"> – The part of the story where </w:t>
+      </w:r>
+      <w:r>
+        <w:rPr>
+          <w:b/>
+          <w:bCs/>
+        </w:rPr>
+        <w:t>events</w:t>
+      </w:r>
+      <w:r>
+        <w:t xml:space="preserve">, </w:t>
+      </w:r>
+      <w:r>
+        <w:rPr>
+          <w:b/>
+          <w:bCs/>
+        </w:rPr>
+        <w:t>obstacles</w:t>
+      </w:r>
+      <w:r>
+        <w:t xml:space="preserve">, and </w:t>
+      </w:r>
+      <w:r>
+        <w:rPr>
+          <w:b/>
+          <w:bCs/>
+        </w:rPr>
+        <w:t>conflicts</w:t>
+      </w:r>
+      <w:r>
+        <w:t xml:space="preserve"> develop, creating </w:t>
+      </w:r>
+      <w:r>
+        <w:rPr>
+          <w:b/>
+          <w:bCs/>
+        </w:rPr>
+        <w:t>tension</w:t>
+      </w:r>
+      <w:r>
+        <w:t xml:space="preserve"> and leading toward the </w:t>
+      </w:r>
+      <w:r>
+        <w:rPr>
+          <w:b/>
+          <w:bCs/>
+        </w:rPr>
+        <w:t>climax</w:t>
+      </w:r>
+      <w:r>
+        <w:t xml:space="preserve">. </w:t>
+      </w:r>
+    </w:p>
+    <w:p>
+      <w:pPr>
+        <w:pStyle w:val="NoSpacing"/>
+        <w:numPr>
+          <w:ilvl w:val="0"/>
+          <w:numId w:val="17"/>
+        </w:numPr>
+      </w:pPr>
+      <w:r>
+        <w:rPr>
+          <w:b/>
+          <w:bCs/>
+        </w:rPr>
+        <w:t>Climax</w:t>
+      </w:r>
+      <w:r>
+        <w:t xml:space="preserve"> – The </w:t>
+      </w:r>
+      <w:r>
+        <w:rPr>
+          <w:b/>
+          <w:bCs/>
+        </w:rPr>
+        <w:t>turning point</w:t>
+      </w:r>
+      <w:r>
+        <w:t xml:space="preserve"> and </w:t>
+      </w:r>
+      <w:r>
+        <w:rPr>
+          <w:b/>
+          <w:bCs/>
+        </w:rPr>
+        <w:t>most intense moment</w:t>
+      </w:r>
+      <w:r>
+        <w:t xml:space="preserve"> of the story, where the </w:t>
+      </w:r>
+      <w:r>
+        <w:rPr>
+          <w:b/>
+          <w:bCs/>
+        </w:rPr>
+        <w:t>main conflict</w:t>
+      </w:r>
+      <w:r>
+        <w:t xml:space="preserve"> reaches its </w:t>
+      </w:r>
+      <w:r>
+        <w:rPr>
+          <w:b/>
+          <w:bCs/>
+        </w:rPr>
+        <w:t>highest point</w:t>
+      </w:r>
+      <w:r>
+        <w:t xml:space="preserve"> and begins to be resolved. </w:t>
+      </w:r>
+    </w:p>
+    <w:p>
+      <w:pPr>
+        <w:pStyle w:val="NoSpacing"/>
+        <w:numPr>
+          <w:ilvl w:val="0"/>
+          <w:numId w:val="17"/>
+        </w:numPr>
+      </w:pPr>
+      <w:r>
+        <w:rPr>
+          <w:b/>
+          <w:bCs/>
+        </w:rPr>
+        <w:t>Falling Action</w:t>
+      </w:r>
+      <w:r>
+        <w:t xml:space="preserve"> – The events that occur </w:t>
+      </w:r>
+      <w:r>
+        <w:rPr>
+          <w:b/>
+          <w:bCs/>
+        </w:rPr>
+        <w:t>after the climax</w:t>
+      </w:r>
+      <w:r>
+        <w:t xml:space="preserve">, where the </w:t>
+      </w:r>
+      <w:r>
+        <w:rPr>
+          <w:b/>
+          <w:bCs/>
+        </w:rPr>
+        <w:t>conflict starts to resolve</w:t>
+      </w:r>
+      <w:r>
+        <w:t xml:space="preserve"> and the story moves toward its conclusion. </w:t>
+      </w:r>
+    </w:p>
+    <w:p>
+      <w:pPr>
+        <w:pStyle w:val="NoSpacing"/>
+        <w:numPr>
+          <w:ilvl w:val="0"/>
+          <w:numId w:val="17"/>
+        </w:numPr>
+      </w:pPr>
+      <w:r>
+        <w:rPr>
+          <w:b/>
+          <w:bCs/>
+        </w:rPr>
+        <w:t>Denouement (Resolution)</w:t>
+      </w:r>
+      <w:r>
+        <w:t xml:space="preserve"> – The </w:t>
+      </w:r>
+      <w:r>
+        <w:rPr>
+          <w:b/>
+          <w:bCs/>
+        </w:rPr>
+        <w:t>final part</w:t>
+      </w:r>
+      <w:r>
+        <w:t xml:space="preserve"> of the story where </w:t>
+      </w:r>
+      <w:r>
+        <w:rPr>
+          <w:b/>
+          <w:bCs/>
+        </w:rPr>
+        <w:t>remaining conflicts are resolved</w:t>
+      </w:r>
+      <w:r>
+        <w:t xml:space="preserve">, </w:t>
+      </w:r>
+      <w:r>
+        <w:rPr>
+          <w:b/>
+          <w:bCs/>
+        </w:rPr>
+        <w:t>loose ends are tied up</w:t>
+      </w:r>
+      <w:r>
+        <w:t xml:space="preserve">, and the story reaches its </w:t>
+      </w:r>
+      <w:r>
+        <w:rPr>
+          <w:b/>
+          <w:bCs/>
+        </w:rPr>
+        <w:t>conclusion</w:t>
+      </w:r>
+      <w:r>
+        <w:t>.</w:t>
+      </w:r>
+    </w:p>
+    <w:p>
+      <w:pPr>
+        <w:pStyle w:val="NoSpacing"/>
+        <w:numPr>
+          <w:ilvl w:val="0"/>
+          <w:numId w:val="16"/>
+        </w:numPr>
+      </w:pPr>
+      <w:r>
+        <w:rPr>
+          <w:b/>
+          <w:bCs/>
+        </w:rPr>
+        <w:t>Point of View (POV)</w:t>
+      </w:r>
+      <w:r>
+        <w:t xml:space="preserve"> – The </w:t>
+      </w:r>
+      <w:r>
+        <w:rPr>
+          <w:b/>
+          <w:bCs/>
+        </w:rPr>
+        <w:t>perspective</w:t>
+      </w:r>
+      <w:r>
+        <w:t xml:space="preserve"> from which the story is </w:t>
+      </w:r>
+      <w:r>
+        <w:rPr>
+          <w:b/>
+          <w:bCs/>
+        </w:rPr>
+        <w:t>told</w:t>
+      </w:r>
+      <w:r>
+        <w:t xml:space="preserve"> or </w:t>
+      </w:r>
+      <w:r>
+        <w:rPr>
+          <w:b/>
+          <w:bCs/>
+        </w:rPr>
+        <w:t>narrated</w:t>
+      </w:r>
+      <w:r>
+        <w:t xml:space="preserve">, such as </w:t>
+      </w:r>
+      <w:r>
+        <w:rPr>
+          <w:b/>
+          <w:bCs/>
+        </w:rPr>
+        <w:t>first-person</w:t>
+      </w:r>
+      <w:r>
+        <w:t xml:space="preserve">, </w:t>
+      </w:r>
+      <w:r>
+        <w:rPr>
+          <w:b/>
+          <w:bCs/>
+        </w:rPr>
+        <w:t>second-person</w:t>
+      </w:r>
+      <w:r>
+        <w:t xml:space="preserve">, or </w:t>
+      </w:r>
+      <w:r>
+        <w:rPr>
+          <w:b/>
+          <w:bCs/>
+        </w:rPr>
+        <w:t>third-person</w:t>
+      </w:r>
+      <w:r>
+        <w:t>.</w:t>
+      </w:r>
+    </w:p>
+    <w:p>
+      <w:pPr>
+        <w:pStyle w:val="NoSpacing"/>
+        <w:numPr>
+          <w:ilvl w:val="0"/>
+          <w:numId w:val="21"/>
+        </w:numPr>
+      </w:pPr>
+      <w:r>
+        <w:rPr>
+          <w:b/>
+          <w:bCs/>
+        </w:rPr>
+        <w:t>First-Person Point of View</w:t>
+      </w:r>
+      <w:r>
+        <w:t xml:space="preserve"> – The story is told by a </w:t>
+      </w:r>
+      <w:r>
+        <w:rPr>
+          <w:b/>
+          <w:bCs/>
+        </w:rPr>
+        <w:t>character</w:t>
+      </w:r>
+      <w:r>
+        <w:t xml:space="preserve"> using </w:t>
+      </w:r>
+      <w:r>
+        <w:rPr>
+          <w:b/>
+          <w:bCs/>
+        </w:rPr>
+        <w:t>"I," "me," "my," "we,"</w:t>
+      </w:r>
+      <w:r>
+        <w:t xml:space="preserve"> or </w:t>
+      </w:r>
+      <w:r>
+        <w:rPr>
+          <w:b/>
+          <w:bCs/>
+        </w:rPr>
+        <w:t>"our."</w:t>
+      </w:r>
+      <w:r>
+        <w:t xml:space="preserve"> The narrator shares </w:t>
+      </w:r>
+      <w:r>
+        <w:rPr>
+          <w:b/>
+          <w:bCs/>
+        </w:rPr>
+        <w:t>their own thoughts, feelings, and experiences</w:t>
+      </w:r>
+      <w:r>
+        <w:t xml:space="preserve">. </w:t>
+      </w:r>
+    </w:p>
+    <w:p>
+      <w:pPr>
+        <w:pStyle w:val="NoSpacing"/>
+        <w:numPr>
+          <w:ilvl w:val="0"/>
+          <w:numId w:val="21"/>
+        </w:numPr>
+      </w:pPr>
+      <w:r>
+        <w:rPr>
+          <w:b/>
+          <w:bCs/>
+        </w:rPr>
+        <w:t>Second-Person Point of View</w:t>
+      </w:r>
+      <w:r>
+        <w:t xml:space="preserve"> – The story is told directly to the </w:t>
+      </w:r>
+      <w:r>
+        <w:rPr>
+          <w:b/>
+          <w:bCs/>
+        </w:rPr>
+        <w:t>reader</w:t>
+      </w:r>
+      <w:r>
+        <w:t xml:space="preserve"> using </w:t>
+      </w:r>
+      <w:r>
+        <w:rPr>
+          <w:b/>
+          <w:bCs/>
+        </w:rPr>
+        <w:t>"you"</w:t>
+      </w:r>
+      <w:r>
+        <w:t xml:space="preserve"> and </w:t>
+      </w:r>
+      <w:r>
+        <w:rPr>
+          <w:b/>
+          <w:bCs/>
+        </w:rPr>
+        <w:t>"your."</w:t>
+      </w:r>
+      <w:r>
+        <w:t xml:space="preserve"> This point of view makes the reader feel like they are part of the story. </w:t>
+      </w:r>
+    </w:p>
+    <w:p>
+      <w:pPr>
+        <w:pStyle w:val="NoSpacing"/>
+        <w:numPr>
+          <w:ilvl w:val="0"/>
+          <w:numId w:val="21"/>
+        </w:numPr>
+      </w:pPr>
+      <w:r>
+        <w:rPr>
+          <w:b/>
+          <w:bCs/>
+        </w:rPr>
+        <w:t>Third-Person Point of View</w:t>
+      </w:r>
+      <w:r>
+        <w:t xml:space="preserve"> – The story is told by an </w:t>
+      </w:r>
+      <w:r>
+        <w:rPr>
+          <w:b/>
+          <w:bCs/>
+        </w:rPr>
+        <w:t>outside narrator</w:t>
+      </w:r>
+      <w:r>
+        <w:t xml:space="preserve"> using </w:t>
+      </w:r>
+      <w:r>
+        <w:rPr>
+          <w:b/>
+          <w:bCs/>
+        </w:rPr>
+        <w:t>"he," "she," "it," "they,"</w:t>
+      </w:r>
+      <w:r>
+        <w:t xml:space="preserve"> or </w:t>
+      </w:r>
+      <w:r>
+        <w:rPr>
+          <w:b/>
+          <w:bCs/>
+        </w:rPr>
+        <w:t>the characters' names</w:t>
+      </w:r>
+      <w:r>
+        <w:t xml:space="preserve">. The narrator describes the </w:t>
+      </w:r>
+      <w:r>
+        <w:rPr>
+          <w:b/>
+          <w:bCs/>
+        </w:rPr>
+        <w:t>actions</w:t>
+      </w:r>
+      <w:r>
+        <w:t xml:space="preserve">, </w:t>
+      </w:r>
+      <w:r>
+        <w:rPr>
+          <w:b/>
+          <w:bCs/>
+        </w:rPr>
+        <w:t>thoughts</w:t>
+      </w:r>
+      <w:r>
+        <w:t xml:space="preserve">, and </w:t>
+      </w:r>
+      <w:r>
+        <w:rPr>
+          <w:b/>
+          <w:bCs/>
+        </w:rPr>
+        <w:t>experiences</w:t>
+      </w:r>
+      <w:r>
+        <w:t xml:space="preserve"> of one or more characters. </w:t>
+      </w:r>
+    </w:p>
+    <w:p>
+      <w:pPr>
+        <w:pStyle w:val="NoSpacing"/>
+        <w:numPr>
+          <w:ilvl w:val="0"/>
+          <w:numId w:val="23"/>
+        </w:numPr>
+      </w:pPr>
+      <w:r>
+        <w:rPr>
+          <w:b/>
+          <w:bCs/>
+        </w:rPr>
+        <w:t>Third-Person Limited</w:t>
+      </w:r>
+      <w:r>
+        <w:t xml:space="preserve"> – The narrator tells the story using </w:t>
+      </w:r>
+      <w:r>
+        <w:rPr>
+          <w:b/>
+          <w:bCs/>
+        </w:rPr>
+        <w:t>"he," "she," "it,"</w:t>
+      </w:r>
+      <w:r>
+        <w:t xml:space="preserve"> or </w:t>
+      </w:r>
+      <w:r>
+        <w:rPr>
+          <w:b/>
+          <w:bCs/>
+        </w:rPr>
+        <w:t>"they,"</w:t>
+      </w:r>
+      <w:r>
+        <w:t xml:space="preserve"> but reveals the </w:t>
+      </w:r>
+      <w:r>
+        <w:rPr>
+          <w:b/>
+          <w:bCs/>
+        </w:rPr>
+        <w:t>thoughts</w:t>
+      </w:r>
+      <w:r>
+        <w:t xml:space="preserve">, </w:t>
+      </w:r>
+      <w:r>
+        <w:rPr>
+          <w:b/>
+          <w:bCs/>
+        </w:rPr>
+        <w:t>feelings</w:t>
+      </w:r>
+      <w:r>
+        <w:t xml:space="preserve">, and </w:t>
+      </w:r>
+      <w:r>
+        <w:rPr>
+          <w:b/>
+          <w:bCs/>
+        </w:rPr>
+        <w:t>experiences</w:t>
+      </w:r>
+      <w:r>
+        <w:t xml:space="preserve"> of </w:t>
+      </w:r>
+      <w:r>
+        <w:rPr>
+          <w:b/>
+          <w:bCs/>
+        </w:rPr>
+        <w:t>only one character</w:t>
+      </w:r>
+      <w:r>
+        <w:t xml:space="preserve">. </w:t>
+      </w:r>
+    </w:p>
+    <w:p>
+      <w:pPr>
+        <w:pStyle w:val="NoSpacing"/>
+        <w:numPr>
+          <w:ilvl w:val="0"/>
+          <w:numId w:val="23"/>
+        </w:numPr>
+      </w:pPr>
+      <w:r>
+        <w:rPr>
+          <w:b/>
+          <w:bCs/>
+        </w:rPr>
+        <w:t>Third-Person Omniscient</w:t>
+      </w:r>
+      <w:r>
+        <w:t xml:space="preserve"> – The narrator is </w:t>
+      </w:r>
+      <w:r>
+        <w:rPr>
+          <w:b/>
+          <w:bCs/>
+        </w:rPr>
+        <w:t>all-knowing</w:t>
+      </w:r>
+      <w:r>
+        <w:t xml:space="preserve"> and can reveal the </w:t>
+      </w:r>
+      <w:r>
+        <w:rPr>
+          <w:b/>
+          <w:bCs/>
+        </w:rPr>
+        <w:t>thoughts</w:t>
+      </w:r>
+      <w:r>
+        <w:t xml:space="preserve">, </w:t>
+      </w:r>
+      <w:r>
+        <w:rPr>
+          <w:b/>
+          <w:bCs/>
+        </w:rPr>
+        <w:t>feelings</w:t>
+      </w:r>
+      <w:r>
+        <w:t xml:space="preserve">, </w:t>
+      </w:r>
+      <w:r>
+        <w:rPr>
+          <w:b/>
+          <w:bCs/>
+        </w:rPr>
+        <w:t>actions</w:t>
+      </w:r>
+      <w:r>
+        <w:t xml:space="preserve">, and </w:t>
+      </w:r>
+      <w:r>
+        <w:rPr>
+          <w:b/>
+          <w:bCs/>
+        </w:rPr>
+        <w:t>motivations</w:t>
+      </w:r>
+      <w:r>
+        <w:t xml:space="preserve"> of </w:t>
+      </w:r>
+      <w:r>
+        <w:rPr>
+          <w:b/>
+          <w:bCs/>
+        </w:rPr>
+        <w:t>all characters</w:t>
+      </w:r>
+      <w:r>
+        <w:t xml:space="preserve">, as well as events happening in different places. </w:t>
+      </w:r>
+    </w:p>
+    <w:p>
+      <w:pPr>
+        <w:pStyle w:val="NoSpacing"/>
+        <w:numPr>
+          <w:ilvl w:val="0"/>
+          <w:numId w:val="23"/>
+        </w:numPr>
+      </w:pPr>
+      <w:r>
+        <w:rPr>
+          <w:b/>
+          <w:bCs/>
+        </w:rPr>
+        <w:t>Third-Person Objective</w:t>
+      </w:r>
+      <w:r>
+        <w:t xml:space="preserve"> – The narrator tells the story using </w:t>
+      </w:r>
+      <w:r>
+        <w:rPr>
+          <w:b/>
+          <w:bCs/>
+        </w:rPr>
+        <w:t>"he," "she," "it,"</w:t>
+      </w:r>
+      <w:r>
+        <w:t xml:space="preserve"> or </w:t>
+      </w:r>
+      <w:r>
+        <w:rPr>
+          <w:b/>
+          <w:bCs/>
+        </w:rPr>
+        <w:t>"they,"</w:t>
+      </w:r>
+      <w:r>
+        <w:t xml:space="preserve"> but only describes </w:t>
+      </w:r>
+      <w:r>
+        <w:rPr>
+          <w:b/>
+          <w:bCs/>
+        </w:rPr>
+        <w:t>observable actions</w:t>
+      </w:r>
+      <w:r>
+        <w:t xml:space="preserve"> and </w:t>
+      </w:r>
+      <w:r>
+        <w:rPr>
+          <w:b/>
+          <w:bCs/>
+        </w:rPr>
+        <w:t>dialogue</w:t>
+      </w:r>
+      <w:r>
+        <w:t xml:space="preserve"> without revealing any character's </w:t>
+      </w:r>
+      <w:r>
+        <w:rPr>
+          <w:b/>
+          <w:bCs/>
+        </w:rPr>
+        <w:t>thoughts</w:t>
+      </w:r>
+      <w:r>
+        <w:t xml:space="preserve"> or </w:t>
+      </w:r>
+      <w:r>
+        <w:rPr>
+          <w:b/>
+          <w:bCs/>
+        </w:rPr>
+        <w:t>feelings</w:t>
+      </w:r>
+      <w:r>
+        <w:t xml:space="preserve">. </w:t>
+      </w:r>
+    </w:p>
+    <w:p>
+      <w:pPr>
+        <w:pStyle w:val="NoSpacing"/>
+        <w:numPr>
+          <w:ilvl w:val="0"/>
+          <w:numId w:val="16"/>
+        </w:numPr>
+      </w:pPr>
+      <w:r>
+        <w:rPr>
+          <w:b/>
+          <w:bCs/>
+        </w:rPr>
+        <w:t>Conflict</w:t>
+      </w:r>
+      <w:r>
+        <w:t xml:space="preserve"> – The </w:t>
+      </w:r>
+      <w:r>
+        <w:rPr>
+          <w:b/>
+          <w:bCs/>
+        </w:rPr>
+        <w:t>struggle</w:t>
+      </w:r>
+      <w:r>
+        <w:t xml:space="preserve">, </w:t>
+      </w:r>
+      <w:r>
+        <w:rPr>
+          <w:b/>
+          <w:bCs/>
+        </w:rPr>
+        <w:t>problem</w:t>
+      </w:r>
+      <w:r>
+        <w:t xml:space="preserve">, or </w:t>
+      </w:r>
+      <w:r>
+        <w:rPr>
+          <w:b/>
+          <w:bCs/>
+        </w:rPr>
+        <w:t>challenge</w:t>
+      </w:r>
+      <w:r>
+        <w:t xml:space="preserve"> between opposing forces that drives the </w:t>
+      </w:r>
+      <w:r>
+        <w:rPr>
+          <w:b/>
+          <w:bCs/>
+        </w:rPr>
+        <w:t>plot</w:t>
+      </w:r>
+      <w:r>
+        <w:t xml:space="preserve"> and creates </w:t>
+      </w:r>
+      <w:r>
+        <w:rPr>
+          <w:b/>
+          <w:bCs/>
+        </w:rPr>
+        <w:t>tension</w:t>
+      </w:r>
+      <w:r>
+        <w:t xml:space="preserve"> in a story. </w:t>
+      </w:r>
+    </w:p>
+    <w:p>
+      <w:pPr>
+        <w:pStyle w:val="NoSpacing"/>
+        <w:numPr>
+          <w:ilvl w:val="0"/>
+          <w:numId w:val="29"/>
+        </w:numPr>
+      </w:pPr>
+      <w:r>
+        <w:rPr>
+          <w:b/>
+          <w:bCs/>
+        </w:rPr>
+        <w:lastRenderedPageBreak/>
+        <w:t>Man vs. Man (Physical Conflict)</w:t>
+      </w:r>
+      <w:r>
+        <w:t xml:space="preserve"> – A conflict where a </w:t>
+      </w:r>
+      <w:r>
+        <w:rPr>
+          <w:b/>
+          <w:bCs/>
+        </w:rPr>
+        <w:t>character struggles against another character</w:t>
+      </w:r>
+      <w:r>
+        <w:t xml:space="preserve">. This often involves </w:t>
+      </w:r>
+      <w:r>
+        <w:rPr>
+          <w:b/>
+          <w:bCs/>
+        </w:rPr>
+        <w:t>physical</w:t>
+      </w:r>
+      <w:r>
+        <w:t xml:space="preserve">, </w:t>
+      </w:r>
+      <w:r>
+        <w:rPr>
+          <w:b/>
+          <w:bCs/>
+        </w:rPr>
+        <w:t>verbal</w:t>
+      </w:r>
+      <w:r>
+        <w:t xml:space="preserve">, or </w:t>
+      </w:r>
+      <w:r>
+        <w:rPr>
+          <w:b/>
+          <w:bCs/>
+        </w:rPr>
+        <w:t>emotional confrontation</w:t>
+      </w:r>
+      <w:r>
+        <w:t xml:space="preserve">. </w:t>
+      </w:r>
+    </w:p>
+    <w:p>
+      <w:pPr>
+        <w:pStyle w:val="NoSpacing"/>
+        <w:numPr>
+          <w:ilvl w:val="0"/>
+          <w:numId w:val="29"/>
+        </w:numPr>
+      </w:pPr>
+      <w:r>
+        <w:rPr>
+          <w:b/>
+          <w:bCs/>
+        </w:rPr>
+        <w:t>Man vs. Circumstance (Classical Conflict)</w:t>
+      </w:r>
+      <w:r>
+        <w:t xml:space="preserve"> – A conflict where a </w:t>
+      </w:r>
+      <w:r>
+        <w:rPr>
+          <w:b/>
+          <w:bCs/>
+        </w:rPr>
+        <w:t>character struggles against difficult situations or conditions</w:t>
+      </w:r>
+      <w:r>
+        <w:t xml:space="preserve">, such as </w:t>
+      </w:r>
+      <w:r>
+        <w:rPr>
+          <w:b/>
+          <w:bCs/>
+        </w:rPr>
+        <w:t>poverty</w:t>
+      </w:r>
+      <w:r>
+        <w:t xml:space="preserve">, </w:t>
+      </w:r>
+      <w:r>
+        <w:rPr>
+          <w:b/>
+          <w:bCs/>
+        </w:rPr>
+        <w:t>war</w:t>
+      </w:r>
+      <w:r>
+        <w:t xml:space="preserve">, </w:t>
+      </w:r>
+      <w:r>
+        <w:rPr>
+          <w:b/>
+          <w:bCs/>
+        </w:rPr>
+        <w:t>illness</w:t>
+      </w:r>
+      <w:r>
+        <w:t xml:space="preserve">, </w:t>
+      </w:r>
+      <w:r>
+        <w:rPr>
+          <w:b/>
+          <w:bCs/>
+        </w:rPr>
+        <w:t>accidents</w:t>
+      </w:r>
+      <w:r>
+        <w:t xml:space="preserve">, or </w:t>
+      </w:r>
+      <w:r>
+        <w:rPr>
+          <w:b/>
+          <w:bCs/>
+        </w:rPr>
+        <w:t>bad luck</w:t>
+      </w:r>
+      <w:r>
+        <w:t xml:space="preserve">. </w:t>
+      </w:r>
+    </w:p>
+    <w:p>
+      <w:pPr>
+        <w:pStyle w:val="NoSpacing"/>
+        <w:numPr>
+          <w:ilvl w:val="0"/>
+          <w:numId w:val="29"/>
+        </w:numPr>
+      </w:pPr>
+      <w:r>
+        <w:rPr>
+          <w:b/>
+          <w:bCs/>
+        </w:rPr>
+        <w:t>Man vs. Society (Social Conflict)</w:t>
+      </w:r>
+      <w:r>
+        <w:t xml:space="preserve"> – A conflict where a </w:t>
+      </w:r>
+      <w:r>
+        <w:rPr>
+          <w:b/>
+          <w:bCs/>
+        </w:rPr>
+        <w:t>character opposes society</w:t>
+      </w:r>
+      <w:r>
+        <w:t xml:space="preserve">, including its </w:t>
+      </w:r>
+      <w:r>
+        <w:rPr>
+          <w:b/>
+          <w:bCs/>
+        </w:rPr>
+        <w:t>laws</w:t>
+      </w:r>
+      <w:r>
+        <w:t xml:space="preserve">, </w:t>
+      </w:r>
+      <w:r>
+        <w:rPr>
+          <w:b/>
+          <w:bCs/>
+        </w:rPr>
+        <w:t>traditions</w:t>
+      </w:r>
+      <w:r>
+        <w:t xml:space="preserve">, </w:t>
+      </w:r>
+      <w:r>
+        <w:rPr>
+          <w:b/>
+          <w:bCs/>
+        </w:rPr>
+        <w:t>customs</w:t>
+      </w:r>
+      <w:r>
+        <w:t xml:space="preserve">, or </w:t>
+      </w:r>
+      <w:r>
+        <w:rPr>
+          <w:b/>
+          <w:bCs/>
+        </w:rPr>
+        <w:t>social expectations</w:t>
+      </w:r>
+      <w:r>
+        <w:t xml:space="preserve">. </w:t>
+      </w:r>
+    </w:p>
+    <w:p>
+      <w:pPr>
+        <w:pStyle w:val="NoSpacing"/>
+        <w:numPr>
+          <w:ilvl w:val="0"/>
+          <w:numId w:val="29"/>
+        </w:numPr>
+      </w:pPr>
+      <w:r>
+        <w:rPr>
+          <w:b/>
+          <w:bCs/>
+        </w:rPr>
+        <w:t>Man vs. Himself (Psychological Conflict)</w:t>
+      </w:r>
+      <w:r>
+        <w:t xml:space="preserve"> – A conflict where a </w:t>
+      </w:r>
+      <w:r>
+        <w:rPr>
+          <w:b/>
+          <w:bCs/>
+        </w:rPr>
+        <w:t>character struggles with their own thoughts</w:t>
+      </w:r>
+      <w:r>
+        <w:t xml:space="preserve">, </w:t>
+      </w:r>
+      <w:r>
+        <w:rPr>
+          <w:b/>
+          <w:bCs/>
+        </w:rPr>
+        <w:t>emotions</w:t>
+      </w:r>
+      <w:r>
+        <w:t xml:space="preserve">, </w:t>
+      </w:r>
+      <w:r>
+        <w:rPr>
+          <w:b/>
+          <w:bCs/>
+        </w:rPr>
+        <w:t>beliefs</w:t>
+      </w:r>
+      <w:r>
+        <w:t xml:space="preserve">, </w:t>
+      </w:r>
+      <w:r>
+        <w:rPr>
+          <w:b/>
+          <w:bCs/>
+        </w:rPr>
+        <w:t>fears</w:t>
+      </w:r>
+      <w:r>
+        <w:t xml:space="preserve">, or </w:t>
+      </w:r>
+      <w:r>
+        <w:rPr>
+          <w:b/>
+          <w:bCs/>
+        </w:rPr>
+        <w:t>decisions</w:t>
+      </w:r>
+      <w:r>
+        <w:t xml:space="preserve">. </w:t>
+      </w:r>
+    </w:p>
+    <w:p>
+      <w:pPr>
+        <w:pStyle w:val="NoSpacing"/>
+        <w:numPr>
+          <w:ilvl w:val="0"/>
+          <w:numId w:val="16"/>
+        </w:numPr>
+      </w:pPr>
+      <w:r>
+        <w:rPr>
+          <w:b/>
+          <w:bCs/>
+        </w:rPr>
+        <w:t>Symbol</w:t>
+      </w:r>
+      <w:r>
+        <w:t xml:space="preserve"> – A </w:t>
+      </w:r>
+      <w:r>
+        <w:rPr>
+          <w:b/>
+          <w:bCs/>
+        </w:rPr>
+        <w:t>person</w:t>
+      </w:r>
+      <w:r>
+        <w:t xml:space="preserve">, </w:t>
+      </w:r>
+      <w:r>
+        <w:rPr>
+          <w:b/>
+          <w:bCs/>
+        </w:rPr>
+        <w:t>object</w:t>
+      </w:r>
+      <w:r>
+        <w:t xml:space="preserve">, </w:t>
+      </w:r>
+      <w:r>
+        <w:rPr>
+          <w:b/>
+          <w:bCs/>
+        </w:rPr>
+        <w:t>place</w:t>
+      </w:r>
+      <w:r>
+        <w:t xml:space="preserve">, </w:t>
+      </w:r>
+      <w:r>
+        <w:rPr>
+          <w:b/>
+          <w:bCs/>
+        </w:rPr>
+        <w:t>event</w:t>
+      </w:r>
+      <w:r>
+        <w:t xml:space="preserve">, or </w:t>
+      </w:r>
+      <w:r>
+        <w:rPr>
+          <w:b/>
+          <w:bCs/>
+        </w:rPr>
+        <w:t>action</w:t>
+      </w:r>
+      <w:r>
+        <w:t xml:space="preserve"> that </w:t>
+      </w:r>
+      <w:r>
+        <w:rPr>
+          <w:b/>
+          <w:bCs/>
+        </w:rPr>
+        <w:t>represents</w:t>
+      </w:r>
+      <w:r>
+        <w:t xml:space="preserve"> or </w:t>
+      </w:r>
+      <w:r>
+        <w:rPr>
+          <w:b/>
+          <w:bCs/>
+        </w:rPr>
+        <w:t>stands for</w:t>
+      </w:r>
+      <w:r>
+        <w:t xml:space="preserve"> another idea beyond its literal meaning. </w:t>
+      </w:r>
+    </w:p>
+    <w:p>
+      <w:pPr>
+        <w:pStyle w:val="NoSpacing"/>
+        <w:numPr>
+          <w:ilvl w:val="0"/>
+          <w:numId w:val="16"/>
+        </w:numPr>
+      </w:pPr>
+      <w:r>
+        <w:rPr>
+          <w:b/>
+          <w:bCs/>
+          <w:lang w:val="en-US"/>
+        </w:rPr>
+        <w:t>Symbolism</w:t>
+      </w:r>
+      <w:r>
+        <w:rPr>
+          <w:lang w:val="en-US"/>
+        </w:rPr>
+        <w:t xml:space="preserve"> – The </w:t>
+      </w:r>
+      <w:r>
+        <w:rPr>
+          <w:b/>
+          <w:bCs/>
+          <w:lang w:val="en-US"/>
+        </w:rPr>
+        <w:t>literary device</w:t>
+      </w:r>
+      <w:r>
+        <w:rPr>
+          <w:lang w:val="en-US"/>
+        </w:rPr>
+        <w:t xml:space="preserve"> of using </w:t>
+      </w:r>
+      <w:r>
+        <w:rPr>
+          <w:b/>
+          <w:bCs/>
+          <w:lang w:val="en-US"/>
+        </w:rPr>
+        <w:t>symbols</w:t>
+      </w:r>
+      <w:r>
+        <w:rPr>
+          <w:lang w:val="en-US"/>
+        </w:rPr>
+        <w:t xml:space="preserve"> to represent </w:t>
+      </w:r>
+      <w:r>
+        <w:rPr>
+          <w:b/>
+          <w:bCs/>
+          <w:lang w:val="en-US"/>
+        </w:rPr>
+        <w:t>deeper meanings</w:t>
+      </w:r>
+      <w:r>
+        <w:rPr>
+          <w:lang w:val="en-US"/>
+        </w:rPr>
+        <w:t xml:space="preserve">, </w:t>
+      </w:r>
+      <w:r>
+        <w:rPr>
+          <w:b/>
+          <w:bCs/>
+          <w:lang w:val="en-US"/>
+        </w:rPr>
+        <w:t>ideas</w:t>
+      </w:r>
+      <w:r>
+        <w:rPr>
+          <w:lang w:val="en-US"/>
+        </w:rPr>
+        <w:t xml:space="preserve">, or </w:t>
+      </w:r>
+      <w:r>
+        <w:rPr>
+          <w:b/>
+          <w:bCs/>
+          <w:lang w:val="en-US"/>
+        </w:rPr>
+        <w:t>themes</w:t>
+      </w:r>
+      <w:r>
+        <w:rPr>
+          <w:lang w:val="en-US"/>
+        </w:rPr>
+        <w:t xml:space="preserve"> in a literary work.</w:t>
+      </w:r>
+    </w:p>
+    <w:p>
+      <w:pPr>
+        <w:pStyle w:val="NoSpacing"/>
+      </w:pPr>
+    </w:p>
+    <w:p>
+      <w:pPr>
+        <w:pStyle w:val="NoSpacing"/>
+        <w:rPr>
+          <w:b/>
+          <w:bCs/>
+        </w:rPr>
+      </w:pPr>
+      <w:r>
+        <w:rPr>
+          <w:b/>
+          <w:bCs/>
+        </w:rPr>
+        <w:t>Literary Patterns:</w:t>
+      </w:r>
+    </w:p>
+    <w:p>
+      <w:pPr>
+        <w:pStyle w:val="NoSpacing"/>
+        <w:numPr>
+          <w:ilvl w:val="0"/>
+          <w:numId w:val="30"/>
+        </w:numPr>
+      </w:pPr>
+      <w:r>
+        <w:rPr>
+          <w:b/>
+          <w:bCs/>
+        </w:rPr>
+        <w:t>Literary Patterns</w:t>
+      </w:r>
+      <w:r>
+        <w:t xml:space="preserve"> – </w:t>
+      </w:r>
+      <w:r>
+        <w:rPr>
+          <w:b/>
+          <w:bCs/>
+        </w:rPr>
+        <w:t>Recurring structures</w:t>
+      </w:r>
+      <w:r>
+        <w:t xml:space="preserve">, </w:t>
+      </w:r>
+      <w:r>
+        <w:rPr>
+          <w:b/>
+          <w:bCs/>
+        </w:rPr>
+        <w:t>techniques</w:t>
+      </w:r>
+      <w:r>
+        <w:t xml:space="preserve">, or </w:t>
+      </w:r>
+      <w:r>
+        <w:rPr>
+          <w:b/>
+          <w:bCs/>
+        </w:rPr>
+        <w:t>elements</w:t>
+      </w:r>
+      <w:r>
+        <w:t xml:space="preserve"> used in literature to organize the story and reinforce its </w:t>
+      </w:r>
+      <w:r>
+        <w:rPr>
+          <w:b/>
+          <w:bCs/>
+        </w:rPr>
+        <w:t>meaning</w:t>
+      </w:r>
+      <w:r>
+        <w:t xml:space="preserve"> or </w:t>
+      </w:r>
+      <w:r>
+        <w:rPr>
+          <w:b/>
+          <w:bCs/>
+        </w:rPr>
+        <w:t>theme</w:t>
+      </w:r>
+      <w:r>
+        <w:t xml:space="preserve">. </w:t>
+      </w:r>
+    </w:p>
+    <w:p>
+      <w:pPr>
+        <w:pStyle w:val="NoSpacing"/>
+        <w:numPr>
+          <w:ilvl w:val="0"/>
+          <w:numId w:val="31"/>
+        </w:numPr>
+      </w:pPr>
+      <w:r>
+        <w:rPr>
+          <w:b/>
+          <w:bCs/>
+        </w:rPr>
+        <w:t>Plot Patterns</w:t>
+      </w:r>
+      <w:r>
+        <w:t xml:space="preserve"> – The </w:t>
+      </w:r>
+      <w:r>
+        <w:rPr>
+          <w:b/>
+          <w:bCs/>
+        </w:rPr>
+        <w:t>way a story is structured</w:t>
+      </w:r>
+      <w:r>
+        <w:t xml:space="preserve"> or how its </w:t>
+      </w:r>
+      <w:r>
+        <w:rPr>
+          <w:b/>
+          <w:bCs/>
+        </w:rPr>
+        <w:t>events are organized</w:t>
+      </w:r>
+      <w:r>
+        <w:t xml:space="preserve">. Examples include </w:t>
+      </w:r>
+      <w:r>
+        <w:rPr>
+          <w:b/>
+          <w:bCs/>
+        </w:rPr>
+        <w:t>linear</w:t>
+      </w:r>
+      <w:r>
+        <w:t xml:space="preserve">, </w:t>
+      </w:r>
+      <w:r>
+        <w:rPr>
+          <w:b/>
+          <w:bCs/>
+        </w:rPr>
+        <w:t>flashback</w:t>
+      </w:r>
+      <w:r>
+        <w:t xml:space="preserve">, </w:t>
+      </w:r>
+      <w:r>
+        <w:rPr>
+          <w:b/>
+          <w:bCs/>
+        </w:rPr>
+        <w:t>episodic</w:t>
+      </w:r>
+      <w:r>
+        <w:t xml:space="preserve">, </w:t>
+      </w:r>
+      <w:r>
+        <w:rPr>
+          <w:b/>
+          <w:bCs/>
+        </w:rPr>
+        <w:t>parallel</w:t>
+      </w:r>
+      <w:r>
+        <w:t xml:space="preserve">, and </w:t>
+      </w:r>
+      <w:r>
+        <w:rPr>
+          <w:b/>
+          <w:bCs/>
+        </w:rPr>
+        <w:t>circular</w:t>
+      </w:r>
+      <w:r>
+        <w:t xml:space="preserve"> plots. </w:t>
+      </w:r>
+    </w:p>
+    <w:p>
+      <w:pPr>
+        <w:pStyle w:val="NoSpacing"/>
+        <w:numPr>
+          <w:ilvl w:val="0"/>
+          <w:numId w:val="40"/>
+        </w:numPr>
+      </w:pPr>
+      <w:r>
+        <w:rPr>
+          <w:b/>
+          <w:bCs/>
+        </w:rPr>
+        <w:t>Linear Plot</w:t>
+      </w:r>
+      <w:r>
+        <w:t xml:space="preserve"> – A plot in which events </w:t>
+      </w:r>
+      <w:r>
+        <w:rPr>
+          <w:b/>
+          <w:bCs/>
+        </w:rPr>
+        <w:t>happen in chronological order</w:t>
+      </w:r>
+      <w:r>
+        <w:t xml:space="preserve">, from the </w:t>
+      </w:r>
+      <w:r>
+        <w:rPr>
+          <w:b/>
+          <w:bCs/>
+        </w:rPr>
+        <w:t>beginning to the end</w:t>
+      </w:r>
+      <w:r>
+        <w:t>, without major shifts in time.</w:t>
+      </w:r>
+    </w:p>
+    <w:p>
+      <w:pPr>
+        <w:pStyle w:val="NoSpacing"/>
+        <w:numPr>
+          <w:ilvl w:val="0"/>
+          <w:numId w:val="40"/>
+        </w:numPr>
+      </w:pPr>
+      <w:r>
+        <w:rPr>
+          <w:b/>
+          <w:bCs/>
+        </w:rPr>
+        <w:t>Episodic Plot</w:t>
+      </w:r>
+      <w:r>
+        <w:t xml:space="preserve"> – A plot made up of </w:t>
+      </w:r>
+      <w:r>
+        <w:rPr>
+          <w:b/>
+          <w:bCs/>
+        </w:rPr>
+        <w:t>separate but connected events</w:t>
+      </w:r>
+      <w:r>
+        <w:t xml:space="preserve"> or </w:t>
+      </w:r>
+      <w:r>
+        <w:rPr>
+          <w:b/>
+          <w:bCs/>
+        </w:rPr>
+        <w:t>episodes</w:t>
+      </w:r>
+      <w:r>
+        <w:t xml:space="preserve">, where each episode </w:t>
+      </w:r>
+      <w:r>
+        <w:rPr>
+          <w:b/>
+          <w:bCs/>
+        </w:rPr>
+        <w:t>contributes</w:t>
+      </w:r>
+      <w:r>
+        <w:t xml:space="preserve"> to the </w:t>
+      </w:r>
+      <w:r>
+        <w:rPr>
+          <w:b/>
+          <w:bCs/>
+        </w:rPr>
+        <w:t>overall story</w:t>
+      </w:r>
+      <w:r>
+        <w:t>.</w:t>
+      </w:r>
+    </w:p>
+    <w:p>
+      <w:pPr>
+        <w:pStyle w:val="NoSpacing"/>
+        <w:numPr>
+          <w:ilvl w:val="0"/>
+          <w:numId w:val="40"/>
+        </w:numPr>
+      </w:pPr>
+      <w:r>
+        <w:rPr>
+          <w:b/>
+          <w:bCs/>
+        </w:rPr>
+        <w:t>Flashback Plot</w:t>
+      </w:r>
+      <w:r>
+        <w:t xml:space="preserve"> – A plot that </w:t>
+      </w:r>
+      <w:r>
+        <w:rPr>
+          <w:b/>
+          <w:bCs/>
+        </w:rPr>
+        <w:t>interrupts the present timeline</w:t>
+      </w:r>
+      <w:r>
+        <w:t xml:space="preserve"> to </w:t>
+      </w:r>
+      <w:r>
+        <w:rPr>
+          <w:b/>
+          <w:bCs/>
+        </w:rPr>
+        <w:t>show past events</w:t>
+      </w:r>
+      <w:r>
+        <w:t>, helping explain a character's background, motives, or earlier experiences.</w:t>
+      </w:r>
+    </w:p>
+    <w:p>
+      <w:pPr>
+        <w:pStyle w:val="NoSpacing"/>
+        <w:numPr>
+          <w:ilvl w:val="0"/>
+          <w:numId w:val="40"/>
+        </w:numPr>
+      </w:pPr>
+      <w:r>
+        <w:rPr>
+          <w:b/>
+          <w:bCs/>
+        </w:rPr>
+        <w:t>Parallel Plot</w:t>
+      </w:r>
+      <w:r>
+        <w:t xml:space="preserve"> – A plot that follows </w:t>
+      </w:r>
+      <w:r>
+        <w:rPr>
+          <w:b/>
+          <w:bCs/>
+        </w:rPr>
+        <w:t>two or more storylines happening at the same time</w:t>
+      </w:r>
+      <w:r>
+        <w:t>. These storylines are connected and usually meet or influence each other later in the story.</w:t>
+      </w:r>
+    </w:p>
+    <w:p>
+      <w:pPr>
+        <w:pStyle w:val="NoSpacing"/>
+        <w:numPr>
+          <w:ilvl w:val="0"/>
+          <w:numId w:val="40"/>
+        </w:numPr>
+      </w:pPr>
+      <w:r>
+        <w:rPr>
+          <w:b/>
+          <w:bCs/>
+          <w:lang w:val="en-US"/>
+        </w:rPr>
+        <w:t>Circular Plot</w:t>
+      </w:r>
+      <w:r>
+        <w:rPr>
+          <w:lang w:val="en-US"/>
+        </w:rPr>
+        <w:t xml:space="preserve"> – A </w:t>
+      </w:r>
+      <w:r>
+        <w:rPr>
+          <w:b/>
+          <w:bCs/>
+          <w:lang w:val="en-US"/>
+        </w:rPr>
+        <w:t>plot structure</w:t>
+      </w:r>
+      <w:r>
+        <w:rPr>
+          <w:lang w:val="en-US"/>
+        </w:rPr>
+        <w:t xml:space="preserve"> in which the story </w:t>
+      </w:r>
+      <w:r>
+        <w:rPr>
+          <w:b/>
+          <w:bCs/>
+          <w:lang w:val="en-US"/>
+        </w:rPr>
+        <w:t>ends where it began</w:t>
+      </w:r>
+      <w:r>
+        <w:rPr>
+          <w:lang w:val="en-US"/>
+        </w:rPr>
+        <w:t xml:space="preserve"> or </w:t>
+      </w:r>
+      <w:r>
+        <w:rPr>
+          <w:b/>
+          <w:bCs/>
+          <w:lang w:val="en-US"/>
+        </w:rPr>
+        <w:t>returns to the original situation, setting, or idea</w:t>
+      </w:r>
+      <w:r>
+        <w:rPr>
+          <w:lang w:val="en-US"/>
+        </w:rPr>
+        <w:t xml:space="preserve">. This creates a sense of </w:t>
+      </w:r>
+      <w:r>
+        <w:rPr>
+          <w:b/>
+          <w:bCs/>
+          <w:lang w:val="en-US"/>
+        </w:rPr>
+        <w:t>completion</w:t>
+      </w:r>
+      <w:r>
+        <w:rPr>
+          <w:lang w:val="en-US"/>
+        </w:rPr>
+        <w:t xml:space="preserve"> and often emphasizes the story's </w:t>
+      </w:r>
+      <w:r>
+        <w:rPr>
+          <w:b/>
+          <w:bCs/>
+          <w:lang w:val="en-US"/>
+        </w:rPr>
+        <w:t>theme</w:t>
+      </w:r>
+      <w:r>
+        <w:rPr>
+          <w:lang w:val="en-US"/>
+        </w:rPr>
+        <w:t xml:space="preserve"> or shows that </w:t>
+      </w:r>
+      <w:r>
+        <w:rPr>
+          <w:b/>
+          <w:bCs/>
+          <w:lang w:val="en-US"/>
+        </w:rPr>
+        <w:t>some things have remained the same despite the events</w:t>
+      </w:r>
+    </w:p>
+    <w:p>
+      <w:pPr>
+        <w:pStyle w:val="NoSpacing"/>
+        <w:numPr>
+          <w:ilvl w:val="0"/>
+          <w:numId w:val="31"/>
+        </w:numPr>
+      </w:pPr>
+      <w:r>
+        <w:rPr>
+          <w:b/>
+          <w:bCs/>
+        </w:rPr>
+        <w:t>Conflict</w:t>
+      </w:r>
+      <w:r>
+        <w:t xml:space="preserve"> – The struggle, problem, or challenge that drives the story and creates tension between a character and an opposing force. Common types include character vs. character, character vs. self, character vs. nature, character vs. society, and character vs. technology/supernatural.</w:t>
+      </w:r>
+    </w:p>
+    <w:p>
+      <w:pPr>
+        <w:pStyle w:val="NoSpacing"/>
+        <w:numPr>
+          <w:ilvl w:val="0"/>
+          <w:numId w:val="29"/>
+        </w:numPr>
+      </w:pPr>
+      <w:r>
+        <w:rPr>
+          <w:b/>
+          <w:bCs/>
+        </w:rPr>
+        <w:t>Man vs. Man (Physical Conflict)</w:t>
+      </w:r>
+      <w:r>
+        <w:t xml:space="preserve"> – A conflict where a </w:t>
+      </w:r>
+      <w:r>
+        <w:rPr>
+          <w:b/>
+          <w:bCs/>
+        </w:rPr>
+        <w:t>character struggles against another character</w:t>
+      </w:r>
+      <w:r>
+        <w:t xml:space="preserve">. This often involves </w:t>
+      </w:r>
+      <w:r>
+        <w:rPr>
+          <w:b/>
+          <w:bCs/>
+        </w:rPr>
+        <w:t>physical</w:t>
+      </w:r>
+      <w:r>
+        <w:t xml:space="preserve">, </w:t>
+      </w:r>
+      <w:r>
+        <w:rPr>
+          <w:b/>
+          <w:bCs/>
+        </w:rPr>
+        <w:t>verbal</w:t>
+      </w:r>
+      <w:r>
+        <w:t xml:space="preserve">, or </w:t>
+      </w:r>
+      <w:r>
+        <w:rPr>
+          <w:b/>
+          <w:bCs/>
+        </w:rPr>
+        <w:t>emotional confrontation</w:t>
+      </w:r>
+      <w:r>
+        <w:t xml:space="preserve">. </w:t>
+      </w:r>
+    </w:p>
+    <w:p>
+      <w:pPr>
+        <w:pStyle w:val="NoSpacing"/>
+        <w:numPr>
+          <w:ilvl w:val="0"/>
+          <w:numId w:val="29"/>
+        </w:numPr>
+      </w:pPr>
+      <w:r>
+        <w:rPr>
+          <w:b/>
+          <w:bCs/>
+        </w:rPr>
+        <w:t>Man vs. Circumstance (Classical Conflict)</w:t>
+      </w:r>
+      <w:r>
+        <w:t xml:space="preserve"> – A conflict where a </w:t>
+      </w:r>
+      <w:r>
+        <w:rPr>
+          <w:b/>
+          <w:bCs/>
+        </w:rPr>
+        <w:t>character struggles against difficult situations or conditions</w:t>
+      </w:r>
+      <w:r>
+        <w:t xml:space="preserve">, such as </w:t>
+      </w:r>
+      <w:r>
+        <w:rPr>
+          <w:b/>
+          <w:bCs/>
+        </w:rPr>
+        <w:t>poverty</w:t>
+      </w:r>
+      <w:r>
+        <w:t xml:space="preserve">, </w:t>
+      </w:r>
+      <w:r>
+        <w:rPr>
+          <w:b/>
+          <w:bCs/>
+        </w:rPr>
+        <w:t>war</w:t>
+      </w:r>
+      <w:r>
+        <w:t xml:space="preserve">, </w:t>
+      </w:r>
+      <w:r>
+        <w:rPr>
+          <w:b/>
+          <w:bCs/>
+        </w:rPr>
+        <w:t>illness</w:t>
+      </w:r>
+      <w:r>
+        <w:t xml:space="preserve">, </w:t>
+      </w:r>
+      <w:r>
+        <w:rPr>
+          <w:b/>
+          <w:bCs/>
+        </w:rPr>
+        <w:t>accidents</w:t>
+      </w:r>
+      <w:r>
+        <w:t xml:space="preserve">, or </w:t>
+      </w:r>
+      <w:r>
+        <w:rPr>
+          <w:b/>
+          <w:bCs/>
+        </w:rPr>
+        <w:t>bad luck</w:t>
+      </w:r>
+      <w:r>
+        <w:t xml:space="preserve">. </w:t>
+      </w:r>
+    </w:p>
+    <w:p>
+      <w:pPr>
+        <w:pStyle w:val="NoSpacing"/>
+        <w:numPr>
+          <w:ilvl w:val="0"/>
+          <w:numId w:val="29"/>
+        </w:numPr>
+      </w:pPr>
+      <w:r>
+        <w:rPr>
+          <w:b/>
+          <w:bCs/>
+        </w:rPr>
+        <w:t>Man vs. Society (Social Conflict)</w:t>
+      </w:r>
+      <w:r>
+        <w:t xml:space="preserve"> – A conflict where a </w:t>
+      </w:r>
+      <w:r>
+        <w:rPr>
+          <w:b/>
+          <w:bCs/>
+        </w:rPr>
+        <w:t>character opposes society</w:t>
+      </w:r>
+      <w:r>
+        <w:t xml:space="preserve">, including its </w:t>
+      </w:r>
+      <w:r>
+        <w:rPr>
+          <w:b/>
+          <w:bCs/>
+        </w:rPr>
+        <w:t>laws</w:t>
+      </w:r>
+      <w:r>
+        <w:t xml:space="preserve">, </w:t>
+      </w:r>
+      <w:r>
+        <w:rPr>
+          <w:b/>
+          <w:bCs/>
+        </w:rPr>
+        <w:t>traditions</w:t>
+      </w:r>
+      <w:r>
+        <w:t xml:space="preserve">, </w:t>
+      </w:r>
+      <w:r>
+        <w:rPr>
+          <w:b/>
+          <w:bCs/>
+        </w:rPr>
+        <w:t>customs</w:t>
+      </w:r>
+      <w:r>
+        <w:t xml:space="preserve">, or </w:t>
+      </w:r>
+      <w:r>
+        <w:rPr>
+          <w:b/>
+          <w:bCs/>
+        </w:rPr>
+        <w:t>social expectations</w:t>
+      </w:r>
+      <w:r>
+        <w:t xml:space="preserve">. </w:t>
+      </w:r>
+    </w:p>
+    <w:p>
+      <w:pPr>
+        <w:pStyle w:val="NoSpacing"/>
+        <w:numPr>
+          <w:ilvl w:val="0"/>
+          <w:numId w:val="29"/>
+        </w:numPr>
+      </w:pPr>
+      <w:r>
+        <w:rPr>
+          <w:b/>
+          <w:bCs/>
+        </w:rPr>
+        <w:t>Man vs. Himself (Psychological Conflict)</w:t>
+      </w:r>
+      <w:r>
+        <w:t xml:space="preserve"> – A conflict where a </w:t>
+      </w:r>
+      <w:r>
+        <w:rPr>
+          <w:b/>
+          <w:bCs/>
+        </w:rPr>
+        <w:t>character struggles with their own thoughts</w:t>
+      </w:r>
+      <w:r>
+        <w:t xml:space="preserve">, </w:t>
+      </w:r>
+      <w:r>
+        <w:rPr>
+          <w:b/>
+          <w:bCs/>
+        </w:rPr>
+        <w:t>emotions</w:t>
+      </w:r>
+      <w:r>
+        <w:t xml:space="preserve">, </w:t>
+      </w:r>
+      <w:r>
+        <w:rPr>
+          <w:b/>
+          <w:bCs/>
+        </w:rPr>
+        <w:t>beliefs</w:t>
+      </w:r>
+      <w:r>
+        <w:t xml:space="preserve">, </w:t>
+      </w:r>
+      <w:r>
+        <w:rPr>
+          <w:b/>
+          <w:bCs/>
+        </w:rPr>
+        <w:t>fears</w:t>
+      </w:r>
+      <w:r>
+        <w:t xml:space="preserve">, or </w:t>
+      </w:r>
+      <w:r>
+        <w:rPr>
+          <w:b/>
+          <w:bCs/>
+        </w:rPr>
+        <w:t>decisions</w:t>
+      </w:r>
+      <w:r>
+        <w:t xml:space="preserve">. </w:t>
+      </w:r>
+    </w:p>
+    <w:p>
+      <w:pPr>
+        <w:pStyle w:val="NoSpacing"/>
+        <w:numPr>
+          <w:ilvl w:val="0"/>
+          <w:numId w:val="31"/>
+        </w:numPr>
+      </w:pPr>
+      <w:r>
+        <w:rPr>
+          <w:b/>
+          <w:bCs/>
+        </w:rPr>
+        <w:lastRenderedPageBreak/>
+        <w:t>Character Patterns</w:t>
+      </w:r>
+      <w:r>
+        <w:t xml:space="preserve"> – </w:t>
+      </w:r>
+      <w:r>
+        <w:rPr>
+          <w:b/>
+          <w:bCs/>
+        </w:rPr>
+        <w:t>Recurring character roles</w:t>
+      </w:r>
+      <w:r>
+        <w:t xml:space="preserve">, </w:t>
+      </w:r>
+      <w:r>
+        <w:rPr>
+          <w:b/>
+          <w:bCs/>
+        </w:rPr>
+        <w:t>behaviors</w:t>
+      </w:r>
+      <w:r>
+        <w:t xml:space="preserve">, or </w:t>
+      </w:r>
+      <w:r>
+        <w:rPr>
+          <w:b/>
+          <w:bCs/>
+        </w:rPr>
+        <w:t>development</w:t>
+      </w:r>
+      <w:r>
+        <w:t xml:space="preserve"> found in stories. Examples include the </w:t>
+      </w:r>
+      <w:r>
+        <w:rPr>
+          <w:b/>
+          <w:bCs/>
+        </w:rPr>
+        <w:t>hero's journey</w:t>
+      </w:r>
+      <w:r>
+        <w:t xml:space="preserve">, </w:t>
+      </w:r>
+      <w:r>
+        <w:rPr>
+          <w:b/>
+          <w:bCs/>
+        </w:rPr>
+        <w:t>mentor</w:t>
+      </w:r>
+      <w:r>
+        <w:t xml:space="preserve">, </w:t>
+      </w:r>
+      <w:r>
+        <w:rPr>
+          <w:b/>
+          <w:bCs/>
+        </w:rPr>
+        <w:t>villain</w:t>
+      </w:r>
+      <w:r>
+        <w:t xml:space="preserve">, or a character's </w:t>
+      </w:r>
+      <w:r>
+        <w:rPr>
+          <w:b/>
+          <w:bCs/>
+        </w:rPr>
+        <w:t>growth and transformation</w:t>
+      </w:r>
+      <w:r>
+        <w:t xml:space="preserve">. </w:t>
+      </w:r>
+    </w:p>
+    <w:p>
+      <w:pPr>
+        <w:pStyle w:val="NoSpacing"/>
+        <w:numPr>
+          <w:ilvl w:val="0"/>
+          <w:numId w:val="32"/>
+        </w:numPr>
+      </w:pPr>
+      <w:r>
+        <w:rPr>
+          <w:b/>
+          <w:bCs/>
+        </w:rPr>
+        <w:t>Hero</w:t>
+      </w:r>
+      <w:r>
+        <w:t xml:space="preserve"> – The </w:t>
+      </w:r>
+      <w:r>
+        <w:rPr>
+          <w:b/>
+          <w:bCs/>
+        </w:rPr>
+        <w:t>main character</w:t>
+      </w:r>
+      <w:r>
+        <w:t xml:space="preserve"> who faces </w:t>
+      </w:r>
+      <w:r>
+        <w:rPr>
+          <w:b/>
+          <w:bCs/>
+        </w:rPr>
+        <w:t>challenges</w:t>
+      </w:r>
+      <w:r>
+        <w:t xml:space="preserve">, undergoes </w:t>
+      </w:r>
+      <w:r>
+        <w:rPr>
+          <w:b/>
+          <w:bCs/>
+        </w:rPr>
+        <w:t>growth</w:t>
+      </w:r>
+      <w:r>
+        <w:t xml:space="preserve">, and strives to achieve an important </w:t>
+      </w:r>
+      <w:r>
+        <w:rPr>
+          <w:b/>
+          <w:bCs/>
+        </w:rPr>
+        <w:t>goal</w:t>
+      </w:r>
+      <w:r>
+        <w:t xml:space="preserve">. </w:t>
+      </w:r>
+    </w:p>
+    <w:p>
+      <w:pPr>
+        <w:pStyle w:val="NoSpacing"/>
+        <w:numPr>
+          <w:ilvl w:val="0"/>
+          <w:numId w:val="32"/>
+        </w:numPr>
+      </w:pPr>
+      <w:r>
+        <w:rPr>
+          <w:b/>
+          <w:bCs/>
+        </w:rPr>
+        <w:t>Villain (Shadow)</w:t>
+      </w:r>
+      <w:r>
+        <w:t xml:space="preserve"> – The </w:t>
+      </w:r>
+      <w:r>
+        <w:rPr>
+          <w:b/>
+          <w:bCs/>
+        </w:rPr>
+        <w:t>main antagonist</w:t>
+      </w:r>
+      <w:r>
+        <w:t xml:space="preserve"> or </w:t>
+      </w:r>
+      <w:r>
+        <w:rPr>
+          <w:b/>
+          <w:bCs/>
+        </w:rPr>
+        <w:t>opposing force</w:t>
+      </w:r>
+      <w:r>
+        <w:t xml:space="preserve"> that challenges the </w:t>
+      </w:r>
+      <w:r>
+        <w:rPr>
+          <w:b/>
+          <w:bCs/>
+        </w:rPr>
+        <w:t>hero</w:t>
+      </w:r>
+      <w:r>
+        <w:t xml:space="preserve">. The shadow often represents </w:t>
+      </w:r>
+      <w:r>
+        <w:rPr>
+          <w:b/>
+          <w:bCs/>
+        </w:rPr>
+        <w:t>evil</w:t>
+      </w:r>
+      <w:r>
+        <w:t xml:space="preserve">, </w:t>
+      </w:r>
+      <w:r>
+        <w:rPr>
+          <w:b/>
+          <w:bCs/>
+        </w:rPr>
+        <w:t>fear</w:t>
+      </w:r>
+      <w:r>
+        <w:t xml:space="preserve">, or the hero's </w:t>
+      </w:r>
+      <w:r>
+        <w:rPr>
+          <w:b/>
+          <w:bCs/>
+        </w:rPr>
+        <w:t>greatest obstacle</w:t>
+      </w:r>
+      <w:r>
+        <w:t xml:space="preserve">. </w:t>
+      </w:r>
+    </w:p>
+    <w:p>
+      <w:pPr>
+        <w:pStyle w:val="NoSpacing"/>
+        <w:numPr>
+          <w:ilvl w:val="0"/>
+          <w:numId w:val="32"/>
+        </w:numPr>
+      </w:pPr>
+      <w:r>
+        <w:rPr>
+          <w:b/>
+          <w:bCs/>
+        </w:rPr>
+        <w:t>Mentor</w:t>
+      </w:r>
+      <w:r>
+        <w:t xml:space="preserve"> – A </w:t>
+      </w:r>
+      <w:r>
+        <w:rPr>
+          <w:b/>
+          <w:bCs/>
+        </w:rPr>
+        <w:t>wise and experienced guide</w:t>
+      </w:r>
+      <w:r>
+        <w:t xml:space="preserve"> who provides the hero with </w:t>
+      </w:r>
+      <w:r>
+        <w:rPr>
+          <w:b/>
+          <w:bCs/>
+        </w:rPr>
+        <w:t>advice</w:t>
+      </w:r>
+      <w:r>
+        <w:t xml:space="preserve">, </w:t>
+      </w:r>
+      <w:r>
+        <w:rPr>
+          <w:b/>
+          <w:bCs/>
+        </w:rPr>
+        <w:t>training</w:t>
+      </w:r>
+      <w:r>
+        <w:t xml:space="preserve">, </w:t>
+      </w:r>
+      <w:r>
+        <w:rPr>
+          <w:b/>
+          <w:bCs/>
+        </w:rPr>
+        <w:t>knowledge</w:t>
+      </w:r>
+      <w:r>
+        <w:t xml:space="preserve">, or </w:t>
+      </w:r>
+      <w:r>
+        <w:rPr>
+          <w:b/>
+          <w:bCs/>
+        </w:rPr>
+        <w:t>encouragement</w:t>
+      </w:r>
+      <w:r>
+        <w:t xml:space="preserve"> to overcome challenges. </w:t>
+      </w:r>
+    </w:p>
+    <w:p>
+      <w:pPr>
+        <w:pStyle w:val="NoSpacing"/>
+        <w:numPr>
+          <w:ilvl w:val="0"/>
+          <w:numId w:val="32"/>
+        </w:numPr>
+      </w:pPr>
+      <w:r>
+        <w:rPr>
+          <w:b/>
+          <w:bCs/>
+        </w:rPr>
+        <w:t>Companion (Ally)</w:t>
+      </w:r>
+      <w:r>
+        <w:t xml:space="preserve"> – A </w:t>
+      </w:r>
+      <w:r>
+        <w:rPr>
+          <w:b/>
+          <w:bCs/>
+        </w:rPr>
+        <w:t>friend</w:t>
+      </w:r>
+      <w:r>
+        <w:t xml:space="preserve">, </w:t>
+      </w:r>
+      <w:r>
+        <w:rPr>
+          <w:b/>
+          <w:bCs/>
+        </w:rPr>
+        <w:t>partner</w:t>
+      </w:r>
+      <w:r>
+        <w:t xml:space="preserve">, or </w:t>
+      </w:r>
+      <w:r>
+        <w:rPr>
+          <w:b/>
+          <w:bCs/>
+        </w:rPr>
+        <w:t>teammate</w:t>
+      </w:r>
+      <w:r>
+        <w:t xml:space="preserve"> who </w:t>
+      </w:r>
+      <w:r>
+        <w:rPr>
+          <w:b/>
+          <w:bCs/>
+        </w:rPr>
+        <w:t>supports</w:t>
+      </w:r>
+      <w:r>
+        <w:t xml:space="preserve">, </w:t>
+      </w:r>
+      <w:r>
+        <w:rPr>
+          <w:b/>
+          <w:bCs/>
+        </w:rPr>
+        <w:t>helps</w:t>
+      </w:r>
+      <w:r>
+        <w:t xml:space="preserve">, and </w:t>
+      </w:r>
+      <w:r>
+        <w:rPr>
+          <w:b/>
+          <w:bCs/>
+        </w:rPr>
+        <w:t>accompanies</w:t>
+      </w:r>
+      <w:r>
+        <w:t xml:space="preserve"> the hero throughout the journey. </w:t>
+      </w:r>
+    </w:p>
+    <w:p>
+      <w:pPr>
+        <w:pStyle w:val="NoSpacing"/>
+        <w:numPr>
+          <w:ilvl w:val="0"/>
+          <w:numId w:val="32"/>
+        </w:numPr>
+      </w:pPr>
+      <w:r>
+        <w:rPr>
+          <w:b/>
+          <w:bCs/>
+        </w:rPr>
+        <w:t>Trickster</w:t>
+      </w:r>
+      <w:r>
+        <w:t xml:space="preserve"> – A character who uses </w:t>
+      </w:r>
+      <w:r>
+        <w:rPr>
+          <w:b/>
+          <w:bCs/>
+        </w:rPr>
+        <w:t>humor</w:t>
+      </w:r>
+      <w:r>
+        <w:t xml:space="preserve">, </w:t>
+      </w:r>
+      <w:r>
+        <w:rPr>
+          <w:b/>
+          <w:bCs/>
+        </w:rPr>
+        <w:t>cleverness</w:t>
+      </w:r>
+      <w:r>
+        <w:t xml:space="preserve">, or </w:t>
+      </w:r>
+      <w:r>
+        <w:rPr>
+          <w:b/>
+          <w:bCs/>
+        </w:rPr>
+        <w:t>deception</w:t>
+      </w:r>
+      <w:r>
+        <w:t xml:space="preserve"> to create </w:t>
+      </w:r>
+      <w:r>
+        <w:rPr>
+          <w:b/>
+          <w:bCs/>
+        </w:rPr>
+        <w:t>conflict</w:t>
+      </w:r>
+      <w:r>
+        <w:t xml:space="preserve">, </w:t>
+      </w:r>
+      <w:r>
+        <w:rPr>
+          <w:b/>
+          <w:bCs/>
+        </w:rPr>
+        <w:t>surprises</w:t>
+      </w:r>
+      <w:r>
+        <w:t xml:space="preserve">, or </w:t>
+      </w:r>
+      <w:r>
+        <w:rPr>
+          <w:b/>
+          <w:bCs/>
+        </w:rPr>
+        <w:t>change</w:t>
+      </w:r>
+      <w:r>
+        <w:t xml:space="preserve">, often challenging the normal order of things. </w:t>
+      </w:r>
+    </w:p>
+    <w:p>
+      <w:pPr>
+        <w:pStyle w:val="NoSpacing"/>
+        <w:numPr>
+          <w:ilvl w:val="0"/>
+          <w:numId w:val="32"/>
+        </w:numPr>
+      </w:pPr>
+      <w:r>
+        <w:rPr>
+          <w:b/>
+          <w:bCs/>
+          <w:lang w:val="en-US"/>
+        </w:rPr>
+        <w:t>Shapeshifter</w:t>
+      </w:r>
+      <w:r>
+        <w:rPr>
+          <w:lang w:val="en-US"/>
+        </w:rPr>
+        <w:t xml:space="preserve"> – A character whose </w:t>
+      </w:r>
+      <w:r>
+        <w:rPr>
+          <w:b/>
+          <w:bCs/>
+          <w:lang w:val="en-US"/>
+        </w:rPr>
+        <w:t>loyalties</w:t>
+      </w:r>
+      <w:r>
+        <w:rPr>
+          <w:lang w:val="en-US"/>
+        </w:rPr>
+        <w:t xml:space="preserve">, </w:t>
+      </w:r>
+      <w:r>
+        <w:rPr>
+          <w:b/>
+          <w:bCs/>
+          <w:lang w:val="en-US"/>
+        </w:rPr>
+        <w:t>personality</w:t>
+      </w:r>
+      <w:r>
+        <w:rPr>
+          <w:lang w:val="en-US"/>
+        </w:rPr>
+        <w:t xml:space="preserve">, or </w:t>
+      </w:r>
+      <w:r>
+        <w:rPr>
+          <w:b/>
+          <w:bCs/>
+          <w:lang w:val="en-US"/>
+        </w:rPr>
+        <w:t>intentions</w:t>
+      </w:r>
+      <w:r>
+        <w:rPr>
+          <w:lang w:val="en-US"/>
+        </w:rPr>
+        <w:t xml:space="preserve"> are </w:t>
+      </w:r>
+      <w:r>
+        <w:rPr>
+          <w:b/>
+          <w:bCs/>
+          <w:lang w:val="en-US"/>
+        </w:rPr>
+        <w:t>uncertain</w:t>
+      </w:r>
+      <w:r>
+        <w:rPr>
+          <w:lang w:val="en-US"/>
+        </w:rPr>
+        <w:t xml:space="preserve"> or </w:t>
+      </w:r>
+      <w:r>
+        <w:rPr>
+          <w:b/>
+          <w:bCs/>
+          <w:lang w:val="en-US"/>
+        </w:rPr>
+        <w:t>constantly changing</w:t>
+      </w:r>
+      <w:r>
+        <w:rPr>
+          <w:lang w:val="en-US"/>
+        </w:rPr>
+        <w:t xml:space="preserve">, making them </w:t>
+      </w:r>
+      <w:r>
+        <w:rPr>
+          <w:b/>
+          <w:bCs/>
+          <w:lang w:val="en-US"/>
+        </w:rPr>
+        <w:t>unpredictable</w:t>
+      </w:r>
+      <w:r>
+        <w:rPr>
+          <w:lang w:val="en-US"/>
+        </w:rPr>
+        <w:t xml:space="preserve"> and difficult to trust.</w:t>
+      </w:r>
+      <w:r>
+        <w:rPr>
+          <w:vanish/>
+        </w:rPr>
+        <w:t>Top of FormBottom of Form</w:t>
+      </w:r>
+    </w:p>
+    <w:p>
+      <w:pPr>
+        <w:pStyle w:val="NoSpacing"/>
+        <w:numPr>
+          <w:ilvl w:val="0"/>
+          <w:numId w:val="31"/>
+        </w:numPr>
+      </w:pPr>
+      <w:r>
+        <w:rPr>
+          <w:b/>
+          <w:bCs/>
+        </w:rPr>
+        <w:t>Symbolic Patterns</w:t>
+      </w:r>
+      <w:r>
+        <w:t xml:space="preserve"> – The </w:t>
+      </w:r>
+      <w:r>
+        <w:rPr>
+          <w:b/>
+          <w:bCs/>
+        </w:rPr>
+        <w:t>repeated use of symbols</w:t>
+      </w:r>
+      <w:r>
+        <w:t xml:space="preserve">, </w:t>
+      </w:r>
+      <w:r>
+        <w:rPr>
+          <w:b/>
+          <w:bCs/>
+        </w:rPr>
+        <w:t>images</w:t>
+      </w:r>
+      <w:r>
+        <w:t xml:space="preserve">, </w:t>
+      </w:r>
+      <w:r>
+        <w:rPr>
+          <w:b/>
+          <w:bCs/>
+        </w:rPr>
+        <w:t>objects</w:t>
+      </w:r>
+      <w:r>
+        <w:t xml:space="preserve">, or </w:t>
+      </w:r>
+      <w:r>
+        <w:rPr>
+          <w:b/>
+          <w:bCs/>
+        </w:rPr>
+        <w:t>events</w:t>
+      </w:r>
+      <w:r>
+        <w:t xml:space="preserve"> to represent </w:t>
+      </w:r>
+      <w:r>
+        <w:rPr>
+          <w:b/>
+          <w:bCs/>
+        </w:rPr>
+        <w:t>deeper ideas</w:t>
+      </w:r>
+      <w:r>
+        <w:t xml:space="preserve">, </w:t>
+      </w:r>
+      <w:r>
+        <w:rPr>
+          <w:b/>
+          <w:bCs/>
+        </w:rPr>
+        <w:t>emotions</w:t>
+      </w:r>
+      <w:r>
+        <w:t xml:space="preserve">, or </w:t>
+      </w:r>
+      <w:r>
+        <w:rPr>
+          <w:b/>
+          <w:bCs/>
+        </w:rPr>
+        <w:t>themes</w:t>
+      </w:r>
+      <w:r>
+        <w:t xml:space="preserve"> throughout a literary work. </w:t>
+      </w:r>
+    </w:p>
+    <w:p>
+      <w:pPr>
+        <w:pStyle w:val="NoSpacing"/>
+        <w:numPr>
+          <w:ilvl w:val="0"/>
+          <w:numId w:val="31"/>
+        </w:numPr>
+      </w:pPr>
+      <w:r>
+        <w:rPr>
+          <w:b/>
+          <w:bCs/>
+        </w:rPr>
+        <w:t>Motif</w:t>
+      </w:r>
+      <w:r>
+        <w:t xml:space="preserve"> – A </w:t>
+      </w:r>
+      <w:r>
+        <w:rPr>
+          <w:b/>
+          <w:bCs/>
+        </w:rPr>
+        <w:t>recurring image</w:t>
+      </w:r>
+      <w:r>
+        <w:t xml:space="preserve">, </w:t>
+      </w:r>
+      <w:r>
+        <w:rPr>
+          <w:b/>
+          <w:bCs/>
+        </w:rPr>
+        <w:t>idea</w:t>
+      </w:r>
+      <w:r>
+        <w:t xml:space="preserve">, </w:t>
+      </w:r>
+      <w:r>
+        <w:rPr>
+          <w:b/>
+          <w:bCs/>
+        </w:rPr>
+        <w:t>symbol</w:t>
+      </w:r>
+      <w:r>
+        <w:t xml:space="preserve">, </w:t>
+      </w:r>
+      <w:r>
+        <w:rPr>
+          <w:b/>
+          <w:bCs/>
+        </w:rPr>
+        <w:t>phrase</w:t>
+      </w:r>
+      <w:r>
+        <w:t xml:space="preserve">, or </w:t>
+      </w:r>
+      <w:r>
+        <w:rPr>
+          <w:b/>
+          <w:bCs/>
+        </w:rPr>
+        <w:t>event</w:t>
+      </w:r>
+      <w:r>
+        <w:t xml:space="preserve"> that appears repeatedly in a story to </w:t>
+      </w:r>
+      <w:r>
+        <w:rPr>
+          <w:b/>
+          <w:bCs/>
+        </w:rPr>
+        <w:t>reinforce its theme</w:t>
+      </w:r>
+      <w:r>
+        <w:t xml:space="preserve"> or </w:t>
+      </w:r>
+      <w:r>
+        <w:rPr>
+          <w:b/>
+          <w:bCs/>
+        </w:rPr>
+        <w:t>develop meaning</w:t>
+      </w:r>
+      <w:r>
+        <w:t xml:space="preserve">. </w:t>
+      </w:r>
+    </w:p>
+    <w:p>
+      <w:pPr>
+        <w:pStyle w:val="NoSpacing"/>
+        <w:numPr>
+          <w:ilvl w:val="0"/>
+          <w:numId w:val="31"/>
+        </w:numPr>
+      </w:pPr>
+      <w:r>
+        <w:rPr>
+          <w:b/>
+          <w:bCs/>
+        </w:rPr>
+        <w:t>Archetypes</w:t>
+      </w:r>
+      <w:r>
+        <w:t xml:space="preserve"> – </w:t>
+      </w:r>
+      <w:r>
+        <w:rPr>
+          <w:b/>
+          <w:bCs/>
+        </w:rPr>
+        <w:t>Universal characters</w:t>
+      </w:r>
+      <w:r>
+        <w:t xml:space="preserve">, </w:t>
+      </w:r>
+      <w:r>
+        <w:rPr>
+          <w:b/>
+          <w:bCs/>
+        </w:rPr>
+        <w:t>symbols</w:t>
+      </w:r>
+      <w:r>
+        <w:t xml:space="preserve">, </w:t>
+      </w:r>
+      <w:r>
+        <w:rPr>
+          <w:b/>
+          <w:bCs/>
+        </w:rPr>
+        <w:t>settings</w:t>
+      </w:r>
+      <w:r>
+        <w:t xml:space="preserve">, or </w:t>
+      </w:r>
+      <w:r>
+        <w:rPr>
+          <w:b/>
+          <w:bCs/>
+        </w:rPr>
+        <w:t>situations</w:t>
+      </w:r>
+      <w:r>
+        <w:t xml:space="preserve"> that appear repeatedly across different cultures and literary works. Examples include the </w:t>
+      </w:r>
+      <w:r>
+        <w:rPr>
+          <w:b/>
+          <w:bCs/>
+        </w:rPr>
+        <w:t>Hero</w:t>
+      </w:r>
+      <w:r>
+        <w:t xml:space="preserve">, </w:t>
+      </w:r>
+      <w:r>
+        <w:rPr>
+          <w:b/>
+          <w:bCs/>
+        </w:rPr>
+        <w:t>Mentor</w:t>
+      </w:r>
+      <w:r>
+        <w:t xml:space="preserve">, </w:t>
+      </w:r>
+      <w:r>
+        <w:rPr>
+          <w:b/>
+          <w:bCs/>
+        </w:rPr>
+        <w:t>Villain</w:t>
+      </w:r>
+      <w:r>
+        <w:t xml:space="preserve">, </w:t>
+      </w:r>
+      <w:r>
+        <w:rPr>
+          <w:b/>
+          <w:bCs/>
+        </w:rPr>
+        <w:t>The Quest</w:t>
+      </w:r>
+      <w:r>
+        <w:t xml:space="preserve">, and </w:t>
+      </w:r>
+      <w:r>
+        <w:rPr>
+          <w:b/>
+          <w:bCs/>
+        </w:rPr>
+        <w:t>The Journey</w:t>
+      </w:r>
+      <w:r>
+        <w:t>.</w:t>
+      </w:r>
+    </w:p>
+    <w:p>
+      <w:pPr>
+        <w:pStyle w:val="NoSpacing"/>
+        <w:numPr>
+          <w:ilvl w:val="0"/>
+          <w:numId w:val="32"/>
+        </w:numPr>
+      </w:pPr>
+      <w:r>
+        <w:rPr>
+          <w:b/>
+          <w:bCs/>
+        </w:rPr>
+        <w:t>Hero</w:t>
+      </w:r>
+      <w:r>
+        <w:t xml:space="preserve"> – The </w:t>
+      </w:r>
+      <w:r>
+        <w:rPr>
+          <w:b/>
+          <w:bCs/>
+        </w:rPr>
+        <w:t>main character</w:t>
+      </w:r>
+      <w:r>
+        <w:t xml:space="preserve"> who faces </w:t>
+      </w:r>
+      <w:r>
+        <w:rPr>
+          <w:b/>
+          <w:bCs/>
+        </w:rPr>
+        <w:t>challenges</w:t>
+      </w:r>
+      <w:r>
+        <w:t xml:space="preserve">, undergoes </w:t>
+      </w:r>
+      <w:r>
+        <w:rPr>
+          <w:b/>
+          <w:bCs/>
+        </w:rPr>
+        <w:t>growth</w:t>
+      </w:r>
+      <w:r>
+        <w:t xml:space="preserve">, and strives to achieve an important </w:t>
+      </w:r>
+      <w:r>
+        <w:rPr>
+          <w:b/>
+          <w:bCs/>
+        </w:rPr>
+        <w:t>goal</w:t>
+      </w:r>
+      <w:r>
+        <w:t xml:space="preserve">. </w:t>
+      </w:r>
+    </w:p>
+    <w:p>
+      <w:pPr>
+        <w:pStyle w:val="NoSpacing"/>
+        <w:numPr>
+          <w:ilvl w:val="0"/>
+          <w:numId w:val="32"/>
+        </w:numPr>
+      </w:pPr>
+      <w:r>
+        <w:rPr>
+          <w:b/>
+          <w:bCs/>
+        </w:rPr>
+        <w:t>Villain (Shadow)</w:t>
+      </w:r>
+      <w:r>
+        <w:t xml:space="preserve"> – The </w:t>
+      </w:r>
+      <w:r>
+        <w:rPr>
+          <w:b/>
+          <w:bCs/>
+        </w:rPr>
+        <w:t>main antagonist</w:t>
+      </w:r>
+      <w:r>
+        <w:t xml:space="preserve"> or </w:t>
+      </w:r>
+      <w:r>
+        <w:rPr>
+          <w:b/>
+          <w:bCs/>
+        </w:rPr>
+        <w:t>opposing force</w:t>
+      </w:r>
+      <w:r>
+        <w:t xml:space="preserve"> that challenges the </w:t>
+      </w:r>
+      <w:r>
+        <w:rPr>
+          <w:b/>
+          <w:bCs/>
+        </w:rPr>
+        <w:t>hero</w:t>
+      </w:r>
+      <w:r>
+        <w:t xml:space="preserve">. The shadow often represents </w:t>
+      </w:r>
+      <w:r>
+        <w:rPr>
+          <w:b/>
+          <w:bCs/>
+        </w:rPr>
+        <w:t>evil</w:t>
+      </w:r>
+      <w:r>
+        <w:t xml:space="preserve">, </w:t>
+      </w:r>
+      <w:r>
+        <w:rPr>
+          <w:b/>
+          <w:bCs/>
+        </w:rPr>
+        <w:t>fear</w:t>
+      </w:r>
+      <w:r>
+        <w:t xml:space="preserve">, or the hero's </w:t>
+      </w:r>
+      <w:r>
+        <w:rPr>
+          <w:b/>
+          <w:bCs/>
+        </w:rPr>
+        <w:t>greatest obstacle</w:t>
+      </w:r>
+      <w:r>
+        <w:t xml:space="preserve">. </w:t>
+      </w:r>
+    </w:p>
+    <w:p>
+      <w:pPr>
+        <w:pStyle w:val="NoSpacing"/>
+        <w:numPr>
+          <w:ilvl w:val="0"/>
+          <w:numId w:val="32"/>
+        </w:numPr>
+      </w:pPr>
+      <w:r>
+        <w:rPr>
+          <w:b/>
+          <w:bCs/>
+        </w:rPr>
+        <w:t>Mentor</w:t>
+      </w:r>
+      <w:r>
+        <w:t xml:space="preserve"> – A </w:t>
+      </w:r>
+      <w:r>
+        <w:rPr>
+          <w:b/>
+          <w:bCs/>
+        </w:rPr>
+        <w:t>wise and experienced guide</w:t>
+      </w:r>
+      <w:r>
+        <w:t xml:space="preserve"> who provides the hero with </w:t>
+      </w:r>
+      <w:r>
+        <w:rPr>
+          <w:b/>
+          <w:bCs/>
+        </w:rPr>
+        <w:t>advice</w:t>
+      </w:r>
+      <w:r>
+        <w:t xml:space="preserve">, </w:t>
+      </w:r>
+      <w:r>
+        <w:rPr>
+          <w:b/>
+          <w:bCs/>
+        </w:rPr>
+        <w:t>training</w:t>
+      </w:r>
+      <w:r>
+        <w:t xml:space="preserve">, </w:t>
+      </w:r>
+      <w:r>
+        <w:rPr>
+          <w:b/>
+          <w:bCs/>
+        </w:rPr>
+        <w:t>knowledge</w:t>
+      </w:r>
+      <w:r>
+        <w:t xml:space="preserve">, or </w:t>
+      </w:r>
+      <w:r>
+        <w:rPr>
+          <w:b/>
+          <w:bCs/>
+        </w:rPr>
+        <w:t>encouragement</w:t>
+      </w:r>
+      <w:r>
+        <w:t xml:space="preserve"> to overcome challenges. </w:t>
+      </w:r>
+    </w:p>
+    <w:p>
+      <w:pPr>
+        <w:pStyle w:val="NoSpacing"/>
+        <w:numPr>
+          <w:ilvl w:val="0"/>
+          <w:numId w:val="32"/>
+        </w:numPr>
+      </w:pPr>
+      <w:r>
+        <w:rPr>
+          <w:b/>
+          <w:bCs/>
+        </w:rPr>
+        <w:t>Companion (Ally)</w:t>
+      </w:r>
+      <w:r>
+        <w:t xml:space="preserve"> – A </w:t>
+      </w:r>
+      <w:r>
+        <w:rPr>
+          <w:b/>
+          <w:bCs/>
+        </w:rPr>
+        <w:t>friend</w:t>
+      </w:r>
+      <w:r>
+        <w:t xml:space="preserve">, </w:t>
+      </w:r>
+      <w:r>
+        <w:rPr>
+          <w:b/>
+          <w:bCs/>
+        </w:rPr>
+        <w:t>partner</w:t>
+      </w:r>
+      <w:r>
+        <w:t xml:space="preserve">, or </w:t>
+      </w:r>
+      <w:r>
+        <w:rPr>
+          <w:b/>
+          <w:bCs/>
+        </w:rPr>
+        <w:t>teammate</w:t>
+      </w:r>
+      <w:r>
+        <w:t xml:space="preserve"> who </w:t>
+      </w:r>
+      <w:r>
+        <w:rPr>
+          <w:b/>
+          <w:bCs/>
+        </w:rPr>
+        <w:t>supports</w:t>
+      </w:r>
+      <w:r>
+        <w:t xml:space="preserve">, </w:t>
+      </w:r>
+      <w:r>
+        <w:rPr>
+          <w:b/>
+          <w:bCs/>
+        </w:rPr>
+        <w:t>helps</w:t>
+      </w:r>
+      <w:r>
+        <w:t xml:space="preserve">, and </w:t>
+      </w:r>
+      <w:r>
+        <w:rPr>
+          <w:b/>
+          <w:bCs/>
+        </w:rPr>
+        <w:t>accompanies</w:t>
+      </w:r>
+      <w:r>
+        <w:t xml:space="preserve"> the hero throughout the journey. </w:t>
+      </w:r>
+    </w:p>
+    <w:p>
+      <w:pPr>
+        <w:pStyle w:val="NoSpacing"/>
+        <w:numPr>
+          <w:ilvl w:val="0"/>
+          <w:numId w:val="32"/>
+        </w:numPr>
+      </w:pPr>
+      <w:r>
+        <w:rPr>
+          <w:b/>
+          <w:bCs/>
+        </w:rPr>
+        <w:t>Trickster</w:t>
+      </w:r>
+      <w:r>
+        <w:t xml:space="preserve"> – A character who uses </w:t>
+      </w:r>
+      <w:r>
+        <w:rPr>
+          <w:b/>
+          <w:bCs/>
+        </w:rPr>
+        <w:t>humor</w:t>
+      </w:r>
+      <w:r>
+        <w:t xml:space="preserve">, </w:t>
+      </w:r>
+      <w:r>
+        <w:rPr>
+          <w:b/>
+          <w:bCs/>
+        </w:rPr>
+        <w:t>cleverness</w:t>
+      </w:r>
+      <w:r>
+        <w:t xml:space="preserve">, or </w:t>
+      </w:r>
+      <w:r>
+        <w:rPr>
+          <w:b/>
+          <w:bCs/>
+        </w:rPr>
+        <w:t>deception</w:t>
+      </w:r>
+      <w:r>
+        <w:t xml:space="preserve"> to create </w:t>
+      </w:r>
+      <w:r>
+        <w:rPr>
+          <w:b/>
+          <w:bCs/>
+        </w:rPr>
+        <w:t>conflict</w:t>
+      </w:r>
+      <w:r>
+        <w:t xml:space="preserve">, </w:t>
+      </w:r>
+      <w:r>
+        <w:rPr>
+          <w:b/>
+          <w:bCs/>
+        </w:rPr>
+        <w:t>surprises</w:t>
+      </w:r>
+      <w:r>
+        <w:t xml:space="preserve">, or </w:t>
+      </w:r>
+      <w:r>
+        <w:rPr>
+          <w:b/>
+          <w:bCs/>
+        </w:rPr>
+        <w:t>change</w:t>
+      </w:r>
+      <w:r>
+        <w:t xml:space="preserve">, often challenging the normal order of things. </w:t>
+      </w:r>
+    </w:p>
+    <w:p>
+      <w:pPr>
+        <w:pStyle w:val="NoSpacing"/>
+        <w:numPr>
+          <w:ilvl w:val="0"/>
+          <w:numId w:val="32"/>
+        </w:numPr>
+      </w:pPr>
+      <w:r>
+        <w:rPr>
+          <w:b/>
+          <w:bCs/>
+          <w:lang w:val="en-US"/>
+        </w:rPr>
+        <w:t>Shapeshifter</w:t>
+      </w:r>
+      <w:r>
+        <w:rPr>
+          <w:lang w:val="en-US"/>
+        </w:rPr>
+        <w:t xml:space="preserve"> – A character whose </w:t>
+      </w:r>
+      <w:r>
+        <w:rPr>
+          <w:b/>
+          <w:bCs/>
+          <w:lang w:val="en-US"/>
+        </w:rPr>
+        <w:t>loyalties</w:t>
+      </w:r>
+      <w:r>
+        <w:rPr>
+          <w:lang w:val="en-US"/>
+        </w:rPr>
+        <w:t xml:space="preserve">, </w:t>
+      </w:r>
+      <w:r>
+        <w:rPr>
+          <w:b/>
+          <w:bCs/>
+          <w:lang w:val="en-US"/>
+        </w:rPr>
+        <w:t>personality</w:t>
+      </w:r>
+      <w:r>
+        <w:rPr>
+          <w:lang w:val="en-US"/>
+        </w:rPr>
+        <w:t xml:space="preserve">, or </w:t>
+      </w:r>
+      <w:r>
+        <w:rPr>
+          <w:b/>
+          <w:bCs/>
+          <w:lang w:val="en-US"/>
+        </w:rPr>
+        <w:t>intentions</w:t>
+      </w:r>
+      <w:r>
+        <w:rPr>
+          <w:lang w:val="en-US"/>
+        </w:rPr>
+        <w:t xml:space="preserve"> are </w:t>
+      </w:r>
+      <w:r>
+        <w:rPr>
+          <w:b/>
+          <w:bCs/>
+          <w:lang w:val="en-US"/>
+        </w:rPr>
+        <w:t>uncertain</w:t>
+      </w:r>
+      <w:r>
+        <w:rPr>
+          <w:lang w:val="en-US"/>
+        </w:rPr>
+        <w:t xml:space="preserve"> or </w:t>
+      </w:r>
+      <w:r>
+        <w:rPr>
+          <w:b/>
+          <w:bCs/>
+          <w:lang w:val="en-US"/>
+        </w:rPr>
+        <w:t>constantly changing</w:t>
+      </w:r>
+      <w:r>
+        <w:rPr>
+          <w:lang w:val="en-US"/>
+        </w:rPr>
+        <w:t xml:space="preserve">, making them </w:t>
+      </w:r>
+      <w:r>
+        <w:rPr>
+          <w:b/>
+          <w:bCs/>
+          <w:lang w:val="en-US"/>
+        </w:rPr>
+        <w:t>unpredictable</w:t>
+      </w:r>
+      <w:r>
+        <w:rPr>
+          <w:lang w:val="en-US"/>
+        </w:rPr>
+        <w:t xml:space="preserve"> and difficult to trust.</w:t>
+      </w:r>
+      <w:r>
+        <w:rPr>
+          <w:vanish/>
+        </w:rPr>
+        <w:t>Top of FormBottom of Form</w:t>
+      </w:r>
+    </w:p>
+    <w:p>
+      <w:pPr>
+        <w:pStyle w:val="NoSpacing"/>
+        <w:numPr>
+          <w:ilvl w:val="0"/>
+          <w:numId w:val="36"/>
+        </w:numPr>
+      </w:pPr>
+      <w:r>
+        <w:rPr>
+          <w:b/>
+          <w:bCs/>
+        </w:rPr>
+        <w:t>Linguistic Context</w:t>
+      </w:r>
+      <w:r>
+        <w:t xml:space="preserve"> – The </w:t>
+      </w:r>
+      <w:r>
+        <w:rPr>
+          <w:b/>
+          <w:bCs/>
+        </w:rPr>
+        <w:t>meaning of a word or sentence</w:t>
+      </w:r>
+      <w:r>
+        <w:t xml:space="preserve"> based on the </w:t>
+      </w:r>
+      <w:r>
+        <w:rPr>
+          <w:b/>
+          <w:bCs/>
+        </w:rPr>
+        <w:t>language surrounding it</w:t>
+      </w:r>
+      <w:r>
+        <w:t xml:space="preserve">, including the </w:t>
+      </w:r>
+      <w:r>
+        <w:rPr>
+          <w:b/>
+          <w:bCs/>
+        </w:rPr>
+        <w:t>words</w:t>
+      </w:r>
+      <w:r>
+        <w:t xml:space="preserve">, </w:t>
+      </w:r>
+      <w:r>
+        <w:rPr>
+          <w:b/>
+          <w:bCs/>
+        </w:rPr>
+        <w:t>phrases</w:t>
+      </w:r>
+      <w:r>
+        <w:t xml:space="preserve">, and </w:t>
+      </w:r>
+      <w:r>
+        <w:rPr>
+          <w:b/>
+          <w:bCs/>
+        </w:rPr>
+        <w:t>sentences</w:t>
+      </w:r>
+      <w:r>
+        <w:t xml:space="preserve"> used together. </w:t>
+      </w:r>
+    </w:p>
+    <w:p>
+      <w:pPr>
+        <w:pStyle w:val="NoSpacing"/>
+        <w:numPr>
+          <w:ilvl w:val="0"/>
+          <w:numId w:val="37"/>
+        </w:numPr>
+      </w:pPr>
+      <w:r>
+        <w:rPr>
+          <w:b/>
+          <w:bCs/>
+        </w:rPr>
+        <w:t>Deictic Context (Deixis)</w:t>
+      </w:r>
+      <w:r>
+        <w:t xml:space="preserve"> – The meaning of words that </w:t>
+      </w:r>
+      <w:r>
+        <w:rPr>
+          <w:b/>
+          <w:bCs/>
+        </w:rPr>
+        <w:t>depend on the situation or context</w:t>
+      </w:r>
+      <w:r>
+        <w:t xml:space="preserve"> in which they are used, such as </w:t>
+      </w:r>
+      <w:r>
+        <w:rPr>
+          <w:b/>
+          <w:bCs/>
+        </w:rPr>
+        <w:t>who is speaking</w:t>
+      </w:r>
+      <w:r>
+        <w:t xml:space="preserve">, </w:t>
+      </w:r>
+      <w:r>
+        <w:rPr>
+          <w:b/>
+          <w:bCs/>
+        </w:rPr>
+        <w:t>where</w:t>
+      </w:r>
+      <w:r>
+        <w:t xml:space="preserve">, and </w:t>
+      </w:r>
+      <w:r>
+        <w:rPr>
+          <w:b/>
+          <w:bCs/>
+        </w:rPr>
+        <w:t>when</w:t>
+      </w:r>
+      <w:r>
+        <w:t xml:space="preserve">. Common deictic words include </w:t>
+      </w:r>
+      <w:r>
+        <w:rPr>
+          <w:b/>
+          <w:bCs/>
+        </w:rPr>
+        <w:t>I</w:t>
+      </w:r>
+      <w:r>
+        <w:t xml:space="preserve">, </w:t>
+      </w:r>
+      <w:r>
+        <w:rPr>
+          <w:b/>
+          <w:bCs/>
+        </w:rPr>
+        <w:t>you</w:t>
+      </w:r>
+      <w:r>
+        <w:t xml:space="preserve">, </w:t>
+      </w:r>
+      <w:r>
+        <w:rPr>
+          <w:b/>
+          <w:bCs/>
+        </w:rPr>
+        <w:t>here</w:t>
+      </w:r>
+      <w:r>
+        <w:t xml:space="preserve">, </w:t>
+      </w:r>
+      <w:r>
+        <w:rPr>
+          <w:b/>
+          <w:bCs/>
+        </w:rPr>
+        <w:t>there</w:t>
+      </w:r>
+      <w:r>
+        <w:t xml:space="preserve">, </w:t>
+      </w:r>
+      <w:r>
+        <w:rPr>
+          <w:b/>
+          <w:bCs/>
+        </w:rPr>
+        <w:t>now</w:t>
+      </w:r>
+      <w:r>
+        <w:t xml:space="preserve">, and </w:t>
+      </w:r>
+      <w:r>
+        <w:rPr>
+          <w:b/>
+          <w:bCs/>
+        </w:rPr>
+        <w:t>tomorrow</w:t>
+      </w:r>
+      <w:r>
+        <w:t xml:space="preserve">. </w:t>
+      </w:r>
+    </w:p>
+    <w:p>
+      <w:pPr>
+        <w:pStyle w:val="NoSpacing"/>
+        <w:numPr>
+          <w:ilvl w:val="0"/>
+          <w:numId w:val="37"/>
+        </w:numPr>
+      </w:pPr>
+      <w:r>
+        <w:rPr>
+          <w:b/>
+          <w:bCs/>
+        </w:rPr>
+        <w:t>Co-text</w:t>
+      </w:r>
+      <w:r>
+        <w:t xml:space="preserve"> – The </w:t>
+      </w:r>
+      <w:r>
+        <w:rPr>
+          <w:b/>
+          <w:bCs/>
+        </w:rPr>
+        <w:t>words</w:t>
+      </w:r>
+      <w:r>
+        <w:t xml:space="preserve">, </w:t>
+      </w:r>
+      <w:r>
+        <w:rPr>
+          <w:b/>
+          <w:bCs/>
+        </w:rPr>
+        <w:t>phrases</w:t>
+      </w:r>
+      <w:r>
+        <w:t xml:space="preserve">, or </w:t>
+      </w:r>
+      <w:r>
+        <w:rPr>
+          <w:b/>
+          <w:bCs/>
+        </w:rPr>
+        <w:t>sentences</w:t>
+      </w:r>
+      <w:r>
+        <w:t xml:space="preserve"> that come </w:t>
+      </w:r>
+      <w:r>
+        <w:rPr>
+          <w:b/>
+          <w:bCs/>
+        </w:rPr>
+        <w:t>before and after</w:t>
+      </w:r>
+      <w:r>
+        <w:t xml:space="preserve"> a particular word or expression, helping determine its </w:t>
+      </w:r>
+      <w:r>
+        <w:rPr>
+          <w:b/>
+          <w:bCs/>
+        </w:rPr>
+        <w:t>intended meaning</w:t>
+      </w:r>
+      <w:r>
+        <w:t xml:space="preserve">. </w:t>
+      </w:r>
+    </w:p>
+    <w:p>
+      <w:pPr>
+        <w:pStyle w:val="NoSpacing"/>
+        <w:numPr>
+          <w:ilvl w:val="0"/>
+          <w:numId w:val="37"/>
+        </w:numPr>
+      </w:pPr>
+      <w:r>
+        <w:rPr>
+          <w:b/>
+          <w:bCs/>
+        </w:rPr>
+        <w:t>Collocation</w:t>
+      </w:r>
+      <w:r>
+        <w:t xml:space="preserve"> – The </w:t>
+      </w:r>
+      <w:r>
+        <w:rPr>
+          <w:b/>
+          <w:bCs/>
+        </w:rPr>
+        <w:t>natural combination of words</w:t>
+      </w:r>
+      <w:r>
+        <w:t xml:space="preserve"> that are </w:t>
+      </w:r>
+      <w:r>
+        <w:rPr>
+          <w:b/>
+          <w:bCs/>
+        </w:rPr>
+        <w:t>commonly used together</w:t>
+      </w:r>
+      <w:r>
+        <w:t xml:space="preserve"> in a language. Examples include </w:t>
+      </w:r>
+      <w:r>
+        <w:rPr>
+          <w:b/>
+          <w:bCs/>
+        </w:rPr>
+        <w:t>make a decision</w:t>
+      </w:r>
+      <w:r>
+        <w:t xml:space="preserve">, </w:t>
+      </w:r>
+      <w:r>
+        <w:rPr>
+          <w:b/>
+          <w:bCs/>
+        </w:rPr>
+        <w:t>heavy rain</w:t>
+      </w:r>
+      <w:r>
+        <w:t xml:space="preserve">, </w:t>
+      </w:r>
+      <w:r>
+        <w:rPr>
+          <w:b/>
+          <w:bCs/>
+        </w:rPr>
+        <w:t>strong coffee</w:t>
+      </w:r>
+      <w:r>
+        <w:t xml:space="preserve">, and </w:t>
+      </w:r>
+      <w:r>
+        <w:rPr>
+          <w:b/>
+          <w:bCs/>
+        </w:rPr>
+        <w:t>fast food</w:t>
+      </w:r>
+      <w:r>
+        <w:t>.</w:t>
+      </w:r>
+    </w:p>
+    <w:p>
+      <w:pPr>
+        <w:pStyle w:val="NoSpacing"/>
+        <w:numPr>
+          <w:ilvl w:val="0"/>
+          <w:numId w:val="36"/>
+        </w:numPr>
+      </w:pPr>
+      <w:r>
+        <w:rPr>
+          <w:b/>
+          <w:bCs/>
+        </w:rPr>
+        <w:lastRenderedPageBreak/>
+        <w:t>Binary Opposition</w:t>
+      </w:r>
+      <w:r>
+        <w:t xml:space="preserve"> – A </w:t>
+      </w:r>
+      <w:r>
+        <w:rPr>
+          <w:b/>
+          <w:bCs/>
+        </w:rPr>
+        <w:t>literary concept</w:t>
+      </w:r>
+      <w:r>
+        <w:t xml:space="preserve"> in which </w:t>
+      </w:r>
+      <w:r>
+        <w:rPr>
+          <w:b/>
+          <w:bCs/>
+        </w:rPr>
+        <w:t>two opposite ideas, characters, values, or forces</w:t>
+      </w:r>
+      <w:r>
+        <w:t xml:space="preserve"> are contrasted to highlight their </w:t>
+      </w:r>
+      <w:r>
+        <w:rPr>
+          <w:b/>
+          <w:bCs/>
+        </w:rPr>
+        <w:t>differences</w:t>
+      </w:r>
+      <w:r>
+        <w:t xml:space="preserve"> and deepen the meaning of the story. These opposites often help develop the </w:t>
+      </w:r>
+      <w:r>
+        <w:rPr>
+          <w:b/>
+          <w:bCs/>
+        </w:rPr>
+        <w:t>theme</w:t>
+      </w:r>
+      <w:r>
+        <w:t xml:space="preserve">, </w:t>
+      </w:r>
+      <w:r>
+        <w:rPr>
+          <w:b/>
+          <w:bCs/>
+        </w:rPr>
+        <w:t>conflict</w:t>
+      </w:r>
+      <w:r>
+        <w:t xml:space="preserve">, or </w:t>
+      </w:r>
+      <w:r>
+        <w:rPr>
+          <w:b/>
+          <w:bCs/>
+        </w:rPr>
+        <w:t>characters</w:t>
+      </w:r>
+      <w:r>
+        <w:t xml:space="preserve">. </w:t>
+      </w:r>
+    </w:p>
+    <w:p>
+      <w:pPr>
+        <w:pStyle w:val="NoSpacing"/>
+        <w:ind w:left="720"/>
+      </w:pPr>
+    </w:p>
+    <w:p>
+      <w:pPr>
+        <w:pStyle w:val="NoSpacing"/>
+      </w:pPr>
     </w:p>
     <w:sectPr>
       <w:pgSz w:w="12240" w:h="15840"/>
@@ -6211,6 +10473,756 @@
 <file path=word/numbering.xml><?xml version="1.0" encoding="utf-8"?>
 <w:numbering xmlns:wpc="http://schemas.microsoft.com/office/word/2010/wordprocessingCanvas" xmlns:cx="http://schemas.microsoft.com/office/drawing/2014/chartex" xmlns:cx1="http://schemas.microsoft.com/office/drawing/2015/9/8/chartex" xmlns:cx2="http://schemas.microsoft.com/office/drawing/2015/10/21/chartex" xmlns:cx3="http://schemas.microsoft.com/office/drawing/2016/5/9/chartex" xmlns:cx4="http://schemas.microsoft.com/office/drawing/2016/5/10/chartex" xmlns:cx5="http://schemas.microsoft.com/office/drawing/2016/5/11/chartex" xmlns:cx6="http://schemas.microsoft.com/office/drawing/2016/5/12/chartex" xmlns:cx7="http://schemas.microsoft.com/office/drawing/2016/5/13/chartex" xmlns:cx8="http://schemas.microsoft.com/office/drawing/2016/5/14/chartex" xmlns:mc="http://schemas.openxmlformats.org/markup-compatibility/2006" xmlns:aink="http://schemas.microsoft.com/office/drawing/2016/ink" xmlns:am3d="http://schemas.microsoft.com/office/drawing/2017/model3d" xmlns:o="urn:schemas-microsoft-com:office:office" xmlns:oel="http://schemas.microsoft.com/office/2019/extlst" xmlns:r="http://schemas.openxmlformats.org/officeDocument/2006/relationships" xmlns:m="http://schemas.openxmlformats.org/officeDocument/2006/math" xmlns:v="urn:schemas-microsoft-com:vml" xmlns:wp14="http://schemas.microsoft.com/office/word/2010/wordprocessingDrawing" xmlns:wp="http://schemas.openxmlformats.org/drawingml/2006/wordprocessingDrawing" xmlns:w10="urn:schemas-microsoft-com:office:word" xmlns:w="http://schemas.openxmlformats.org/wordprocessingml/2006/main" xmlns:w14="http://schemas.microsoft.com/office/word/2010/wordml" xmlns:w15="http://schemas.microsoft.com/office/word/2012/wordml" xmlns:w16cex="http://schemas.microsoft.com/office/word/2018/wordml/cex" xmlns:w16cid="http://schemas.microsoft.com/office/word/2016/wordml/cid" xmlns:w16="http://schemas.microsoft.com/office/word/2018/wordml" xmlns:w16du="http://schemas.microsoft.com/office/word/2023/wordml/word16du" xmlns:w16sdtdh="http://schemas.microsoft.com/office/word/2020/wordml/sdtdatahash" xmlns:w16sdtfl="http://schemas.microsoft.com/office/word/2024/wordml/sdtformatlock" xmlns:w16se="http://schemas.microsoft.com/office/word/2015/wordml/symex" xmlns:wpg="http://schemas.microsoft.com/office/word/2010/wordprocessingGroup" xmlns:wpi="http://schemas.microsoft.com/office/word/2010/wordprocessingInk" xmlns:wne="http://schemas.microsoft.com/office/word/2006/wordml" xmlns:wps="http://schemas.microsoft.com/office/word/2010/wordprocessingShape" mc:Ignorable="w14 w15 w16se w16cid w16 w16cex w16sdtdh w16sdtfl w16du wp14">
   <w:abstractNum w:abstractNumId="0" w15:restartNumberingAfterBreak="0">
+    <w:nsid w:val="05C61E7C"/>
+    <w:multiLevelType w:val="multilevel"/>
+    <w:tmpl w:val="0C3CC6A2"/>
+    <w:lvl w:ilvl="0">
+      <w:start w:val="1"/>
+      <w:numFmt w:val="bullet"/>
+      <w:lvlText w:val=""/>
+      <w:lvlJc w:val="left"/>
+      <w:pPr>
+        <w:tabs>
+          <w:tab w:val="num" w:pos="720"/>
+        </w:tabs>
+        <w:ind w:left="720" w:hanging="360"/>
+      </w:pPr>
+      <w:rPr>
+        <w:rFonts w:ascii="Symbol" w:hAnsi="Symbol" w:hint="default"/>
+        <w:sz w:val="20"/>
+      </w:rPr>
+    </w:lvl>
+    <w:lvl w:ilvl="1" w:tentative="1">
+      <w:start w:val="1"/>
+      <w:numFmt w:val="bullet"/>
+      <w:lvlText w:val="o"/>
+      <w:lvlJc w:val="left"/>
+      <w:pPr>
+        <w:tabs>
+          <w:tab w:val="num" w:pos="1440"/>
+        </w:tabs>
+        <w:ind w:left="1440" w:hanging="360"/>
+      </w:pPr>
+      <w:rPr>
+        <w:rFonts w:ascii="Courier New" w:hAnsi="Courier New" w:hint="default"/>
+        <w:sz w:val="20"/>
+      </w:rPr>
+    </w:lvl>
+    <w:lvl w:ilvl="2" w:tentative="1">
+      <w:start w:val="1"/>
+      <w:numFmt w:val="bullet"/>
+      <w:lvlText w:val=""/>
+      <w:lvlJc w:val="left"/>
+      <w:pPr>
+        <w:tabs>
+          <w:tab w:val="num" w:pos="2160"/>
+        </w:tabs>
+        <w:ind w:left="2160" w:hanging="360"/>
+      </w:pPr>
+      <w:rPr>
+        <w:rFonts w:ascii="Wingdings" w:hAnsi="Wingdings" w:hint="default"/>
+        <w:sz w:val="20"/>
+      </w:rPr>
+    </w:lvl>
+    <w:lvl w:ilvl="3" w:tentative="1">
+      <w:start w:val="1"/>
+      <w:numFmt w:val="bullet"/>
+      <w:lvlText w:val=""/>
+      <w:lvlJc w:val="left"/>
+      <w:pPr>
+        <w:tabs>
+          <w:tab w:val="num" w:pos="2880"/>
+        </w:tabs>
+        <w:ind w:left="2880" w:hanging="360"/>
+      </w:pPr>
+      <w:rPr>
+        <w:rFonts w:ascii="Wingdings" w:hAnsi="Wingdings" w:hint="default"/>
+        <w:sz w:val="20"/>
+      </w:rPr>
+    </w:lvl>
+    <w:lvl w:ilvl="4" w:tentative="1">
+      <w:start w:val="1"/>
+      <w:numFmt w:val="bullet"/>
+      <w:lvlText w:val=""/>
+      <w:lvlJc w:val="left"/>
+      <w:pPr>
+        <w:tabs>
+          <w:tab w:val="num" w:pos="3600"/>
+        </w:tabs>
+        <w:ind w:left="3600" w:hanging="360"/>
+      </w:pPr>
+      <w:rPr>
+        <w:rFonts w:ascii="Wingdings" w:hAnsi="Wingdings" w:hint="default"/>
+        <w:sz w:val="20"/>
+      </w:rPr>
+    </w:lvl>
+    <w:lvl w:ilvl="5" w:tentative="1">
+      <w:start w:val="1"/>
+      <w:numFmt w:val="bullet"/>
+      <w:lvlText w:val=""/>
+      <w:lvlJc w:val="left"/>
+      <w:pPr>
+        <w:tabs>
+          <w:tab w:val="num" w:pos="4320"/>
+        </w:tabs>
+        <w:ind w:left="4320" w:hanging="360"/>
+      </w:pPr>
+      <w:rPr>
+        <w:rFonts w:ascii="Wingdings" w:hAnsi="Wingdings" w:hint="default"/>
+        <w:sz w:val="20"/>
+      </w:rPr>
+    </w:lvl>
+    <w:lvl w:ilvl="6" w:tentative="1">
+      <w:start w:val="1"/>
+      <w:numFmt w:val="bullet"/>
+      <w:lvlText w:val=""/>
+      <w:lvlJc w:val="left"/>
+      <w:pPr>
+        <w:tabs>
+          <w:tab w:val="num" w:pos="5040"/>
+        </w:tabs>
+        <w:ind w:left="5040" w:hanging="360"/>
+      </w:pPr>
+      <w:rPr>
+        <w:rFonts w:ascii="Wingdings" w:hAnsi="Wingdings" w:hint="default"/>
+        <w:sz w:val="20"/>
+      </w:rPr>
+    </w:lvl>
+    <w:lvl w:ilvl="7" w:tentative="1">
+      <w:start w:val="1"/>
+      <w:numFmt w:val="bullet"/>
+      <w:lvlText w:val=""/>
+      <w:lvlJc w:val="left"/>
+      <w:pPr>
+        <w:tabs>
+          <w:tab w:val="num" w:pos="5760"/>
+        </w:tabs>
+        <w:ind w:left="5760" w:hanging="360"/>
+      </w:pPr>
+      <w:rPr>
+        <w:rFonts w:ascii="Wingdings" w:hAnsi="Wingdings" w:hint="default"/>
+        <w:sz w:val="20"/>
+      </w:rPr>
+    </w:lvl>
+    <w:lvl w:ilvl="8" w:tentative="1">
+      <w:start w:val="1"/>
+      <w:numFmt w:val="bullet"/>
+      <w:lvlText w:val=""/>
+      <w:lvlJc w:val="left"/>
+      <w:pPr>
+        <w:tabs>
+          <w:tab w:val="num" w:pos="6480"/>
+        </w:tabs>
+        <w:ind w:left="6480" w:hanging="360"/>
+      </w:pPr>
+      <w:rPr>
+        <w:rFonts w:ascii="Wingdings" w:hAnsi="Wingdings" w:hint="default"/>
+        <w:sz w:val="20"/>
+      </w:rPr>
+    </w:lvl>
+  </w:abstractNum>
+  <w:abstractNum w:abstractNumId="1" w15:restartNumberingAfterBreak="0">
+    <w:nsid w:val="09C1726E"/>
+    <w:multiLevelType w:val="hybridMultilevel"/>
+    <w:tmpl w:val="8D1018CE"/>
+    <w:lvl w:ilvl="0" w:tplc="3409000B">
+      <w:start w:val="1"/>
+      <w:numFmt w:val="bullet"/>
+      <w:lvlText w:val=""/>
+      <w:lvlJc w:val="left"/>
+      <w:pPr>
+        <w:ind w:left="2160" w:hanging="360"/>
+      </w:pPr>
+      <w:rPr>
+        <w:rFonts w:ascii="Wingdings" w:hAnsi="Wingdings" w:hint="default"/>
+      </w:rPr>
+    </w:lvl>
+    <w:lvl w:ilvl="1" w:tplc="34090003" w:tentative="1">
+      <w:start w:val="1"/>
+      <w:numFmt w:val="bullet"/>
+      <w:lvlText w:val="o"/>
+      <w:lvlJc w:val="left"/>
+      <w:pPr>
+        <w:ind w:left="2880" w:hanging="360"/>
+      </w:pPr>
+      <w:rPr>
+        <w:rFonts w:ascii="Courier New" w:hAnsi="Courier New" w:cs="Courier New" w:hint="default"/>
+      </w:rPr>
+    </w:lvl>
+    <w:lvl w:ilvl="2" w:tplc="34090005" w:tentative="1">
+      <w:start w:val="1"/>
+      <w:numFmt w:val="bullet"/>
+      <w:lvlText w:val=""/>
+      <w:lvlJc w:val="left"/>
+      <w:pPr>
+        <w:ind w:left="3600" w:hanging="360"/>
+      </w:pPr>
+      <w:rPr>
+        <w:rFonts w:ascii="Wingdings" w:hAnsi="Wingdings" w:hint="default"/>
+      </w:rPr>
+    </w:lvl>
+    <w:lvl w:ilvl="3" w:tplc="34090001" w:tentative="1">
+      <w:start w:val="1"/>
+      <w:numFmt w:val="bullet"/>
+      <w:lvlText w:val=""/>
+      <w:lvlJc w:val="left"/>
+      <w:pPr>
+        <w:ind w:left="4320" w:hanging="360"/>
+      </w:pPr>
+      <w:rPr>
+        <w:rFonts w:ascii="Symbol" w:hAnsi="Symbol" w:hint="default"/>
+      </w:rPr>
+    </w:lvl>
+    <w:lvl w:ilvl="4" w:tplc="34090003" w:tentative="1">
+      <w:start w:val="1"/>
+      <w:numFmt w:val="bullet"/>
+      <w:lvlText w:val="o"/>
+      <w:lvlJc w:val="left"/>
+      <w:pPr>
+        <w:ind w:left="5040" w:hanging="360"/>
+      </w:pPr>
+      <w:rPr>
+        <w:rFonts w:ascii="Courier New" w:hAnsi="Courier New" w:cs="Courier New" w:hint="default"/>
+      </w:rPr>
+    </w:lvl>
+    <w:lvl w:ilvl="5" w:tplc="34090005" w:tentative="1">
+      <w:start w:val="1"/>
+      <w:numFmt w:val="bullet"/>
+      <w:lvlText w:val=""/>
+      <w:lvlJc w:val="left"/>
+      <w:pPr>
+        <w:ind w:left="5760" w:hanging="360"/>
+      </w:pPr>
+      <w:rPr>
+        <w:rFonts w:ascii="Wingdings" w:hAnsi="Wingdings" w:hint="default"/>
+      </w:rPr>
+    </w:lvl>
+    <w:lvl w:ilvl="6" w:tplc="34090001" w:tentative="1">
+      <w:start w:val="1"/>
+      <w:numFmt w:val="bullet"/>
+      <w:lvlText w:val=""/>
+      <w:lvlJc w:val="left"/>
+      <w:pPr>
+        <w:ind w:left="6480" w:hanging="360"/>
+      </w:pPr>
+      <w:rPr>
+        <w:rFonts w:ascii="Symbol" w:hAnsi="Symbol" w:hint="default"/>
+      </w:rPr>
+    </w:lvl>
+    <w:lvl w:ilvl="7" w:tplc="34090003" w:tentative="1">
+      <w:start w:val="1"/>
+      <w:numFmt w:val="bullet"/>
+      <w:lvlText w:val="o"/>
+      <w:lvlJc w:val="left"/>
+      <w:pPr>
+        <w:ind w:left="7200" w:hanging="360"/>
+      </w:pPr>
+      <w:rPr>
+        <w:rFonts w:ascii="Courier New" w:hAnsi="Courier New" w:cs="Courier New" w:hint="default"/>
+      </w:rPr>
+    </w:lvl>
+    <w:lvl w:ilvl="8" w:tplc="34090005" w:tentative="1">
+      <w:start w:val="1"/>
+      <w:numFmt w:val="bullet"/>
+      <w:lvlText w:val=""/>
+      <w:lvlJc w:val="left"/>
+      <w:pPr>
+        <w:ind w:left="7920" w:hanging="360"/>
+      </w:pPr>
+      <w:rPr>
+        <w:rFonts w:ascii="Wingdings" w:hAnsi="Wingdings" w:hint="default"/>
+      </w:rPr>
+    </w:lvl>
+  </w:abstractNum>
+  <w:abstractNum w:abstractNumId="2" w15:restartNumberingAfterBreak="0">
+    <w:nsid w:val="116D321B"/>
+    <w:multiLevelType w:val="hybridMultilevel"/>
+    <w:tmpl w:val="97A4ED8E"/>
+    <w:lvl w:ilvl="0" w:tplc="34090003">
+      <w:start w:val="1"/>
+      <w:numFmt w:val="bullet"/>
+      <w:lvlText w:val="o"/>
+      <w:lvlJc w:val="left"/>
+      <w:pPr>
+        <w:ind w:left="1440" w:hanging="360"/>
+      </w:pPr>
+      <w:rPr>
+        <w:rFonts w:ascii="Courier New" w:hAnsi="Courier New" w:cs="Courier New" w:hint="default"/>
+      </w:rPr>
+    </w:lvl>
+    <w:lvl w:ilvl="1" w:tplc="34090003" w:tentative="1">
+      <w:start w:val="1"/>
+      <w:numFmt w:val="bullet"/>
+      <w:lvlText w:val="o"/>
+      <w:lvlJc w:val="left"/>
+      <w:pPr>
+        <w:ind w:left="2160" w:hanging="360"/>
+      </w:pPr>
+      <w:rPr>
+        <w:rFonts w:ascii="Courier New" w:hAnsi="Courier New" w:cs="Courier New" w:hint="default"/>
+      </w:rPr>
+    </w:lvl>
+    <w:lvl w:ilvl="2" w:tplc="34090005" w:tentative="1">
+      <w:start w:val="1"/>
+      <w:numFmt w:val="bullet"/>
+      <w:lvlText w:val=""/>
+      <w:lvlJc w:val="left"/>
+      <w:pPr>
+        <w:ind w:left="2880" w:hanging="360"/>
+      </w:pPr>
+      <w:rPr>
+        <w:rFonts w:ascii="Wingdings" w:hAnsi="Wingdings" w:hint="default"/>
+      </w:rPr>
+    </w:lvl>
+    <w:lvl w:ilvl="3" w:tplc="34090001" w:tentative="1">
+      <w:start w:val="1"/>
+      <w:numFmt w:val="bullet"/>
+      <w:lvlText w:val=""/>
+      <w:lvlJc w:val="left"/>
+      <w:pPr>
+        <w:ind w:left="3600" w:hanging="360"/>
+      </w:pPr>
+      <w:rPr>
+        <w:rFonts w:ascii="Symbol" w:hAnsi="Symbol" w:hint="default"/>
+      </w:rPr>
+    </w:lvl>
+    <w:lvl w:ilvl="4" w:tplc="34090003" w:tentative="1">
+      <w:start w:val="1"/>
+      <w:numFmt w:val="bullet"/>
+      <w:lvlText w:val="o"/>
+      <w:lvlJc w:val="left"/>
+      <w:pPr>
+        <w:ind w:left="4320" w:hanging="360"/>
+      </w:pPr>
+      <w:rPr>
+        <w:rFonts w:ascii="Courier New" w:hAnsi="Courier New" w:cs="Courier New" w:hint="default"/>
+      </w:rPr>
+    </w:lvl>
+    <w:lvl w:ilvl="5" w:tplc="34090005" w:tentative="1">
+      <w:start w:val="1"/>
+      <w:numFmt w:val="bullet"/>
+      <w:lvlText w:val=""/>
+      <w:lvlJc w:val="left"/>
+      <w:pPr>
+        <w:ind w:left="5040" w:hanging="360"/>
+      </w:pPr>
+      <w:rPr>
+        <w:rFonts w:ascii="Wingdings" w:hAnsi="Wingdings" w:hint="default"/>
+      </w:rPr>
+    </w:lvl>
+    <w:lvl w:ilvl="6" w:tplc="34090001" w:tentative="1">
+      <w:start w:val="1"/>
+      <w:numFmt w:val="bullet"/>
+      <w:lvlText w:val=""/>
+      <w:lvlJc w:val="left"/>
+      <w:pPr>
+        <w:ind w:left="5760" w:hanging="360"/>
+      </w:pPr>
+      <w:rPr>
+        <w:rFonts w:ascii="Symbol" w:hAnsi="Symbol" w:hint="default"/>
+      </w:rPr>
+    </w:lvl>
+    <w:lvl w:ilvl="7" w:tplc="34090003" w:tentative="1">
+      <w:start w:val="1"/>
+      <w:numFmt w:val="bullet"/>
+      <w:lvlText w:val="o"/>
+      <w:lvlJc w:val="left"/>
+      <w:pPr>
+        <w:ind w:left="6480" w:hanging="360"/>
+      </w:pPr>
+      <w:rPr>
+        <w:rFonts w:ascii="Courier New" w:hAnsi="Courier New" w:cs="Courier New" w:hint="default"/>
+      </w:rPr>
+    </w:lvl>
+    <w:lvl w:ilvl="8" w:tplc="34090005" w:tentative="1">
+      <w:start w:val="1"/>
+      <w:numFmt w:val="bullet"/>
+      <w:lvlText w:val=""/>
+      <w:lvlJc w:val="left"/>
+      <w:pPr>
+        <w:ind w:left="7200" w:hanging="360"/>
+      </w:pPr>
+      <w:rPr>
+        <w:rFonts w:ascii="Wingdings" w:hAnsi="Wingdings" w:hint="default"/>
+      </w:rPr>
+    </w:lvl>
+  </w:abstractNum>
+  <w:abstractNum w:abstractNumId="3" w15:restartNumberingAfterBreak="0">
+    <w:nsid w:val="14BC1F22"/>
+    <w:multiLevelType w:val="hybridMultilevel"/>
+    <w:tmpl w:val="16FE874E"/>
+    <w:lvl w:ilvl="0" w:tplc="34090005">
+      <w:start w:val="1"/>
+      <w:numFmt w:val="bullet"/>
+      <w:lvlText w:val=""/>
+      <w:lvlJc w:val="left"/>
+      <w:pPr>
+        <w:ind w:left="2880" w:hanging="360"/>
+      </w:pPr>
+      <w:rPr>
+        <w:rFonts w:ascii="Wingdings" w:hAnsi="Wingdings" w:hint="default"/>
+      </w:rPr>
+    </w:lvl>
+    <w:lvl w:ilvl="1" w:tplc="34090003" w:tentative="1">
+      <w:start w:val="1"/>
+      <w:numFmt w:val="bullet"/>
+      <w:lvlText w:val="o"/>
+      <w:lvlJc w:val="left"/>
+      <w:pPr>
+        <w:ind w:left="3600" w:hanging="360"/>
+      </w:pPr>
+      <w:rPr>
+        <w:rFonts w:ascii="Courier New" w:hAnsi="Courier New" w:cs="Courier New" w:hint="default"/>
+      </w:rPr>
+    </w:lvl>
+    <w:lvl w:ilvl="2" w:tplc="34090005" w:tentative="1">
+      <w:start w:val="1"/>
+      <w:numFmt w:val="bullet"/>
+      <w:lvlText w:val=""/>
+      <w:lvlJc w:val="left"/>
+      <w:pPr>
+        <w:ind w:left="4320" w:hanging="360"/>
+      </w:pPr>
+      <w:rPr>
+        <w:rFonts w:ascii="Wingdings" w:hAnsi="Wingdings" w:hint="default"/>
+      </w:rPr>
+    </w:lvl>
+    <w:lvl w:ilvl="3" w:tplc="34090001" w:tentative="1">
+      <w:start w:val="1"/>
+      <w:numFmt w:val="bullet"/>
+      <w:lvlText w:val=""/>
+      <w:lvlJc w:val="left"/>
+      <w:pPr>
+        <w:ind w:left="5040" w:hanging="360"/>
+      </w:pPr>
+      <w:rPr>
+        <w:rFonts w:ascii="Symbol" w:hAnsi="Symbol" w:hint="default"/>
+      </w:rPr>
+    </w:lvl>
+    <w:lvl w:ilvl="4" w:tplc="34090003" w:tentative="1">
+      <w:start w:val="1"/>
+      <w:numFmt w:val="bullet"/>
+      <w:lvlText w:val="o"/>
+      <w:lvlJc w:val="left"/>
+      <w:pPr>
+        <w:ind w:left="5760" w:hanging="360"/>
+      </w:pPr>
+      <w:rPr>
+        <w:rFonts w:ascii="Courier New" w:hAnsi="Courier New" w:cs="Courier New" w:hint="default"/>
+      </w:rPr>
+    </w:lvl>
+    <w:lvl w:ilvl="5" w:tplc="34090005" w:tentative="1">
+      <w:start w:val="1"/>
+      <w:numFmt w:val="bullet"/>
+      <w:lvlText w:val=""/>
+      <w:lvlJc w:val="left"/>
+      <w:pPr>
+        <w:ind w:left="6480" w:hanging="360"/>
+      </w:pPr>
+      <w:rPr>
+        <w:rFonts w:ascii="Wingdings" w:hAnsi="Wingdings" w:hint="default"/>
+      </w:rPr>
+    </w:lvl>
+    <w:lvl w:ilvl="6" w:tplc="34090001" w:tentative="1">
+      <w:start w:val="1"/>
+      <w:numFmt w:val="bullet"/>
+      <w:lvlText w:val=""/>
+      <w:lvlJc w:val="left"/>
+      <w:pPr>
+        <w:ind w:left="7200" w:hanging="360"/>
+      </w:pPr>
+      <w:rPr>
+        <w:rFonts w:ascii="Symbol" w:hAnsi="Symbol" w:hint="default"/>
+      </w:rPr>
+    </w:lvl>
+    <w:lvl w:ilvl="7" w:tplc="34090003" w:tentative="1">
+      <w:start w:val="1"/>
+      <w:numFmt w:val="bullet"/>
+      <w:lvlText w:val="o"/>
+      <w:lvlJc w:val="left"/>
+      <w:pPr>
+        <w:ind w:left="7920" w:hanging="360"/>
+      </w:pPr>
+      <w:rPr>
+        <w:rFonts w:ascii="Courier New" w:hAnsi="Courier New" w:cs="Courier New" w:hint="default"/>
+      </w:rPr>
+    </w:lvl>
+    <w:lvl w:ilvl="8" w:tplc="34090005" w:tentative="1">
+      <w:start w:val="1"/>
+      <w:numFmt w:val="bullet"/>
+      <w:lvlText w:val=""/>
+      <w:lvlJc w:val="left"/>
+      <w:pPr>
+        <w:ind w:left="8640" w:hanging="360"/>
+      </w:pPr>
+      <w:rPr>
+        <w:rFonts w:ascii="Wingdings" w:hAnsi="Wingdings" w:hint="default"/>
+      </w:rPr>
+    </w:lvl>
+  </w:abstractNum>
+  <w:abstractNum w:abstractNumId="4" w15:restartNumberingAfterBreak="0">
+    <w:nsid w:val="1510361A"/>
+    <w:multiLevelType w:val="hybridMultilevel"/>
+    <w:tmpl w:val="A2F29BF0"/>
+    <w:lvl w:ilvl="0" w:tplc="3409000B">
+      <w:start w:val="1"/>
+      <w:numFmt w:val="bullet"/>
+      <w:lvlText w:val=""/>
+      <w:lvlJc w:val="left"/>
+      <w:pPr>
+        <w:ind w:left="2160" w:hanging="360"/>
+      </w:pPr>
+      <w:rPr>
+        <w:rFonts w:ascii="Wingdings" w:hAnsi="Wingdings" w:hint="default"/>
+      </w:rPr>
+    </w:lvl>
+    <w:lvl w:ilvl="1" w:tplc="34090003" w:tentative="1">
+      <w:start w:val="1"/>
+      <w:numFmt w:val="bullet"/>
+      <w:lvlText w:val="o"/>
+      <w:lvlJc w:val="left"/>
+      <w:pPr>
+        <w:ind w:left="2880" w:hanging="360"/>
+      </w:pPr>
+      <w:rPr>
+        <w:rFonts w:ascii="Courier New" w:hAnsi="Courier New" w:cs="Courier New" w:hint="default"/>
+      </w:rPr>
+    </w:lvl>
+    <w:lvl w:ilvl="2" w:tplc="34090005" w:tentative="1">
+      <w:start w:val="1"/>
+      <w:numFmt w:val="bullet"/>
+      <w:lvlText w:val=""/>
+      <w:lvlJc w:val="left"/>
+      <w:pPr>
+        <w:ind w:left="3600" w:hanging="360"/>
+      </w:pPr>
+      <w:rPr>
+        <w:rFonts w:ascii="Wingdings" w:hAnsi="Wingdings" w:hint="default"/>
+      </w:rPr>
+    </w:lvl>
+    <w:lvl w:ilvl="3" w:tplc="34090001" w:tentative="1">
+      <w:start w:val="1"/>
+      <w:numFmt w:val="bullet"/>
+      <w:lvlText w:val=""/>
+      <w:lvlJc w:val="left"/>
+      <w:pPr>
+        <w:ind w:left="4320" w:hanging="360"/>
+      </w:pPr>
+      <w:rPr>
+        <w:rFonts w:ascii="Symbol" w:hAnsi="Symbol" w:hint="default"/>
+      </w:rPr>
+    </w:lvl>
+    <w:lvl w:ilvl="4" w:tplc="34090003" w:tentative="1">
+      <w:start w:val="1"/>
+      <w:numFmt w:val="bullet"/>
+      <w:lvlText w:val="o"/>
+      <w:lvlJc w:val="left"/>
+      <w:pPr>
+        <w:ind w:left="5040" w:hanging="360"/>
+      </w:pPr>
+      <w:rPr>
+        <w:rFonts w:ascii="Courier New" w:hAnsi="Courier New" w:cs="Courier New" w:hint="default"/>
+      </w:rPr>
+    </w:lvl>
+    <w:lvl w:ilvl="5" w:tplc="34090005" w:tentative="1">
+      <w:start w:val="1"/>
+      <w:numFmt w:val="bullet"/>
+      <w:lvlText w:val=""/>
+      <w:lvlJc w:val="left"/>
+      <w:pPr>
+        <w:ind w:left="5760" w:hanging="360"/>
+      </w:pPr>
+      <w:rPr>
+        <w:rFonts w:ascii="Wingdings" w:hAnsi="Wingdings" w:hint="default"/>
+      </w:rPr>
+    </w:lvl>
+    <w:lvl w:ilvl="6" w:tplc="34090001" w:tentative="1">
+      <w:start w:val="1"/>
+      <w:numFmt w:val="bullet"/>
+      <w:lvlText w:val=""/>
+      <w:lvlJc w:val="left"/>
+      <w:pPr>
+        <w:ind w:left="6480" w:hanging="360"/>
+      </w:pPr>
+      <w:rPr>
+        <w:rFonts w:ascii="Symbol" w:hAnsi="Symbol" w:hint="default"/>
+      </w:rPr>
+    </w:lvl>
+    <w:lvl w:ilvl="7" w:tplc="34090003" w:tentative="1">
+      <w:start w:val="1"/>
+      <w:numFmt w:val="bullet"/>
+      <w:lvlText w:val="o"/>
+      <w:lvlJc w:val="left"/>
+      <w:pPr>
+        <w:ind w:left="7200" w:hanging="360"/>
+      </w:pPr>
+      <w:rPr>
+        <w:rFonts w:ascii="Courier New" w:hAnsi="Courier New" w:cs="Courier New" w:hint="default"/>
+      </w:rPr>
+    </w:lvl>
+    <w:lvl w:ilvl="8" w:tplc="34090005" w:tentative="1">
+      <w:start w:val="1"/>
+      <w:numFmt w:val="bullet"/>
+      <w:lvlText w:val=""/>
+      <w:lvlJc w:val="left"/>
+      <w:pPr>
+        <w:ind w:left="7920" w:hanging="360"/>
+      </w:pPr>
+      <w:rPr>
+        <w:rFonts w:ascii="Wingdings" w:hAnsi="Wingdings" w:hint="default"/>
+      </w:rPr>
+    </w:lvl>
+  </w:abstractNum>
+  <w:abstractNum w:abstractNumId="5" w15:restartNumberingAfterBreak="0">
+    <w:nsid w:val="198A6AC1"/>
+    <w:multiLevelType w:val="multilevel"/>
+    <w:tmpl w:val="7C16E2EC"/>
+    <w:lvl w:ilvl="0">
+      <w:start w:val="1"/>
+      <w:numFmt w:val="bullet"/>
+      <w:lvlText w:val=""/>
+      <w:lvlJc w:val="left"/>
+      <w:pPr>
+        <w:tabs>
+          <w:tab w:val="num" w:pos="720"/>
+        </w:tabs>
+        <w:ind w:left="720" w:hanging="360"/>
+      </w:pPr>
+      <w:rPr>
+        <w:rFonts w:ascii="Symbol" w:hAnsi="Symbol" w:hint="default"/>
+        <w:sz w:val="20"/>
+      </w:rPr>
+    </w:lvl>
+    <w:lvl w:ilvl="1" w:tentative="1">
+      <w:start w:val="1"/>
+      <w:numFmt w:val="bullet"/>
+      <w:lvlText w:val="o"/>
+      <w:lvlJc w:val="left"/>
+      <w:pPr>
+        <w:tabs>
+          <w:tab w:val="num" w:pos="1440"/>
+        </w:tabs>
+        <w:ind w:left="1440" w:hanging="360"/>
+      </w:pPr>
+      <w:rPr>
+        <w:rFonts w:ascii="Courier New" w:hAnsi="Courier New" w:hint="default"/>
+        <w:sz w:val="20"/>
+      </w:rPr>
+    </w:lvl>
+    <w:lvl w:ilvl="2" w:tentative="1">
+      <w:start w:val="1"/>
+      <w:numFmt w:val="bullet"/>
+      <w:lvlText w:val=""/>
+      <w:lvlJc w:val="left"/>
+      <w:pPr>
+        <w:tabs>
+          <w:tab w:val="num" w:pos="2160"/>
+        </w:tabs>
+        <w:ind w:left="2160" w:hanging="360"/>
+      </w:pPr>
+      <w:rPr>
+        <w:rFonts w:ascii="Wingdings" w:hAnsi="Wingdings" w:hint="default"/>
+        <w:sz w:val="20"/>
+      </w:rPr>
+    </w:lvl>
+    <w:lvl w:ilvl="3" w:tentative="1">
+      <w:start w:val="1"/>
+      <w:numFmt w:val="bullet"/>
+      <w:lvlText w:val=""/>
+      <w:lvlJc w:val="left"/>
+      <w:pPr>
+        <w:tabs>
+          <w:tab w:val="num" w:pos="2880"/>
+        </w:tabs>
+        <w:ind w:left="2880" w:hanging="360"/>
+      </w:pPr>
+      <w:rPr>
+        <w:rFonts w:ascii="Wingdings" w:hAnsi="Wingdings" w:hint="default"/>
+        <w:sz w:val="20"/>
+      </w:rPr>
+    </w:lvl>
+    <w:lvl w:ilvl="4" w:tentative="1">
+      <w:start w:val="1"/>
+      <w:numFmt w:val="bullet"/>
+      <w:lvlText w:val=""/>
+      <w:lvlJc w:val="left"/>
+      <w:pPr>
+        <w:tabs>
+          <w:tab w:val="num" w:pos="3600"/>
+        </w:tabs>
+        <w:ind w:left="3600" w:hanging="360"/>
+      </w:pPr>
+      <w:rPr>
+        <w:rFonts w:ascii="Wingdings" w:hAnsi="Wingdings" w:hint="default"/>
+        <w:sz w:val="20"/>
+      </w:rPr>
+    </w:lvl>
+    <w:lvl w:ilvl="5" w:tentative="1">
+      <w:start w:val="1"/>
+      <w:numFmt w:val="bullet"/>
+      <w:lvlText w:val=""/>
+      <w:lvlJc w:val="left"/>
+      <w:pPr>
+        <w:tabs>
+          <w:tab w:val="num" w:pos="4320"/>
+        </w:tabs>
+        <w:ind w:left="4320" w:hanging="360"/>
+      </w:pPr>
+      <w:rPr>
+        <w:rFonts w:ascii="Wingdings" w:hAnsi="Wingdings" w:hint="default"/>
+        <w:sz w:val="20"/>
+      </w:rPr>
+    </w:lvl>
+    <w:lvl w:ilvl="6" w:tentative="1">
+      <w:start w:val="1"/>
+      <w:numFmt w:val="bullet"/>
+      <w:lvlText w:val=""/>
+      <w:lvlJc w:val="left"/>
+      <w:pPr>
+        <w:tabs>
+          <w:tab w:val="num" w:pos="5040"/>
+        </w:tabs>
+        <w:ind w:left="5040" w:hanging="360"/>
+      </w:pPr>
+      <w:rPr>
+        <w:rFonts w:ascii="Wingdings" w:hAnsi="Wingdings" w:hint="default"/>
+        <w:sz w:val="20"/>
+      </w:rPr>
+    </w:lvl>
+    <w:lvl w:ilvl="7" w:tentative="1">
+      <w:start w:val="1"/>
+      <w:numFmt w:val="bullet"/>
+      <w:lvlText w:val=""/>
+      <w:lvlJc w:val="left"/>
+      <w:pPr>
+        <w:tabs>
+          <w:tab w:val="num" w:pos="5760"/>
+        </w:tabs>
+        <w:ind w:left="5760" w:hanging="360"/>
+      </w:pPr>
+      <w:rPr>
+        <w:rFonts w:ascii="Wingdings" w:hAnsi="Wingdings" w:hint="default"/>
+        <w:sz w:val="20"/>
+      </w:rPr>
+    </w:lvl>
+    <w:lvl w:ilvl="8" w:tentative="1">
+      <w:start w:val="1"/>
+      <w:numFmt w:val="bullet"/>
+      <w:lvlText w:val=""/>
+      <w:lvlJc w:val="left"/>
+      <w:pPr>
+        <w:tabs>
+          <w:tab w:val="num" w:pos="6480"/>
+        </w:tabs>
+        <w:ind w:left="6480" w:hanging="360"/>
+      </w:pPr>
+      <w:rPr>
+        <w:rFonts w:ascii="Wingdings" w:hAnsi="Wingdings" w:hint="default"/>
+        <w:sz w:val="20"/>
+      </w:rPr>
+    </w:lvl>
+  </w:abstractNum>
+  <w:abstractNum w:abstractNumId="6" w15:restartNumberingAfterBreak="0">
     <w:nsid w:val="1A0B519D"/>
     <w:multiLevelType w:val="multilevel"/>
     <w:tmpl w:val="562C4A96"/>
@@ -6359,7 +11371,233 @@
       </w:rPr>
     </w:lvl>
   </w:abstractNum>
-  <w:abstractNum w:abstractNumId="1" w15:restartNumberingAfterBreak="0">
+  <w:abstractNum w:abstractNumId="7" w15:restartNumberingAfterBreak="0">
+    <w:nsid w:val="214D4E2D"/>
+    <w:multiLevelType w:val="hybridMultilevel"/>
+    <w:tmpl w:val="C5F4B708"/>
+    <w:lvl w:ilvl="0" w:tplc="3409000B">
+      <w:start w:val="1"/>
+      <w:numFmt w:val="bullet"/>
+      <w:lvlText w:val=""/>
+      <w:lvlJc w:val="left"/>
+      <w:pPr>
+        <w:ind w:left="2160" w:hanging="360"/>
+      </w:pPr>
+      <w:rPr>
+        <w:rFonts w:ascii="Wingdings" w:hAnsi="Wingdings" w:hint="default"/>
+      </w:rPr>
+    </w:lvl>
+    <w:lvl w:ilvl="1" w:tplc="34090003" w:tentative="1">
+      <w:start w:val="1"/>
+      <w:numFmt w:val="bullet"/>
+      <w:lvlText w:val="o"/>
+      <w:lvlJc w:val="left"/>
+      <w:pPr>
+        <w:ind w:left="2880" w:hanging="360"/>
+      </w:pPr>
+      <w:rPr>
+        <w:rFonts w:ascii="Courier New" w:hAnsi="Courier New" w:cs="Courier New" w:hint="default"/>
+      </w:rPr>
+    </w:lvl>
+    <w:lvl w:ilvl="2" w:tplc="34090005" w:tentative="1">
+      <w:start w:val="1"/>
+      <w:numFmt w:val="bullet"/>
+      <w:lvlText w:val=""/>
+      <w:lvlJc w:val="left"/>
+      <w:pPr>
+        <w:ind w:left="3600" w:hanging="360"/>
+      </w:pPr>
+      <w:rPr>
+        <w:rFonts w:ascii="Wingdings" w:hAnsi="Wingdings" w:hint="default"/>
+      </w:rPr>
+    </w:lvl>
+    <w:lvl w:ilvl="3" w:tplc="34090001" w:tentative="1">
+      <w:start w:val="1"/>
+      <w:numFmt w:val="bullet"/>
+      <w:lvlText w:val=""/>
+      <w:lvlJc w:val="left"/>
+      <w:pPr>
+        <w:ind w:left="4320" w:hanging="360"/>
+      </w:pPr>
+      <w:rPr>
+        <w:rFonts w:ascii="Symbol" w:hAnsi="Symbol" w:hint="default"/>
+      </w:rPr>
+    </w:lvl>
+    <w:lvl w:ilvl="4" w:tplc="34090003" w:tentative="1">
+      <w:start w:val="1"/>
+      <w:numFmt w:val="bullet"/>
+      <w:lvlText w:val="o"/>
+      <w:lvlJc w:val="left"/>
+      <w:pPr>
+        <w:ind w:left="5040" w:hanging="360"/>
+      </w:pPr>
+      <w:rPr>
+        <w:rFonts w:ascii="Courier New" w:hAnsi="Courier New" w:cs="Courier New" w:hint="default"/>
+      </w:rPr>
+    </w:lvl>
+    <w:lvl w:ilvl="5" w:tplc="34090005" w:tentative="1">
+      <w:start w:val="1"/>
+      <w:numFmt w:val="bullet"/>
+      <w:lvlText w:val=""/>
+      <w:lvlJc w:val="left"/>
+      <w:pPr>
+        <w:ind w:left="5760" w:hanging="360"/>
+      </w:pPr>
+      <w:rPr>
+        <w:rFonts w:ascii="Wingdings" w:hAnsi="Wingdings" w:hint="default"/>
+      </w:rPr>
+    </w:lvl>
+    <w:lvl w:ilvl="6" w:tplc="34090001" w:tentative="1">
+      <w:start w:val="1"/>
+      <w:numFmt w:val="bullet"/>
+      <w:lvlText w:val=""/>
+      <w:lvlJc w:val="left"/>
+      <w:pPr>
+        <w:ind w:left="6480" w:hanging="360"/>
+      </w:pPr>
+      <w:rPr>
+        <w:rFonts w:ascii="Symbol" w:hAnsi="Symbol" w:hint="default"/>
+      </w:rPr>
+    </w:lvl>
+    <w:lvl w:ilvl="7" w:tplc="34090003" w:tentative="1">
+      <w:start w:val="1"/>
+      <w:numFmt w:val="bullet"/>
+      <w:lvlText w:val="o"/>
+      <w:lvlJc w:val="left"/>
+      <w:pPr>
+        <w:ind w:left="7200" w:hanging="360"/>
+      </w:pPr>
+      <w:rPr>
+        <w:rFonts w:ascii="Courier New" w:hAnsi="Courier New" w:cs="Courier New" w:hint="default"/>
+      </w:rPr>
+    </w:lvl>
+    <w:lvl w:ilvl="8" w:tplc="34090005" w:tentative="1">
+      <w:start w:val="1"/>
+      <w:numFmt w:val="bullet"/>
+      <w:lvlText w:val=""/>
+      <w:lvlJc w:val="left"/>
+      <w:pPr>
+        <w:ind w:left="7920" w:hanging="360"/>
+      </w:pPr>
+      <w:rPr>
+        <w:rFonts w:ascii="Wingdings" w:hAnsi="Wingdings" w:hint="default"/>
+      </w:rPr>
+    </w:lvl>
+  </w:abstractNum>
+  <w:abstractNum w:abstractNumId="8" w15:restartNumberingAfterBreak="0">
+    <w:nsid w:val="224E4435"/>
+    <w:multiLevelType w:val="hybridMultilevel"/>
+    <w:tmpl w:val="D4EC0A00"/>
+    <w:lvl w:ilvl="0" w:tplc="3409000B">
+      <w:start w:val="1"/>
+      <w:numFmt w:val="bullet"/>
+      <w:lvlText w:val=""/>
+      <w:lvlJc w:val="left"/>
+      <w:pPr>
+        <w:ind w:left="2160" w:hanging="360"/>
+      </w:pPr>
+      <w:rPr>
+        <w:rFonts w:ascii="Wingdings" w:hAnsi="Wingdings" w:hint="default"/>
+      </w:rPr>
+    </w:lvl>
+    <w:lvl w:ilvl="1" w:tplc="34090003" w:tentative="1">
+      <w:start w:val="1"/>
+      <w:numFmt w:val="bullet"/>
+      <w:lvlText w:val="o"/>
+      <w:lvlJc w:val="left"/>
+      <w:pPr>
+        <w:ind w:left="2880" w:hanging="360"/>
+      </w:pPr>
+      <w:rPr>
+        <w:rFonts w:ascii="Courier New" w:hAnsi="Courier New" w:cs="Courier New" w:hint="default"/>
+      </w:rPr>
+    </w:lvl>
+    <w:lvl w:ilvl="2" w:tplc="34090005" w:tentative="1">
+      <w:start w:val="1"/>
+      <w:numFmt w:val="bullet"/>
+      <w:lvlText w:val=""/>
+      <w:lvlJc w:val="left"/>
+      <w:pPr>
+        <w:ind w:left="3600" w:hanging="360"/>
+      </w:pPr>
+      <w:rPr>
+        <w:rFonts w:ascii="Wingdings" w:hAnsi="Wingdings" w:hint="default"/>
+      </w:rPr>
+    </w:lvl>
+    <w:lvl w:ilvl="3" w:tplc="34090001" w:tentative="1">
+      <w:start w:val="1"/>
+      <w:numFmt w:val="bullet"/>
+      <w:lvlText w:val=""/>
+      <w:lvlJc w:val="left"/>
+      <w:pPr>
+        <w:ind w:left="4320" w:hanging="360"/>
+      </w:pPr>
+      <w:rPr>
+        <w:rFonts w:ascii="Symbol" w:hAnsi="Symbol" w:hint="default"/>
+      </w:rPr>
+    </w:lvl>
+    <w:lvl w:ilvl="4" w:tplc="34090003" w:tentative="1">
+      <w:start w:val="1"/>
+      <w:numFmt w:val="bullet"/>
+      <w:lvlText w:val="o"/>
+      <w:lvlJc w:val="left"/>
+      <w:pPr>
+        <w:ind w:left="5040" w:hanging="360"/>
+      </w:pPr>
+      <w:rPr>
+        <w:rFonts w:ascii="Courier New" w:hAnsi="Courier New" w:cs="Courier New" w:hint="default"/>
+      </w:rPr>
+    </w:lvl>
+    <w:lvl w:ilvl="5" w:tplc="34090005" w:tentative="1">
+      <w:start w:val="1"/>
+      <w:numFmt w:val="bullet"/>
+      <w:lvlText w:val=""/>
+      <w:lvlJc w:val="left"/>
+      <w:pPr>
+        <w:ind w:left="5760" w:hanging="360"/>
+      </w:pPr>
+      <w:rPr>
+        <w:rFonts w:ascii="Wingdings" w:hAnsi="Wingdings" w:hint="default"/>
+      </w:rPr>
+    </w:lvl>
+    <w:lvl w:ilvl="6" w:tplc="34090001" w:tentative="1">
+      <w:start w:val="1"/>
+      <w:numFmt w:val="bullet"/>
+      <w:lvlText w:val=""/>
+      <w:lvlJc w:val="left"/>
+      <w:pPr>
+        <w:ind w:left="6480" w:hanging="360"/>
+      </w:pPr>
+      <w:rPr>
+        <w:rFonts w:ascii="Symbol" w:hAnsi="Symbol" w:hint="default"/>
+      </w:rPr>
+    </w:lvl>
+    <w:lvl w:ilvl="7" w:tplc="34090003" w:tentative="1">
+      <w:start w:val="1"/>
+      <w:numFmt w:val="bullet"/>
+      <w:lvlText w:val="o"/>
+      <w:lvlJc w:val="left"/>
+      <w:pPr>
+        <w:ind w:left="7200" w:hanging="360"/>
+      </w:pPr>
+      <w:rPr>
+        <w:rFonts w:ascii="Courier New" w:hAnsi="Courier New" w:cs="Courier New" w:hint="default"/>
+      </w:rPr>
+    </w:lvl>
+    <w:lvl w:ilvl="8" w:tplc="34090005" w:tentative="1">
+      <w:start w:val="1"/>
+      <w:numFmt w:val="bullet"/>
+      <w:lvlText w:val=""/>
+      <w:lvlJc w:val="left"/>
+      <w:pPr>
+        <w:ind w:left="7920" w:hanging="360"/>
+      </w:pPr>
+      <w:rPr>
+        <w:rFonts w:ascii="Wingdings" w:hAnsi="Wingdings" w:hint="default"/>
+      </w:rPr>
+    </w:lvl>
+  </w:abstractNum>
+  <w:abstractNum w:abstractNumId="9" w15:restartNumberingAfterBreak="0">
     <w:nsid w:val="240F0E50"/>
     <w:multiLevelType w:val="multilevel"/>
     <w:tmpl w:val="97340E42"/>
@@ -6508,7 +11746,233 @@
       </w:rPr>
     </w:lvl>
   </w:abstractNum>
-  <w:abstractNum w:abstractNumId="2" w15:restartNumberingAfterBreak="0">
+  <w:abstractNum w:abstractNumId="10" w15:restartNumberingAfterBreak="0">
+    <w:nsid w:val="2DD457EE"/>
+    <w:multiLevelType w:val="hybridMultilevel"/>
+    <w:tmpl w:val="F62CB854"/>
+    <w:lvl w:ilvl="0" w:tplc="3409000B">
+      <w:start w:val="1"/>
+      <w:numFmt w:val="bullet"/>
+      <w:lvlText w:val=""/>
+      <w:lvlJc w:val="left"/>
+      <w:pPr>
+        <w:ind w:left="2160" w:hanging="360"/>
+      </w:pPr>
+      <w:rPr>
+        <w:rFonts w:ascii="Wingdings" w:hAnsi="Wingdings" w:hint="default"/>
+      </w:rPr>
+    </w:lvl>
+    <w:lvl w:ilvl="1" w:tplc="34090003" w:tentative="1">
+      <w:start w:val="1"/>
+      <w:numFmt w:val="bullet"/>
+      <w:lvlText w:val="o"/>
+      <w:lvlJc w:val="left"/>
+      <w:pPr>
+        <w:ind w:left="2880" w:hanging="360"/>
+      </w:pPr>
+      <w:rPr>
+        <w:rFonts w:ascii="Courier New" w:hAnsi="Courier New" w:cs="Courier New" w:hint="default"/>
+      </w:rPr>
+    </w:lvl>
+    <w:lvl w:ilvl="2" w:tplc="34090005" w:tentative="1">
+      <w:start w:val="1"/>
+      <w:numFmt w:val="bullet"/>
+      <w:lvlText w:val=""/>
+      <w:lvlJc w:val="left"/>
+      <w:pPr>
+        <w:ind w:left="3600" w:hanging="360"/>
+      </w:pPr>
+      <w:rPr>
+        <w:rFonts w:ascii="Wingdings" w:hAnsi="Wingdings" w:hint="default"/>
+      </w:rPr>
+    </w:lvl>
+    <w:lvl w:ilvl="3" w:tplc="34090001" w:tentative="1">
+      <w:start w:val="1"/>
+      <w:numFmt w:val="bullet"/>
+      <w:lvlText w:val=""/>
+      <w:lvlJc w:val="left"/>
+      <w:pPr>
+        <w:ind w:left="4320" w:hanging="360"/>
+      </w:pPr>
+      <w:rPr>
+        <w:rFonts w:ascii="Symbol" w:hAnsi="Symbol" w:hint="default"/>
+      </w:rPr>
+    </w:lvl>
+    <w:lvl w:ilvl="4" w:tplc="34090003" w:tentative="1">
+      <w:start w:val="1"/>
+      <w:numFmt w:val="bullet"/>
+      <w:lvlText w:val="o"/>
+      <w:lvlJc w:val="left"/>
+      <w:pPr>
+        <w:ind w:left="5040" w:hanging="360"/>
+      </w:pPr>
+      <w:rPr>
+        <w:rFonts w:ascii="Courier New" w:hAnsi="Courier New" w:cs="Courier New" w:hint="default"/>
+      </w:rPr>
+    </w:lvl>
+    <w:lvl w:ilvl="5" w:tplc="34090005" w:tentative="1">
+      <w:start w:val="1"/>
+      <w:numFmt w:val="bullet"/>
+      <w:lvlText w:val=""/>
+      <w:lvlJc w:val="left"/>
+      <w:pPr>
+        <w:ind w:left="5760" w:hanging="360"/>
+      </w:pPr>
+      <w:rPr>
+        <w:rFonts w:ascii="Wingdings" w:hAnsi="Wingdings" w:hint="default"/>
+      </w:rPr>
+    </w:lvl>
+    <w:lvl w:ilvl="6" w:tplc="34090001" w:tentative="1">
+      <w:start w:val="1"/>
+      <w:numFmt w:val="bullet"/>
+      <w:lvlText w:val=""/>
+      <w:lvlJc w:val="left"/>
+      <w:pPr>
+        <w:ind w:left="6480" w:hanging="360"/>
+      </w:pPr>
+      <w:rPr>
+        <w:rFonts w:ascii="Symbol" w:hAnsi="Symbol" w:hint="default"/>
+      </w:rPr>
+    </w:lvl>
+    <w:lvl w:ilvl="7" w:tplc="34090003" w:tentative="1">
+      <w:start w:val="1"/>
+      <w:numFmt w:val="bullet"/>
+      <w:lvlText w:val="o"/>
+      <w:lvlJc w:val="left"/>
+      <w:pPr>
+        <w:ind w:left="7200" w:hanging="360"/>
+      </w:pPr>
+      <w:rPr>
+        <w:rFonts w:ascii="Courier New" w:hAnsi="Courier New" w:cs="Courier New" w:hint="default"/>
+      </w:rPr>
+    </w:lvl>
+    <w:lvl w:ilvl="8" w:tplc="34090005" w:tentative="1">
+      <w:start w:val="1"/>
+      <w:numFmt w:val="bullet"/>
+      <w:lvlText w:val=""/>
+      <w:lvlJc w:val="left"/>
+      <w:pPr>
+        <w:ind w:left="7920" w:hanging="360"/>
+      </w:pPr>
+      <w:rPr>
+        <w:rFonts w:ascii="Wingdings" w:hAnsi="Wingdings" w:hint="default"/>
+      </w:rPr>
+    </w:lvl>
+  </w:abstractNum>
+  <w:abstractNum w:abstractNumId="11" w15:restartNumberingAfterBreak="0">
+    <w:nsid w:val="357B7689"/>
+    <w:multiLevelType w:val="hybridMultilevel"/>
+    <w:tmpl w:val="5A226328"/>
+    <w:lvl w:ilvl="0" w:tplc="3409000B">
+      <w:start w:val="1"/>
+      <w:numFmt w:val="bullet"/>
+      <w:lvlText w:val=""/>
+      <w:lvlJc w:val="left"/>
+      <w:pPr>
+        <w:ind w:left="2160" w:hanging="360"/>
+      </w:pPr>
+      <w:rPr>
+        <w:rFonts w:ascii="Wingdings" w:hAnsi="Wingdings" w:hint="default"/>
+      </w:rPr>
+    </w:lvl>
+    <w:lvl w:ilvl="1" w:tplc="34090003" w:tentative="1">
+      <w:start w:val="1"/>
+      <w:numFmt w:val="bullet"/>
+      <w:lvlText w:val="o"/>
+      <w:lvlJc w:val="left"/>
+      <w:pPr>
+        <w:ind w:left="2880" w:hanging="360"/>
+      </w:pPr>
+      <w:rPr>
+        <w:rFonts w:ascii="Courier New" w:hAnsi="Courier New" w:cs="Courier New" w:hint="default"/>
+      </w:rPr>
+    </w:lvl>
+    <w:lvl w:ilvl="2" w:tplc="34090005" w:tentative="1">
+      <w:start w:val="1"/>
+      <w:numFmt w:val="bullet"/>
+      <w:lvlText w:val=""/>
+      <w:lvlJc w:val="left"/>
+      <w:pPr>
+        <w:ind w:left="3600" w:hanging="360"/>
+      </w:pPr>
+      <w:rPr>
+        <w:rFonts w:ascii="Wingdings" w:hAnsi="Wingdings" w:hint="default"/>
+      </w:rPr>
+    </w:lvl>
+    <w:lvl w:ilvl="3" w:tplc="34090001" w:tentative="1">
+      <w:start w:val="1"/>
+      <w:numFmt w:val="bullet"/>
+      <w:lvlText w:val=""/>
+      <w:lvlJc w:val="left"/>
+      <w:pPr>
+        <w:ind w:left="4320" w:hanging="360"/>
+      </w:pPr>
+      <w:rPr>
+        <w:rFonts w:ascii="Symbol" w:hAnsi="Symbol" w:hint="default"/>
+      </w:rPr>
+    </w:lvl>
+    <w:lvl w:ilvl="4" w:tplc="34090003" w:tentative="1">
+      <w:start w:val="1"/>
+      <w:numFmt w:val="bullet"/>
+      <w:lvlText w:val="o"/>
+      <w:lvlJc w:val="left"/>
+      <w:pPr>
+        <w:ind w:left="5040" w:hanging="360"/>
+      </w:pPr>
+      <w:rPr>
+        <w:rFonts w:ascii="Courier New" w:hAnsi="Courier New" w:cs="Courier New" w:hint="default"/>
+      </w:rPr>
+    </w:lvl>
+    <w:lvl w:ilvl="5" w:tplc="34090005" w:tentative="1">
+      <w:start w:val="1"/>
+      <w:numFmt w:val="bullet"/>
+      <w:lvlText w:val=""/>
+      <w:lvlJc w:val="left"/>
+      <w:pPr>
+        <w:ind w:left="5760" w:hanging="360"/>
+      </w:pPr>
+      <w:rPr>
+        <w:rFonts w:ascii="Wingdings" w:hAnsi="Wingdings" w:hint="default"/>
+      </w:rPr>
+    </w:lvl>
+    <w:lvl w:ilvl="6" w:tplc="34090001" w:tentative="1">
+      <w:start w:val="1"/>
+      <w:numFmt w:val="bullet"/>
+      <w:lvlText w:val=""/>
+      <w:lvlJc w:val="left"/>
+      <w:pPr>
+        <w:ind w:left="6480" w:hanging="360"/>
+      </w:pPr>
+      <w:rPr>
+        <w:rFonts w:ascii="Symbol" w:hAnsi="Symbol" w:hint="default"/>
+      </w:rPr>
+    </w:lvl>
+    <w:lvl w:ilvl="7" w:tplc="34090003" w:tentative="1">
+      <w:start w:val="1"/>
+      <w:numFmt w:val="bullet"/>
+      <w:lvlText w:val="o"/>
+      <w:lvlJc w:val="left"/>
+      <w:pPr>
+        <w:ind w:left="7200" w:hanging="360"/>
+      </w:pPr>
+      <w:rPr>
+        <w:rFonts w:ascii="Courier New" w:hAnsi="Courier New" w:cs="Courier New" w:hint="default"/>
+      </w:rPr>
+    </w:lvl>
+    <w:lvl w:ilvl="8" w:tplc="34090005" w:tentative="1">
+      <w:start w:val="1"/>
+      <w:numFmt w:val="bullet"/>
+      <w:lvlText w:val=""/>
+      <w:lvlJc w:val="left"/>
+      <w:pPr>
+        <w:ind w:left="7920" w:hanging="360"/>
+      </w:pPr>
+      <w:rPr>
+        <w:rFonts w:ascii="Wingdings" w:hAnsi="Wingdings" w:hint="default"/>
+      </w:rPr>
+    </w:lvl>
+  </w:abstractNum>
+  <w:abstractNum w:abstractNumId="12" w15:restartNumberingAfterBreak="0">
     <w:nsid w:val="3798123E"/>
     <w:multiLevelType w:val="multilevel"/>
     <w:tmpl w:val="33CA4E26"/>
@@ -6657,7 +12121,269 @@
       </w:rPr>
     </w:lvl>
   </w:abstractNum>
-  <w:abstractNum w:abstractNumId="3" w15:restartNumberingAfterBreak="0">
+  <w:abstractNum w:abstractNumId="13" w15:restartNumberingAfterBreak="0">
+    <w:nsid w:val="3D522DD2"/>
+    <w:multiLevelType w:val="multilevel"/>
+    <w:tmpl w:val="01B849B0"/>
+    <w:lvl w:ilvl="0">
+      <w:start w:val="1"/>
+      <w:numFmt w:val="bullet"/>
+      <w:lvlText w:val=""/>
+      <w:lvlJc w:val="left"/>
+      <w:pPr>
+        <w:tabs>
+          <w:tab w:val="num" w:pos="720"/>
+        </w:tabs>
+        <w:ind w:left="720" w:hanging="360"/>
+      </w:pPr>
+      <w:rPr>
+        <w:rFonts w:ascii="Symbol" w:hAnsi="Symbol" w:hint="default"/>
+        <w:sz w:val="20"/>
+      </w:rPr>
+    </w:lvl>
+    <w:lvl w:ilvl="1" w:tentative="1">
+      <w:start w:val="1"/>
+      <w:numFmt w:val="bullet"/>
+      <w:lvlText w:val="o"/>
+      <w:lvlJc w:val="left"/>
+      <w:pPr>
+        <w:tabs>
+          <w:tab w:val="num" w:pos="1440"/>
+        </w:tabs>
+        <w:ind w:left="1440" w:hanging="360"/>
+      </w:pPr>
+      <w:rPr>
+        <w:rFonts w:ascii="Courier New" w:hAnsi="Courier New" w:hint="default"/>
+        <w:sz w:val="20"/>
+      </w:rPr>
+    </w:lvl>
+    <w:lvl w:ilvl="2" w:tentative="1">
+      <w:start w:val="1"/>
+      <w:numFmt w:val="bullet"/>
+      <w:lvlText w:val=""/>
+      <w:lvlJc w:val="left"/>
+      <w:pPr>
+        <w:tabs>
+          <w:tab w:val="num" w:pos="2160"/>
+        </w:tabs>
+        <w:ind w:left="2160" w:hanging="360"/>
+      </w:pPr>
+      <w:rPr>
+        <w:rFonts w:ascii="Wingdings" w:hAnsi="Wingdings" w:hint="default"/>
+        <w:sz w:val="20"/>
+      </w:rPr>
+    </w:lvl>
+    <w:lvl w:ilvl="3" w:tentative="1">
+      <w:start w:val="1"/>
+      <w:numFmt w:val="bullet"/>
+      <w:lvlText w:val=""/>
+      <w:lvlJc w:val="left"/>
+      <w:pPr>
+        <w:tabs>
+          <w:tab w:val="num" w:pos="2880"/>
+        </w:tabs>
+        <w:ind w:left="2880" w:hanging="360"/>
+      </w:pPr>
+      <w:rPr>
+        <w:rFonts w:ascii="Wingdings" w:hAnsi="Wingdings" w:hint="default"/>
+        <w:sz w:val="20"/>
+      </w:rPr>
+    </w:lvl>
+    <w:lvl w:ilvl="4" w:tentative="1">
+      <w:start w:val="1"/>
+      <w:numFmt w:val="bullet"/>
+      <w:lvlText w:val=""/>
+      <w:lvlJc w:val="left"/>
+      <w:pPr>
+        <w:tabs>
+          <w:tab w:val="num" w:pos="3600"/>
+        </w:tabs>
+        <w:ind w:left="3600" w:hanging="360"/>
+      </w:pPr>
+      <w:rPr>
+        <w:rFonts w:ascii="Wingdings" w:hAnsi="Wingdings" w:hint="default"/>
+        <w:sz w:val="20"/>
+      </w:rPr>
+    </w:lvl>
+    <w:lvl w:ilvl="5" w:tentative="1">
+      <w:start w:val="1"/>
+      <w:numFmt w:val="bullet"/>
+      <w:lvlText w:val=""/>
+      <w:lvlJc w:val="left"/>
+      <w:pPr>
+        <w:tabs>
+          <w:tab w:val="num" w:pos="4320"/>
+        </w:tabs>
+        <w:ind w:left="4320" w:hanging="360"/>
+      </w:pPr>
+      <w:rPr>
+        <w:rFonts w:ascii="Wingdings" w:hAnsi="Wingdings" w:hint="default"/>
+        <w:sz w:val="20"/>
+      </w:rPr>
+    </w:lvl>
+    <w:lvl w:ilvl="6" w:tentative="1">
+      <w:start w:val="1"/>
+      <w:numFmt w:val="bullet"/>
+      <w:lvlText w:val=""/>
+      <w:lvlJc w:val="left"/>
+      <w:pPr>
+        <w:tabs>
+          <w:tab w:val="num" w:pos="5040"/>
+        </w:tabs>
+        <w:ind w:left="5040" w:hanging="360"/>
+      </w:pPr>
+      <w:rPr>
+        <w:rFonts w:ascii="Wingdings" w:hAnsi="Wingdings" w:hint="default"/>
+        <w:sz w:val="20"/>
+      </w:rPr>
+    </w:lvl>
+    <w:lvl w:ilvl="7" w:tentative="1">
+      <w:start w:val="1"/>
+      <w:numFmt w:val="bullet"/>
+      <w:lvlText w:val=""/>
+      <w:lvlJc w:val="left"/>
+      <w:pPr>
+        <w:tabs>
+          <w:tab w:val="num" w:pos="5760"/>
+        </w:tabs>
+        <w:ind w:left="5760" w:hanging="360"/>
+      </w:pPr>
+      <w:rPr>
+        <w:rFonts w:ascii="Wingdings" w:hAnsi="Wingdings" w:hint="default"/>
+        <w:sz w:val="20"/>
+      </w:rPr>
+    </w:lvl>
+    <w:lvl w:ilvl="8" w:tentative="1">
+      <w:start w:val="1"/>
+      <w:numFmt w:val="bullet"/>
+      <w:lvlText w:val=""/>
+      <w:lvlJc w:val="left"/>
+      <w:pPr>
+        <w:tabs>
+          <w:tab w:val="num" w:pos="6480"/>
+        </w:tabs>
+        <w:ind w:left="6480" w:hanging="360"/>
+      </w:pPr>
+      <w:rPr>
+        <w:rFonts w:ascii="Wingdings" w:hAnsi="Wingdings" w:hint="default"/>
+        <w:sz w:val="20"/>
+      </w:rPr>
+    </w:lvl>
+  </w:abstractNum>
+  <w:abstractNum w:abstractNumId="14" w15:restartNumberingAfterBreak="0">
+    <w:nsid w:val="3F752848"/>
+    <w:multiLevelType w:val="hybridMultilevel"/>
+    <w:tmpl w:val="1AB60EAA"/>
+    <w:lvl w:ilvl="0" w:tplc="34090003">
+      <w:start w:val="1"/>
+      <w:numFmt w:val="bullet"/>
+      <w:lvlText w:val="o"/>
+      <w:lvlJc w:val="left"/>
+      <w:pPr>
+        <w:ind w:left="720" w:hanging="360"/>
+      </w:pPr>
+      <w:rPr>
+        <w:rFonts w:ascii="Courier New" w:hAnsi="Courier New" w:cs="Courier New" w:hint="default"/>
+      </w:rPr>
+    </w:lvl>
+    <w:lvl w:ilvl="1" w:tplc="34090003" w:tentative="1">
+      <w:start w:val="1"/>
+      <w:numFmt w:val="bullet"/>
+      <w:lvlText w:val="o"/>
+      <w:lvlJc w:val="left"/>
+      <w:pPr>
+        <w:ind w:left="1440" w:hanging="360"/>
+      </w:pPr>
+      <w:rPr>
+        <w:rFonts w:ascii="Courier New" w:hAnsi="Courier New" w:cs="Courier New" w:hint="default"/>
+      </w:rPr>
+    </w:lvl>
+    <w:lvl w:ilvl="2" w:tplc="34090005" w:tentative="1">
+      <w:start w:val="1"/>
+      <w:numFmt w:val="bullet"/>
+      <w:lvlText w:val=""/>
+      <w:lvlJc w:val="left"/>
+      <w:pPr>
+        <w:ind w:left="2160" w:hanging="360"/>
+      </w:pPr>
+      <w:rPr>
+        <w:rFonts w:ascii="Wingdings" w:hAnsi="Wingdings" w:hint="default"/>
+      </w:rPr>
+    </w:lvl>
+    <w:lvl w:ilvl="3" w:tplc="34090001" w:tentative="1">
+      <w:start w:val="1"/>
+      <w:numFmt w:val="bullet"/>
+      <w:lvlText w:val=""/>
+      <w:lvlJc w:val="left"/>
+      <w:pPr>
+        <w:ind w:left="2880" w:hanging="360"/>
+      </w:pPr>
+      <w:rPr>
+        <w:rFonts w:ascii="Symbol" w:hAnsi="Symbol" w:hint="default"/>
+      </w:rPr>
+    </w:lvl>
+    <w:lvl w:ilvl="4" w:tplc="34090003" w:tentative="1">
+      <w:start w:val="1"/>
+      <w:numFmt w:val="bullet"/>
+      <w:lvlText w:val="o"/>
+      <w:lvlJc w:val="left"/>
+      <w:pPr>
+        <w:ind w:left="3600" w:hanging="360"/>
+      </w:pPr>
+      <w:rPr>
+        <w:rFonts w:ascii="Courier New" w:hAnsi="Courier New" w:cs="Courier New" w:hint="default"/>
+      </w:rPr>
+    </w:lvl>
+    <w:lvl w:ilvl="5" w:tplc="34090005" w:tentative="1">
+      <w:start w:val="1"/>
+      <w:numFmt w:val="bullet"/>
+      <w:lvlText w:val=""/>
+      <w:lvlJc w:val="left"/>
+      <w:pPr>
+        <w:ind w:left="4320" w:hanging="360"/>
+      </w:pPr>
+      <w:rPr>
+        <w:rFonts w:ascii="Wingdings" w:hAnsi="Wingdings" w:hint="default"/>
+      </w:rPr>
+    </w:lvl>
+    <w:lvl w:ilvl="6" w:tplc="34090001" w:tentative="1">
+      <w:start w:val="1"/>
+      <w:numFmt w:val="bullet"/>
+      <w:lvlText w:val=""/>
+      <w:lvlJc w:val="left"/>
+      <w:pPr>
+        <w:ind w:left="5040" w:hanging="360"/>
+      </w:pPr>
+      <w:rPr>
+        <w:rFonts w:ascii="Symbol" w:hAnsi="Symbol" w:hint="default"/>
+      </w:rPr>
+    </w:lvl>
+    <w:lvl w:ilvl="7" w:tplc="34090003" w:tentative="1">
+      <w:start w:val="1"/>
+      <w:numFmt w:val="bullet"/>
+      <w:lvlText w:val="o"/>
+      <w:lvlJc w:val="left"/>
+      <w:pPr>
+        <w:ind w:left="5760" w:hanging="360"/>
+      </w:pPr>
+      <w:rPr>
+        <w:rFonts w:ascii="Courier New" w:hAnsi="Courier New" w:cs="Courier New" w:hint="default"/>
+      </w:rPr>
+    </w:lvl>
+    <w:lvl w:ilvl="8" w:tplc="34090005" w:tentative="1">
+      <w:start w:val="1"/>
+      <w:numFmt w:val="bullet"/>
+      <w:lvlText w:val=""/>
+      <w:lvlJc w:val="left"/>
+      <w:pPr>
+        <w:ind w:left="6480" w:hanging="360"/>
+      </w:pPr>
+      <w:rPr>
+        <w:rFonts w:ascii="Wingdings" w:hAnsi="Wingdings" w:hint="default"/>
+      </w:rPr>
+    </w:lvl>
+  </w:abstractNum>
+  <w:abstractNum w:abstractNumId="15" w15:restartNumberingAfterBreak="0">
     <w:nsid w:val="3F86414E"/>
     <w:multiLevelType w:val="hybridMultilevel"/>
     <w:tmpl w:val="0AF269A8"/>
@@ -6770,7 +12496,120 @@
       </w:rPr>
     </w:lvl>
   </w:abstractNum>
-  <w:abstractNum w:abstractNumId="4" w15:restartNumberingAfterBreak="0">
+  <w:abstractNum w:abstractNumId="16" w15:restartNumberingAfterBreak="0">
+    <w:nsid w:val="478B5A37"/>
+    <w:multiLevelType w:val="hybridMultilevel"/>
+    <w:tmpl w:val="DEE0E3D6"/>
+    <w:lvl w:ilvl="0" w:tplc="34090003">
+      <w:start w:val="1"/>
+      <w:numFmt w:val="bullet"/>
+      <w:lvlText w:val="o"/>
+      <w:lvlJc w:val="left"/>
+      <w:pPr>
+        <w:ind w:left="1440" w:hanging="360"/>
+      </w:pPr>
+      <w:rPr>
+        <w:rFonts w:ascii="Courier New" w:hAnsi="Courier New" w:cs="Courier New" w:hint="default"/>
+      </w:rPr>
+    </w:lvl>
+    <w:lvl w:ilvl="1" w:tplc="34090003" w:tentative="1">
+      <w:start w:val="1"/>
+      <w:numFmt w:val="bullet"/>
+      <w:lvlText w:val="o"/>
+      <w:lvlJc w:val="left"/>
+      <w:pPr>
+        <w:ind w:left="2160" w:hanging="360"/>
+      </w:pPr>
+      <w:rPr>
+        <w:rFonts w:ascii="Courier New" w:hAnsi="Courier New" w:cs="Courier New" w:hint="default"/>
+      </w:rPr>
+    </w:lvl>
+    <w:lvl w:ilvl="2" w:tplc="34090005" w:tentative="1">
+      <w:start w:val="1"/>
+      <w:numFmt w:val="bullet"/>
+      <w:lvlText w:val=""/>
+      <w:lvlJc w:val="left"/>
+      <w:pPr>
+        <w:ind w:left="2880" w:hanging="360"/>
+      </w:pPr>
+      <w:rPr>
+        <w:rFonts w:ascii="Wingdings" w:hAnsi="Wingdings" w:hint="default"/>
+      </w:rPr>
+    </w:lvl>
+    <w:lvl w:ilvl="3" w:tplc="34090001" w:tentative="1">
+      <w:start w:val="1"/>
+      <w:numFmt w:val="bullet"/>
+      <w:lvlText w:val=""/>
+      <w:lvlJc w:val="left"/>
+      <w:pPr>
+        <w:ind w:left="3600" w:hanging="360"/>
+      </w:pPr>
+      <w:rPr>
+        <w:rFonts w:ascii="Symbol" w:hAnsi="Symbol" w:hint="default"/>
+      </w:rPr>
+    </w:lvl>
+    <w:lvl w:ilvl="4" w:tplc="34090003" w:tentative="1">
+      <w:start w:val="1"/>
+      <w:numFmt w:val="bullet"/>
+      <w:lvlText w:val="o"/>
+      <w:lvlJc w:val="left"/>
+      <w:pPr>
+        <w:ind w:left="4320" w:hanging="360"/>
+      </w:pPr>
+      <w:rPr>
+        <w:rFonts w:ascii="Courier New" w:hAnsi="Courier New" w:cs="Courier New" w:hint="default"/>
+      </w:rPr>
+    </w:lvl>
+    <w:lvl w:ilvl="5" w:tplc="34090005" w:tentative="1">
+      <w:start w:val="1"/>
+      <w:numFmt w:val="bullet"/>
+      <w:lvlText w:val=""/>
+      <w:lvlJc w:val="left"/>
+      <w:pPr>
+        <w:ind w:left="5040" w:hanging="360"/>
+      </w:pPr>
+      <w:rPr>
+        <w:rFonts w:ascii="Wingdings" w:hAnsi="Wingdings" w:hint="default"/>
+      </w:rPr>
+    </w:lvl>
+    <w:lvl w:ilvl="6" w:tplc="34090001" w:tentative="1">
+      <w:start w:val="1"/>
+      <w:numFmt w:val="bullet"/>
+      <w:lvlText w:val=""/>
+      <w:lvlJc w:val="left"/>
+      <w:pPr>
+        <w:ind w:left="5760" w:hanging="360"/>
+      </w:pPr>
+      <w:rPr>
+        <w:rFonts w:ascii="Symbol" w:hAnsi="Symbol" w:hint="default"/>
+      </w:rPr>
+    </w:lvl>
+    <w:lvl w:ilvl="7" w:tplc="34090003" w:tentative="1">
+      <w:start w:val="1"/>
+      <w:numFmt w:val="bullet"/>
+      <w:lvlText w:val="o"/>
+      <w:lvlJc w:val="left"/>
+      <w:pPr>
+        <w:ind w:left="6480" w:hanging="360"/>
+      </w:pPr>
+      <w:rPr>
+        <w:rFonts w:ascii="Courier New" w:hAnsi="Courier New" w:cs="Courier New" w:hint="default"/>
+      </w:rPr>
+    </w:lvl>
+    <w:lvl w:ilvl="8" w:tplc="34090005" w:tentative="1">
+      <w:start w:val="1"/>
+      <w:numFmt w:val="bullet"/>
+      <w:lvlText w:val=""/>
+      <w:lvlJc w:val="left"/>
+      <w:pPr>
+        <w:ind w:left="7200" w:hanging="360"/>
+      </w:pPr>
+      <w:rPr>
+        <w:rFonts w:ascii="Wingdings" w:hAnsi="Wingdings" w:hint="default"/>
+      </w:rPr>
+    </w:lvl>
+  </w:abstractNum>
+  <w:abstractNum w:abstractNumId="17" w15:restartNumberingAfterBreak="0">
     <w:nsid w:val="4C551BAE"/>
     <w:multiLevelType w:val="multilevel"/>
     <w:tmpl w:val="37E23F78"/>
@@ -6919,7 +12758,233 @@
       </w:rPr>
     </w:lvl>
   </w:abstractNum>
-  <w:abstractNum w:abstractNumId="5" w15:restartNumberingAfterBreak="0">
+  <w:abstractNum w:abstractNumId="18" w15:restartNumberingAfterBreak="0">
+    <w:nsid w:val="4D463DD9"/>
+    <w:multiLevelType w:val="hybridMultilevel"/>
+    <w:tmpl w:val="C7405618"/>
+    <w:lvl w:ilvl="0" w:tplc="3409000B">
+      <w:start w:val="1"/>
+      <w:numFmt w:val="bullet"/>
+      <w:lvlText w:val=""/>
+      <w:lvlJc w:val="left"/>
+      <w:pPr>
+        <w:ind w:left="2160" w:hanging="360"/>
+      </w:pPr>
+      <w:rPr>
+        <w:rFonts w:ascii="Wingdings" w:hAnsi="Wingdings" w:hint="default"/>
+      </w:rPr>
+    </w:lvl>
+    <w:lvl w:ilvl="1" w:tplc="34090003" w:tentative="1">
+      <w:start w:val="1"/>
+      <w:numFmt w:val="bullet"/>
+      <w:lvlText w:val="o"/>
+      <w:lvlJc w:val="left"/>
+      <w:pPr>
+        <w:ind w:left="2880" w:hanging="360"/>
+      </w:pPr>
+      <w:rPr>
+        <w:rFonts w:ascii="Courier New" w:hAnsi="Courier New" w:cs="Courier New" w:hint="default"/>
+      </w:rPr>
+    </w:lvl>
+    <w:lvl w:ilvl="2" w:tplc="34090005" w:tentative="1">
+      <w:start w:val="1"/>
+      <w:numFmt w:val="bullet"/>
+      <w:lvlText w:val=""/>
+      <w:lvlJc w:val="left"/>
+      <w:pPr>
+        <w:ind w:left="3600" w:hanging="360"/>
+      </w:pPr>
+      <w:rPr>
+        <w:rFonts w:ascii="Wingdings" w:hAnsi="Wingdings" w:hint="default"/>
+      </w:rPr>
+    </w:lvl>
+    <w:lvl w:ilvl="3" w:tplc="34090001" w:tentative="1">
+      <w:start w:val="1"/>
+      <w:numFmt w:val="bullet"/>
+      <w:lvlText w:val=""/>
+      <w:lvlJc w:val="left"/>
+      <w:pPr>
+        <w:ind w:left="4320" w:hanging="360"/>
+      </w:pPr>
+      <w:rPr>
+        <w:rFonts w:ascii="Symbol" w:hAnsi="Symbol" w:hint="default"/>
+      </w:rPr>
+    </w:lvl>
+    <w:lvl w:ilvl="4" w:tplc="34090003" w:tentative="1">
+      <w:start w:val="1"/>
+      <w:numFmt w:val="bullet"/>
+      <w:lvlText w:val="o"/>
+      <w:lvlJc w:val="left"/>
+      <w:pPr>
+        <w:ind w:left="5040" w:hanging="360"/>
+      </w:pPr>
+      <w:rPr>
+        <w:rFonts w:ascii="Courier New" w:hAnsi="Courier New" w:cs="Courier New" w:hint="default"/>
+      </w:rPr>
+    </w:lvl>
+    <w:lvl w:ilvl="5" w:tplc="34090005" w:tentative="1">
+      <w:start w:val="1"/>
+      <w:numFmt w:val="bullet"/>
+      <w:lvlText w:val=""/>
+      <w:lvlJc w:val="left"/>
+      <w:pPr>
+        <w:ind w:left="5760" w:hanging="360"/>
+      </w:pPr>
+      <w:rPr>
+        <w:rFonts w:ascii="Wingdings" w:hAnsi="Wingdings" w:hint="default"/>
+      </w:rPr>
+    </w:lvl>
+    <w:lvl w:ilvl="6" w:tplc="34090001" w:tentative="1">
+      <w:start w:val="1"/>
+      <w:numFmt w:val="bullet"/>
+      <w:lvlText w:val=""/>
+      <w:lvlJc w:val="left"/>
+      <w:pPr>
+        <w:ind w:left="6480" w:hanging="360"/>
+      </w:pPr>
+      <w:rPr>
+        <w:rFonts w:ascii="Symbol" w:hAnsi="Symbol" w:hint="default"/>
+      </w:rPr>
+    </w:lvl>
+    <w:lvl w:ilvl="7" w:tplc="34090003" w:tentative="1">
+      <w:start w:val="1"/>
+      <w:numFmt w:val="bullet"/>
+      <w:lvlText w:val="o"/>
+      <w:lvlJc w:val="left"/>
+      <w:pPr>
+        <w:ind w:left="7200" w:hanging="360"/>
+      </w:pPr>
+      <w:rPr>
+        <w:rFonts w:ascii="Courier New" w:hAnsi="Courier New" w:cs="Courier New" w:hint="default"/>
+      </w:rPr>
+    </w:lvl>
+    <w:lvl w:ilvl="8" w:tplc="34090005" w:tentative="1">
+      <w:start w:val="1"/>
+      <w:numFmt w:val="bullet"/>
+      <w:lvlText w:val=""/>
+      <w:lvlJc w:val="left"/>
+      <w:pPr>
+        <w:ind w:left="7920" w:hanging="360"/>
+      </w:pPr>
+      <w:rPr>
+        <w:rFonts w:ascii="Wingdings" w:hAnsi="Wingdings" w:hint="default"/>
+      </w:rPr>
+    </w:lvl>
+  </w:abstractNum>
+  <w:abstractNum w:abstractNumId="19" w15:restartNumberingAfterBreak="0">
+    <w:nsid w:val="4E347092"/>
+    <w:multiLevelType w:val="hybridMultilevel"/>
+    <w:tmpl w:val="D382B87E"/>
+    <w:lvl w:ilvl="0" w:tplc="3409000B">
+      <w:start w:val="1"/>
+      <w:numFmt w:val="bullet"/>
+      <w:lvlText w:val=""/>
+      <w:lvlJc w:val="left"/>
+      <w:pPr>
+        <w:ind w:left="2160" w:hanging="360"/>
+      </w:pPr>
+      <w:rPr>
+        <w:rFonts w:ascii="Wingdings" w:hAnsi="Wingdings" w:hint="default"/>
+      </w:rPr>
+    </w:lvl>
+    <w:lvl w:ilvl="1" w:tplc="34090003" w:tentative="1">
+      <w:start w:val="1"/>
+      <w:numFmt w:val="bullet"/>
+      <w:lvlText w:val="o"/>
+      <w:lvlJc w:val="left"/>
+      <w:pPr>
+        <w:ind w:left="2880" w:hanging="360"/>
+      </w:pPr>
+      <w:rPr>
+        <w:rFonts w:ascii="Courier New" w:hAnsi="Courier New" w:cs="Courier New" w:hint="default"/>
+      </w:rPr>
+    </w:lvl>
+    <w:lvl w:ilvl="2" w:tplc="34090005" w:tentative="1">
+      <w:start w:val="1"/>
+      <w:numFmt w:val="bullet"/>
+      <w:lvlText w:val=""/>
+      <w:lvlJc w:val="left"/>
+      <w:pPr>
+        <w:ind w:left="3600" w:hanging="360"/>
+      </w:pPr>
+      <w:rPr>
+        <w:rFonts w:ascii="Wingdings" w:hAnsi="Wingdings" w:hint="default"/>
+      </w:rPr>
+    </w:lvl>
+    <w:lvl w:ilvl="3" w:tplc="34090001" w:tentative="1">
+      <w:start w:val="1"/>
+      <w:numFmt w:val="bullet"/>
+      <w:lvlText w:val=""/>
+      <w:lvlJc w:val="left"/>
+      <w:pPr>
+        <w:ind w:left="4320" w:hanging="360"/>
+      </w:pPr>
+      <w:rPr>
+        <w:rFonts w:ascii="Symbol" w:hAnsi="Symbol" w:hint="default"/>
+      </w:rPr>
+    </w:lvl>
+    <w:lvl w:ilvl="4" w:tplc="34090003" w:tentative="1">
+      <w:start w:val="1"/>
+      <w:numFmt w:val="bullet"/>
+      <w:lvlText w:val="o"/>
+      <w:lvlJc w:val="left"/>
+      <w:pPr>
+        <w:ind w:left="5040" w:hanging="360"/>
+      </w:pPr>
+      <w:rPr>
+        <w:rFonts w:ascii="Courier New" w:hAnsi="Courier New" w:cs="Courier New" w:hint="default"/>
+      </w:rPr>
+    </w:lvl>
+    <w:lvl w:ilvl="5" w:tplc="34090005" w:tentative="1">
+      <w:start w:val="1"/>
+      <w:numFmt w:val="bullet"/>
+      <w:lvlText w:val=""/>
+      <w:lvlJc w:val="left"/>
+      <w:pPr>
+        <w:ind w:left="5760" w:hanging="360"/>
+      </w:pPr>
+      <w:rPr>
+        <w:rFonts w:ascii="Wingdings" w:hAnsi="Wingdings" w:hint="default"/>
+      </w:rPr>
+    </w:lvl>
+    <w:lvl w:ilvl="6" w:tplc="34090001" w:tentative="1">
+      <w:start w:val="1"/>
+      <w:numFmt w:val="bullet"/>
+      <w:lvlText w:val=""/>
+      <w:lvlJc w:val="left"/>
+      <w:pPr>
+        <w:ind w:left="6480" w:hanging="360"/>
+      </w:pPr>
+      <w:rPr>
+        <w:rFonts w:ascii="Symbol" w:hAnsi="Symbol" w:hint="default"/>
+      </w:rPr>
+    </w:lvl>
+    <w:lvl w:ilvl="7" w:tplc="34090003" w:tentative="1">
+      <w:start w:val="1"/>
+      <w:numFmt w:val="bullet"/>
+      <w:lvlText w:val="o"/>
+      <w:lvlJc w:val="left"/>
+      <w:pPr>
+        <w:ind w:left="7200" w:hanging="360"/>
+      </w:pPr>
+      <w:rPr>
+        <w:rFonts w:ascii="Courier New" w:hAnsi="Courier New" w:cs="Courier New" w:hint="default"/>
+      </w:rPr>
+    </w:lvl>
+    <w:lvl w:ilvl="8" w:tplc="34090005" w:tentative="1">
+      <w:start w:val="1"/>
+      <w:numFmt w:val="bullet"/>
+      <w:lvlText w:val=""/>
+      <w:lvlJc w:val="left"/>
+      <w:pPr>
+        <w:ind w:left="7920" w:hanging="360"/>
+      </w:pPr>
+      <w:rPr>
+        <w:rFonts w:ascii="Wingdings" w:hAnsi="Wingdings" w:hint="default"/>
+      </w:rPr>
+    </w:lvl>
+  </w:abstractNum>
+  <w:abstractNum w:abstractNumId="20" w15:restartNumberingAfterBreak="0">
     <w:nsid w:val="507433F2"/>
     <w:multiLevelType w:val="hybridMultilevel"/>
     <w:tmpl w:val="F0AC9ACE"/>
@@ -7032,7 +13097,7 @@
       </w:rPr>
     </w:lvl>
   </w:abstractNum>
-  <w:abstractNum w:abstractNumId="6" w15:restartNumberingAfterBreak="0">
+  <w:abstractNum w:abstractNumId="21" w15:restartNumberingAfterBreak="0">
     <w:nsid w:val="509C3CF3"/>
     <w:multiLevelType w:val="hybridMultilevel"/>
     <w:tmpl w:val="EEBC27AE"/>
@@ -7145,7 +13210,156 @@
       </w:rPr>
     </w:lvl>
   </w:abstractNum>
-  <w:abstractNum w:abstractNumId="7" w15:restartNumberingAfterBreak="0">
+  <w:abstractNum w:abstractNumId="22" w15:restartNumberingAfterBreak="0">
+    <w:nsid w:val="50AD358F"/>
+    <w:multiLevelType w:val="multilevel"/>
+    <w:tmpl w:val="0C3CC6A2"/>
+    <w:lvl w:ilvl="0">
+      <w:start w:val="1"/>
+      <w:numFmt w:val="bullet"/>
+      <w:lvlText w:val=""/>
+      <w:lvlJc w:val="left"/>
+      <w:pPr>
+        <w:tabs>
+          <w:tab w:val="num" w:pos="720"/>
+        </w:tabs>
+        <w:ind w:left="720" w:hanging="360"/>
+      </w:pPr>
+      <w:rPr>
+        <w:rFonts w:ascii="Symbol" w:hAnsi="Symbol" w:hint="default"/>
+        <w:sz w:val="20"/>
+      </w:rPr>
+    </w:lvl>
+    <w:lvl w:ilvl="1" w:tentative="1">
+      <w:start w:val="1"/>
+      <w:numFmt w:val="bullet"/>
+      <w:lvlText w:val="o"/>
+      <w:lvlJc w:val="left"/>
+      <w:pPr>
+        <w:tabs>
+          <w:tab w:val="num" w:pos="1440"/>
+        </w:tabs>
+        <w:ind w:left="1440" w:hanging="360"/>
+      </w:pPr>
+      <w:rPr>
+        <w:rFonts w:ascii="Courier New" w:hAnsi="Courier New" w:hint="default"/>
+        <w:sz w:val="20"/>
+      </w:rPr>
+    </w:lvl>
+    <w:lvl w:ilvl="2" w:tentative="1">
+      <w:start w:val="1"/>
+      <w:numFmt w:val="bullet"/>
+      <w:lvlText w:val=""/>
+      <w:lvlJc w:val="left"/>
+      <w:pPr>
+        <w:tabs>
+          <w:tab w:val="num" w:pos="2160"/>
+        </w:tabs>
+        <w:ind w:left="2160" w:hanging="360"/>
+      </w:pPr>
+      <w:rPr>
+        <w:rFonts w:ascii="Wingdings" w:hAnsi="Wingdings" w:hint="default"/>
+        <w:sz w:val="20"/>
+      </w:rPr>
+    </w:lvl>
+    <w:lvl w:ilvl="3" w:tentative="1">
+      <w:start w:val="1"/>
+      <w:numFmt w:val="bullet"/>
+      <w:lvlText w:val=""/>
+      <w:lvlJc w:val="left"/>
+      <w:pPr>
+        <w:tabs>
+          <w:tab w:val="num" w:pos="2880"/>
+        </w:tabs>
+        <w:ind w:left="2880" w:hanging="360"/>
+      </w:pPr>
+      <w:rPr>
+        <w:rFonts w:ascii="Wingdings" w:hAnsi="Wingdings" w:hint="default"/>
+        <w:sz w:val="20"/>
+      </w:rPr>
+    </w:lvl>
+    <w:lvl w:ilvl="4" w:tentative="1">
+      <w:start w:val="1"/>
+      <w:numFmt w:val="bullet"/>
+      <w:lvlText w:val=""/>
+      <w:lvlJc w:val="left"/>
+      <w:pPr>
+        <w:tabs>
+          <w:tab w:val="num" w:pos="3600"/>
+        </w:tabs>
+        <w:ind w:left="3600" w:hanging="360"/>
+      </w:pPr>
+      <w:rPr>
+        <w:rFonts w:ascii="Wingdings" w:hAnsi="Wingdings" w:hint="default"/>
+        <w:sz w:val="20"/>
+      </w:rPr>
+    </w:lvl>
+    <w:lvl w:ilvl="5" w:tentative="1">
+      <w:start w:val="1"/>
+      <w:numFmt w:val="bullet"/>
+      <w:lvlText w:val=""/>
+      <w:lvlJc w:val="left"/>
+      <w:pPr>
+        <w:tabs>
+          <w:tab w:val="num" w:pos="4320"/>
+        </w:tabs>
+        <w:ind w:left="4320" w:hanging="360"/>
+      </w:pPr>
+      <w:rPr>
+        <w:rFonts w:ascii="Wingdings" w:hAnsi="Wingdings" w:hint="default"/>
+        <w:sz w:val="20"/>
+      </w:rPr>
+    </w:lvl>
+    <w:lvl w:ilvl="6" w:tentative="1">
+      <w:start w:val="1"/>
+      <w:numFmt w:val="bullet"/>
+      <w:lvlText w:val=""/>
+      <w:lvlJc w:val="left"/>
+      <w:pPr>
+        <w:tabs>
+          <w:tab w:val="num" w:pos="5040"/>
+        </w:tabs>
+        <w:ind w:left="5040" w:hanging="360"/>
+      </w:pPr>
+      <w:rPr>
+        <w:rFonts w:ascii="Wingdings" w:hAnsi="Wingdings" w:hint="default"/>
+        <w:sz w:val="20"/>
+      </w:rPr>
+    </w:lvl>
+    <w:lvl w:ilvl="7" w:tentative="1">
+      <w:start w:val="1"/>
+      <w:numFmt w:val="bullet"/>
+      <w:lvlText w:val=""/>
+      <w:lvlJc w:val="left"/>
+      <w:pPr>
+        <w:tabs>
+          <w:tab w:val="num" w:pos="5760"/>
+        </w:tabs>
+        <w:ind w:left="5760" w:hanging="360"/>
+      </w:pPr>
+      <w:rPr>
+        <w:rFonts w:ascii="Wingdings" w:hAnsi="Wingdings" w:hint="default"/>
+        <w:sz w:val="20"/>
+      </w:rPr>
+    </w:lvl>
+    <w:lvl w:ilvl="8" w:tentative="1">
+      <w:start w:val="1"/>
+      <w:numFmt w:val="bullet"/>
+      <w:lvlText w:val=""/>
+      <w:lvlJc w:val="left"/>
+      <w:pPr>
+        <w:tabs>
+          <w:tab w:val="num" w:pos="6480"/>
+        </w:tabs>
+        <w:ind w:left="6480" w:hanging="360"/>
+      </w:pPr>
+      <w:rPr>
+        <w:rFonts w:ascii="Wingdings" w:hAnsi="Wingdings" w:hint="default"/>
+        <w:sz w:val="20"/>
+      </w:rPr>
+    </w:lvl>
+  </w:abstractNum>
+  <w:abstractNum w:abstractNumId="23" w15:restartNumberingAfterBreak="0">
     <w:nsid w:val="540B741A"/>
     <w:multiLevelType w:val="hybridMultilevel"/>
     <w:tmpl w:val="BEEC0C8E"/>
@@ -7258,7 +13472,680 @@
       </w:rPr>
     </w:lvl>
   </w:abstractNum>
-  <w:abstractNum w:abstractNumId="8" w15:restartNumberingAfterBreak="0">
+  <w:abstractNum w:abstractNumId="24" w15:restartNumberingAfterBreak="0">
+    <w:nsid w:val="548B31FD"/>
+    <w:multiLevelType w:val="hybridMultilevel"/>
+    <w:tmpl w:val="CF523754"/>
+    <w:lvl w:ilvl="0" w:tplc="34090005">
+      <w:start w:val="1"/>
+      <w:numFmt w:val="bullet"/>
+      <w:lvlText w:val=""/>
+      <w:lvlJc w:val="left"/>
+      <w:pPr>
+        <w:ind w:left="2880" w:hanging="360"/>
+      </w:pPr>
+      <w:rPr>
+        <w:rFonts w:ascii="Wingdings" w:hAnsi="Wingdings" w:hint="default"/>
+      </w:rPr>
+    </w:lvl>
+    <w:lvl w:ilvl="1" w:tplc="34090003" w:tentative="1">
+      <w:start w:val="1"/>
+      <w:numFmt w:val="bullet"/>
+      <w:lvlText w:val="o"/>
+      <w:lvlJc w:val="left"/>
+      <w:pPr>
+        <w:ind w:left="3600" w:hanging="360"/>
+      </w:pPr>
+      <w:rPr>
+        <w:rFonts w:ascii="Courier New" w:hAnsi="Courier New" w:cs="Courier New" w:hint="default"/>
+      </w:rPr>
+    </w:lvl>
+    <w:lvl w:ilvl="2" w:tplc="34090005" w:tentative="1">
+      <w:start w:val="1"/>
+      <w:numFmt w:val="bullet"/>
+      <w:lvlText w:val=""/>
+      <w:lvlJc w:val="left"/>
+      <w:pPr>
+        <w:ind w:left="4320" w:hanging="360"/>
+      </w:pPr>
+      <w:rPr>
+        <w:rFonts w:ascii="Wingdings" w:hAnsi="Wingdings" w:hint="default"/>
+      </w:rPr>
+    </w:lvl>
+    <w:lvl w:ilvl="3" w:tplc="34090001" w:tentative="1">
+      <w:start w:val="1"/>
+      <w:numFmt w:val="bullet"/>
+      <w:lvlText w:val=""/>
+      <w:lvlJc w:val="left"/>
+      <w:pPr>
+        <w:ind w:left="5040" w:hanging="360"/>
+      </w:pPr>
+      <w:rPr>
+        <w:rFonts w:ascii="Symbol" w:hAnsi="Symbol" w:hint="default"/>
+      </w:rPr>
+    </w:lvl>
+    <w:lvl w:ilvl="4" w:tplc="34090003" w:tentative="1">
+      <w:start w:val="1"/>
+      <w:numFmt w:val="bullet"/>
+      <w:lvlText w:val="o"/>
+      <w:lvlJc w:val="left"/>
+      <w:pPr>
+        <w:ind w:left="5760" w:hanging="360"/>
+      </w:pPr>
+      <w:rPr>
+        <w:rFonts w:ascii="Courier New" w:hAnsi="Courier New" w:cs="Courier New" w:hint="default"/>
+      </w:rPr>
+    </w:lvl>
+    <w:lvl w:ilvl="5" w:tplc="34090005" w:tentative="1">
+      <w:start w:val="1"/>
+      <w:numFmt w:val="bullet"/>
+      <w:lvlText w:val=""/>
+      <w:lvlJc w:val="left"/>
+      <w:pPr>
+        <w:ind w:left="6480" w:hanging="360"/>
+      </w:pPr>
+      <w:rPr>
+        <w:rFonts w:ascii="Wingdings" w:hAnsi="Wingdings" w:hint="default"/>
+      </w:rPr>
+    </w:lvl>
+    <w:lvl w:ilvl="6" w:tplc="34090001" w:tentative="1">
+      <w:start w:val="1"/>
+      <w:numFmt w:val="bullet"/>
+      <w:lvlText w:val=""/>
+      <w:lvlJc w:val="left"/>
+      <w:pPr>
+        <w:ind w:left="7200" w:hanging="360"/>
+      </w:pPr>
+      <w:rPr>
+        <w:rFonts w:ascii="Symbol" w:hAnsi="Symbol" w:hint="default"/>
+      </w:rPr>
+    </w:lvl>
+    <w:lvl w:ilvl="7" w:tplc="34090003" w:tentative="1">
+      <w:start w:val="1"/>
+      <w:numFmt w:val="bullet"/>
+      <w:lvlText w:val="o"/>
+      <w:lvlJc w:val="left"/>
+      <w:pPr>
+        <w:ind w:left="7920" w:hanging="360"/>
+      </w:pPr>
+      <w:rPr>
+        <w:rFonts w:ascii="Courier New" w:hAnsi="Courier New" w:cs="Courier New" w:hint="default"/>
+      </w:rPr>
+    </w:lvl>
+    <w:lvl w:ilvl="8" w:tplc="34090005" w:tentative="1">
+      <w:start w:val="1"/>
+      <w:numFmt w:val="bullet"/>
+      <w:lvlText w:val=""/>
+      <w:lvlJc w:val="left"/>
+      <w:pPr>
+        <w:ind w:left="8640" w:hanging="360"/>
+      </w:pPr>
+      <w:rPr>
+        <w:rFonts w:ascii="Wingdings" w:hAnsi="Wingdings" w:hint="default"/>
+      </w:rPr>
+    </w:lvl>
+  </w:abstractNum>
+  <w:abstractNum w:abstractNumId="25" w15:restartNumberingAfterBreak="0">
+    <w:nsid w:val="580155E3"/>
+    <w:multiLevelType w:val="multilevel"/>
+    <w:tmpl w:val="0C3CC6A2"/>
+    <w:lvl w:ilvl="0">
+      <w:start w:val="1"/>
+      <w:numFmt w:val="bullet"/>
+      <w:lvlText w:val=""/>
+      <w:lvlJc w:val="left"/>
+      <w:pPr>
+        <w:tabs>
+          <w:tab w:val="num" w:pos="720"/>
+        </w:tabs>
+        <w:ind w:left="720" w:hanging="360"/>
+      </w:pPr>
+      <w:rPr>
+        <w:rFonts w:ascii="Symbol" w:hAnsi="Symbol" w:hint="default"/>
+        <w:sz w:val="20"/>
+      </w:rPr>
+    </w:lvl>
+    <w:lvl w:ilvl="1" w:tentative="1">
+      <w:start w:val="1"/>
+      <w:numFmt w:val="bullet"/>
+      <w:lvlText w:val="o"/>
+      <w:lvlJc w:val="left"/>
+      <w:pPr>
+        <w:tabs>
+          <w:tab w:val="num" w:pos="1440"/>
+        </w:tabs>
+        <w:ind w:left="1440" w:hanging="360"/>
+      </w:pPr>
+      <w:rPr>
+        <w:rFonts w:ascii="Courier New" w:hAnsi="Courier New" w:hint="default"/>
+        <w:sz w:val="20"/>
+      </w:rPr>
+    </w:lvl>
+    <w:lvl w:ilvl="2" w:tentative="1">
+      <w:start w:val="1"/>
+      <w:numFmt w:val="bullet"/>
+      <w:lvlText w:val=""/>
+      <w:lvlJc w:val="left"/>
+      <w:pPr>
+        <w:tabs>
+          <w:tab w:val="num" w:pos="2160"/>
+        </w:tabs>
+        <w:ind w:left="2160" w:hanging="360"/>
+      </w:pPr>
+      <w:rPr>
+        <w:rFonts w:ascii="Wingdings" w:hAnsi="Wingdings" w:hint="default"/>
+        <w:sz w:val="20"/>
+      </w:rPr>
+    </w:lvl>
+    <w:lvl w:ilvl="3" w:tentative="1">
+      <w:start w:val="1"/>
+      <w:numFmt w:val="bullet"/>
+      <w:lvlText w:val=""/>
+      <w:lvlJc w:val="left"/>
+      <w:pPr>
+        <w:tabs>
+          <w:tab w:val="num" w:pos="2880"/>
+        </w:tabs>
+        <w:ind w:left="2880" w:hanging="360"/>
+      </w:pPr>
+      <w:rPr>
+        <w:rFonts w:ascii="Wingdings" w:hAnsi="Wingdings" w:hint="default"/>
+        <w:sz w:val="20"/>
+      </w:rPr>
+    </w:lvl>
+    <w:lvl w:ilvl="4" w:tentative="1">
+      <w:start w:val="1"/>
+      <w:numFmt w:val="bullet"/>
+      <w:lvlText w:val=""/>
+      <w:lvlJc w:val="left"/>
+      <w:pPr>
+        <w:tabs>
+          <w:tab w:val="num" w:pos="3600"/>
+        </w:tabs>
+        <w:ind w:left="3600" w:hanging="360"/>
+      </w:pPr>
+      <w:rPr>
+        <w:rFonts w:ascii="Wingdings" w:hAnsi="Wingdings" w:hint="default"/>
+        <w:sz w:val="20"/>
+      </w:rPr>
+    </w:lvl>
+    <w:lvl w:ilvl="5" w:tentative="1">
+      <w:start w:val="1"/>
+      <w:numFmt w:val="bullet"/>
+      <w:lvlText w:val=""/>
+      <w:lvlJc w:val="left"/>
+      <w:pPr>
+        <w:tabs>
+          <w:tab w:val="num" w:pos="4320"/>
+        </w:tabs>
+        <w:ind w:left="4320" w:hanging="360"/>
+      </w:pPr>
+      <w:rPr>
+        <w:rFonts w:ascii="Wingdings" w:hAnsi="Wingdings" w:hint="default"/>
+        <w:sz w:val="20"/>
+      </w:rPr>
+    </w:lvl>
+    <w:lvl w:ilvl="6" w:tentative="1">
+      <w:start w:val="1"/>
+      <w:numFmt w:val="bullet"/>
+      <w:lvlText w:val=""/>
+      <w:lvlJc w:val="left"/>
+      <w:pPr>
+        <w:tabs>
+          <w:tab w:val="num" w:pos="5040"/>
+        </w:tabs>
+        <w:ind w:left="5040" w:hanging="360"/>
+      </w:pPr>
+      <w:rPr>
+        <w:rFonts w:ascii="Wingdings" w:hAnsi="Wingdings" w:hint="default"/>
+        <w:sz w:val="20"/>
+      </w:rPr>
+    </w:lvl>
+    <w:lvl w:ilvl="7" w:tentative="1">
+      <w:start w:val="1"/>
+      <w:numFmt w:val="bullet"/>
+      <w:lvlText w:val=""/>
+      <w:lvlJc w:val="left"/>
+      <w:pPr>
+        <w:tabs>
+          <w:tab w:val="num" w:pos="5760"/>
+        </w:tabs>
+        <w:ind w:left="5760" w:hanging="360"/>
+      </w:pPr>
+      <w:rPr>
+        <w:rFonts w:ascii="Wingdings" w:hAnsi="Wingdings" w:hint="default"/>
+        <w:sz w:val="20"/>
+      </w:rPr>
+    </w:lvl>
+    <w:lvl w:ilvl="8" w:tentative="1">
+      <w:start w:val="1"/>
+      <w:numFmt w:val="bullet"/>
+      <w:lvlText w:val=""/>
+      <w:lvlJc w:val="left"/>
+      <w:pPr>
+        <w:tabs>
+          <w:tab w:val="num" w:pos="6480"/>
+        </w:tabs>
+        <w:ind w:left="6480" w:hanging="360"/>
+      </w:pPr>
+      <w:rPr>
+        <w:rFonts w:ascii="Wingdings" w:hAnsi="Wingdings" w:hint="default"/>
+        <w:sz w:val="20"/>
+      </w:rPr>
+    </w:lvl>
+  </w:abstractNum>
+  <w:abstractNum w:abstractNumId="26" w15:restartNumberingAfterBreak="0">
+    <w:nsid w:val="59DE668F"/>
+    <w:multiLevelType w:val="hybridMultilevel"/>
+    <w:tmpl w:val="74427BB0"/>
+    <w:lvl w:ilvl="0" w:tplc="34090003">
+      <w:start w:val="1"/>
+      <w:numFmt w:val="bullet"/>
+      <w:lvlText w:val="o"/>
+      <w:lvlJc w:val="left"/>
+      <w:pPr>
+        <w:ind w:left="720" w:hanging="360"/>
+      </w:pPr>
+      <w:rPr>
+        <w:rFonts w:ascii="Courier New" w:hAnsi="Courier New" w:cs="Courier New" w:hint="default"/>
+      </w:rPr>
+    </w:lvl>
+    <w:lvl w:ilvl="1" w:tplc="34090003" w:tentative="1">
+      <w:start w:val="1"/>
+      <w:numFmt w:val="bullet"/>
+      <w:lvlText w:val="o"/>
+      <w:lvlJc w:val="left"/>
+      <w:pPr>
+        <w:ind w:left="1440" w:hanging="360"/>
+      </w:pPr>
+      <w:rPr>
+        <w:rFonts w:ascii="Courier New" w:hAnsi="Courier New" w:cs="Courier New" w:hint="default"/>
+      </w:rPr>
+    </w:lvl>
+    <w:lvl w:ilvl="2" w:tplc="34090005" w:tentative="1">
+      <w:start w:val="1"/>
+      <w:numFmt w:val="bullet"/>
+      <w:lvlText w:val=""/>
+      <w:lvlJc w:val="left"/>
+      <w:pPr>
+        <w:ind w:left="2160" w:hanging="360"/>
+      </w:pPr>
+      <w:rPr>
+        <w:rFonts w:ascii="Wingdings" w:hAnsi="Wingdings" w:hint="default"/>
+      </w:rPr>
+    </w:lvl>
+    <w:lvl w:ilvl="3" w:tplc="34090001" w:tentative="1">
+      <w:start w:val="1"/>
+      <w:numFmt w:val="bullet"/>
+      <w:lvlText w:val=""/>
+      <w:lvlJc w:val="left"/>
+      <w:pPr>
+        <w:ind w:left="2880" w:hanging="360"/>
+      </w:pPr>
+      <w:rPr>
+        <w:rFonts w:ascii="Symbol" w:hAnsi="Symbol" w:hint="default"/>
+      </w:rPr>
+    </w:lvl>
+    <w:lvl w:ilvl="4" w:tplc="34090003" w:tentative="1">
+      <w:start w:val="1"/>
+      <w:numFmt w:val="bullet"/>
+      <w:lvlText w:val="o"/>
+      <w:lvlJc w:val="left"/>
+      <w:pPr>
+        <w:ind w:left="3600" w:hanging="360"/>
+      </w:pPr>
+      <w:rPr>
+        <w:rFonts w:ascii="Courier New" w:hAnsi="Courier New" w:cs="Courier New" w:hint="default"/>
+      </w:rPr>
+    </w:lvl>
+    <w:lvl w:ilvl="5" w:tplc="34090005" w:tentative="1">
+      <w:start w:val="1"/>
+      <w:numFmt w:val="bullet"/>
+      <w:lvlText w:val=""/>
+      <w:lvlJc w:val="left"/>
+      <w:pPr>
+        <w:ind w:left="4320" w:hanging="360"/>
+      </w:pPr>
+      <w:rPr>
+        <w:rFonts w:ascii="Wingdings" w:hAnsi="Wingdings" w:hint="default"/>
+      </w:rPr>
+    </w:lvl>
+    <w:lvl w:ilvl="6" w:tplc="34090001" w:tentative="1">
+      <w:start w:val="1"/>
+      <w:numFmt w:val="bullet"/>
+      <w:lvlText w:val=""/>
+      <w:lvlJc w:val="left"/>
+      <w:pPr>
+        <w:ind w:left="5040" w:hanging="360"/>
+      </w:pPr>
+      <w:rPr>
+        <w:rFonts w:ascii="Symbol" w:hAnsi="Symbol" w:hint="default"/>
+      </w:rPr>
+    </w:lvl>
+    <w:lvl w:ilvl="7" w:tplc="34090003" w:tentative="1">
+      <w:start w:val="1"/>
+      <w:numFmt w:val="bullet"/>
+      <w:lvlText w:val="o"/>
+      <w:lvlJc w:val="left"/>
+      <w:pPr>
+        <w:ind w:left="5760" w:hanging="360"/>
+      </w:pPr>
+      <w:rPr>
+        <w:rFonts w:ascii="Courier New" w:hAnsi="Courier New" w:cs="Courier New" w:hint="default"/>
+      </w:rPr>
+    </w:lvl>
+    <w:lvl w:ilvl="8" w:tplc="34090005" w:tentative="1">
+      <w:start w:val="1"/>
+      <w:numFmt w:val="bullet"/>
+      <w:lvlText w:val=""/>
+      <w:lvlJc w:val="left"/>
+      <w:pPr>
+        <w:ind w:left="6480" w:hanging="360"/>
+      </w:pPr>
+      <w:rPr>
+        <w:rFonts w:ascii="Wingdings" w:hAnsi="Wingdings" w:hint="default"/>
+      </w:rPr>
+    </w:lvl>
+  </w:abstractNum>
+  <w:abstractNum w:abstractNumId="27" w15:restartNumberingAfterBreak="0">
+    <w:nsid w:val="5CB60892"/>
+    <w:multiLevelType w:val="multilevel"/>
+    <w:tmpl w:val="F5008542"/>
+    <w:lvl w:ilvl="0">
+      <w:start w:val="1"/>
+      <w:numFmt w:val="bullet"/>
+      <w:lvlText w:val=""/>
+      <w:lvlJc w:val="left"/>
+      <w:pPr>
+        <w:tabs>
+          <w:tab w:val="num" w:pos="720"/>
+        </w:tabs>
+        <w:ind w:left="720" w:hanging="360"/>
+      </w:pPr>
+      <w:rPr>
+        <w:rFonts w:ascii="Symbol" w:hAnsi="Symbol" w:hint="default"/>
+        <w:sz w:val="20"/>
+      </w:rPr>
+    </w:lvl>
+    <w:lvl w:ilvl="1" w:tentative="1">
+      <w:start w:val="1"/>
+      <w:numFmt w:val="bullet"/>
+      <w:lvlText w:val="o"/>
+      <w:lvlJc w:val="left"/>
+      <w:pPr>
+        <w:tabs>
+          <w:tab w:val="num" w:pos="1440"/>
+        </w:tabs>
+        <w:ind w:left="1440" w:hanging="360"/>
+      </w:pPr>
+      <w:rPr>
+        <w:rFonts w:ascii="Courier New" w:hAnsi="Courier New" w:hint="default"/>
+        <w:sz w:val="20"/>
+      </w:rPr>
+    </w:lvl>
+    <w:lvl w:ilvl="2" w:tentative="1">
+      <w:start w:val="1"/>
+      <w:numFmt w:val="bullet"/>
+      <w:lvlText w:val=""/>
+      <w:lvlJc w:val="left"/>
+      <w:pPr>
+        <w:tabs>
+          <w:tab w:val="num" w:pos="2160"/>
+        </w:tabs>
+        <w:ind w:left="2160" w:hanging="360"/>
+      </w:pPr>
+      <w:rPr>
+        <w:rFonts w:ascii="Wingdings" w:hAnsi="Wingdings" w:hint="default"/>
+        <w:sz w:val="20"/>
+      </w:rPr>
+    </w:lvl>
+    <w:lvl w:ilvl="3" w:tentative="1">
+      <w:start w:val="1"/>
+      <w:numFmt w:val="bullet"/>
+      <w:lvlText w:val=""/>
+      <w:lvlJc w:val="left"/>
+      <w:pPr>
+        <w:tabs>
+          <w:tab w:val="num" w:pos="2880"/>
+        </w:tabs>
+        <w:ind w:left="2880" w:hanging="360"/>
+      </w:pPr>
+      <w:rPr>
+        <w:rFonts w:ascii="Wingdings" w:hAnsi="Wingdings" w:hint="default"/>
+        <w:sz w:val="20"/>
+      </w:rPr>
+    </w:lvl>
+    <w:lvl w:ilvl="4" w:tentative="1">
+      <w:start w:val="1"/>
+      <w:numFmt w:val="bullet"/>
+      <w:lvlText w:val=""/>
+      <w:lvlJc w:val="left"/>
+      <w:pPr>
+        <w:tabs>
+          <w:tab w:val="num" w:pos="3600"/>
+        </w:tabs>
+        <w:ind w:left="3600" w:hanging="360"/>
+      </w:pPr>
+      <w:rPr>
+        <w:rFonts w:ascii="Wingdings" w:hAnsi="Wingdings" w:hint="default"/>
+        <w:sz w:val="20"/>
+      </w:rPr>
+    </w:lvl>
+    <w:lvl w:ilvl="5" w:tentative="1">
+      <w:start w:val="1"/>
+      <w:numFmt w:val="bullet"/>
+      <w:lvlText w:val=""/>
+      <w:lvlJc w:val="left"/>
+      <w:pPr>
+        <w:tabs>
+          <w:tab w:val="num" w:pos="4320"/>
+        </w:tabs>
+        <w:ind w:left="4320" w:hanging="360"/>
+      </w:pPr>
+      <w:rPr>
+        <w:rFonts w:ascii="Wingdings" w:hAnsi="Wingdings" w:hint="default"/>
+        <w:sz w:val="20"/>
+      </w:rPr>
+    </w:lvl>
+    <w:lvl w:ilvl="6" w:tentative="1">
+      <w:start w:val="1"/>
+      <w:numFmt w:val="bullet"/>
+      <w:lvlText w:val=""/>
+      <w:lvlJc w:val="left"/>
+      <w:pPr>
+        <w:tabs>
+          <w:tab w:val="num" w:pos="5040"/>
+        </w:tabs>
+        <w:ind w:left="5040" w:hanging="360"/>
+      </w:pPr>
+      <w:rPr>
+        <w:rFonts w:ascii="Wingdings" w:hAnsi="Wingdings" w:hint="default"/>
+        <w:sz w:val="20"/>
+      </w:rPr>
+    </w:lvl>
+    <w:lvl w:ilvl="7" w:tentative="1">
+      <w:start w:val="1"/>
+      <w:numFmt w:val="bullet"/>
+      <w:lvlText w:val=""/>
+      <w:lvlJc w:val="left"/>
+      <w:pPr>
+        <w:tabs>
+          <w:tab w:val="num" w:pos="5760"/>
+        </w:tabs>
+        <w:ind w:left="5760" w:hanging="360"/>
+      </w:pPr>
+      <w:rPr>
+        <w:rFonts w:ascii="Wingdings" w:hAnsi="Wingdings" w:hint="default"/>
+        <w:sz w:val="20"/>
+      </w:rPr>
+    </w:lvl>
+    <w:lvl w:ilvl="8" w:tentative="1">
+      <w:start w:val="1"/>
+      <w:numFmt w:val="bullet"/>
+      <w:lvlText w:val=""/>
+      <w:lvlJc w:val="left"/>
+      <w:pPr>
+        <w:tabs>
+          <w:tab w:val="num" w:pos="6480"/>
+        </w:tabs>
+        <w:ind w:left="6480" w:hanging="360"/>
+      </w:pPr>
+      <w:rPr>
+        <w:rFonts w:ascii="Wingdings" w:hAnsi="Wingdings" w:hint="default"/>
+        <w:sz w:val="20"/>
+      </w:rPr>
+    </w:lvl>
+  </w:abstractNum>
+  <w:abstractNum w:abstractNumId="28" w15:restartNumberingAfterBreak="0">
+    <w:nsid w:val="601F3E2E"/>
+    <w:multiLevelType w:val="multilevel"/>
+    <w:tmpl w:val="392E1C92"/>
+    <w:lvl w:ilvl="0">
+      <w:start w:val="1"/>
+      <w:numFmt w:val="bullet"/>
+      <w:lvlText w:val=""/>
+      <w:lvlJc w:val="left"/>
+      <w:pPr>
+        <w:tabs>
+          <w:tab w:val="num" w:pos="720"/>
+        </w:tabs>
+        <w:ind w:left="720" w:hanging="360"/>
+      </w:pPr>
+      <w:rPr>
+        <w:rFonts w:ascii="Symbol" w:hAnsi="Symbol" w:hint="default"/>
+        <w:sz w:val="20"/>
+      </w:rPr>
+    </w:lvl>
+    <w:lvl w:ilvl="1" w:tentative="1">
+      <w:start w:val="1"/>
+      <w:numFmt w:val="bullet"/>
+      <w:lvlText w:val="o"/>
+      <w:lvlJc w:val="left"/>
+      <w:pPr>
+        <w:tabs>
+          <w:tab w:val="num" w:pos="1440"/>
+        </w:tabs>
+        <w:ind w:left="1440" w:hanging="360"/>
+      </w:pPr>
+      <w:rPr>
+        <w:rFonts w:ascii="Courier New" w:hAnsi="Courier New" w:hint="default"/>
+        <w:sz w:val="20"/>
+      </w:rPr>
+    </w:lvl>
+    <w:lvl w:ilvl="2" w:tentative="1">
+      <w:start w:val="1"/>
+      <w:numFmt w:val="bullet"/>
+      <w:lvlText w:val=""/>
+      <w:lvlJc w:val="left"/>
+      <w:pPr>
+        <w:tabs>
+          <w:tab w:val="num" w:pos="2160"/>
+        </w:tabs>
+        <w:ind w:left="2160" w:hanging="360"/>
+      </w:pPr>
+      <w:rPr>
+        <w:rFonts w:ascii="Wingdings" w:hAnsi="Wingdings" w:hint="default"/>
+        <w:sz w:val="20"/>
+      </w:rPr>
+    </w:lvl>
+    <w:lvl w:ilvl="3" w:tentative="1">
+      <w:start w:val="1"/>
+      <w:numFmt w:val="bullet"/>
+      <w:lvlText w:val=""/>
+      <w:lvlJc w:val="left"/>
+      <w:pPr>
+        <w:tabs>
+          <w:tab w:val="num" w:pos="2880"/>
+        </w:tabs>
+        <w:ind w:left="2880" w:hanging="360"/>
+      </w:pPr>
+      <w:rPr>
+        <w:rFonts w:ascii="Wingdings" w:hAnsi="Wingdings" w:hint="default"/>
+        <w:sz w:val="20"/>
+      </w:rPr>
+    </w:lvl>
+    <w:lvl w:ilvl="4" w:tentative="1">
+      <w:start w:val="1"/>
+      <w:numFmt w:val="bullet"/>
+      <w:lvlText w:val=""/>
+      <w:lvlJc w:val="left"/>
+      <w:pPr>
+        <w:tabs>
+          <w:tab w:val="num" w:pos="3600"/>
+        </w:tabs>
+        <w:ind w:left="3600" w:hanging="360"/>
+      </w:pPr>
+      <w:rPr>
+        <w:rFonts w:ascii="Wingdings" w:hAnsi="Wingdings" w:hint="default"/>
+        <w:sz w:val="20"/>
+      </w:rPr>
+    </w:lvl>
+    <w:lvl w:ilvl="5" w:tentative="1">
+      <w:start w:val="1"/>
+      <w:numFmt w:val="bullet"/>
+      <w:lvlText w:val=""/>
+      <w:lvlJc w:val="left"/>
+      <w:pPr>
+        <w:tabs>
+          <w:tab w:val="num" w:pos="4320"/>
+        </w:tabs>
+        <w:ind w:left="4320" w:hanging="360"/>
+      </w:pPr>
+      <w:rPr>
+        <w:rFonts w:ascii="Wingdings" w:hAnsi="Wingdings" w:hint="default"/>
+        <w:sz w:val="20"/>
+      </w:rPr>
+    </w:lvl>
+    <w:lvl w:ilvl="6" w:tentative="1">
+      <w:start w:val="1"/>
+      <w:numFmt w:val="bullet"/>
+      <w:lvlText w:val=""/>
+      <w:lvlJc w:val="left"/>
+      <w:pPr>
+        <w:tabs>
+          <w:tab w:val="num" w:pos="5040"/>
+        </w:tabs>
+        <w:ind w:left="5040" w:hanging="360"/>
+      </w:pPr>
+      <w:rPr>
+        <w:rFonts w:ascii="Wingdings" w:hAnsi="Wingdings" w:hint="default"/>
+        <w:sz w:val="20"/>
+      </w:rPr>
+    </w:lvl>
+    <w:lvl w:ilvl="7" w:tentative="1">
+      <w:start w:val="1"/>
+      <w:numFmt w:val="bullet"/>
+      <w:lvlText w:val=""/>
+      <w:lvlJc w:val="left"/>
+      <w:pPr>
+        <w:tabs>
+          <w:tab w:val="num" w:pos="5760"/>
+        </w:tabs>
+        <w:ind w:left="5760" w:hanging="360"/>
+      </w:pPr>
+      <w:rPr>
+        <w:rFonts w:ascii="Wingdings" w:hAnsi="Wingdings" w:hint="default"/>
+        <w:sz w:val="20"/>
+      </w:rPr>
+    </w:lvl>
+    <w:lvl w:ilvl="8" w:tentative="1">
+      <w:start w:val="1"/>
+      <w:numFmt w:val="bullet"/>
+      <w:lvlText w:val=""/>
+      <w:lvlJc w:val="left"/>
+      <w:pPr>
+        <w:tabs>
+          <w:tab w:val="num" w:pos="6480"/>
+        </w:tabs>
+        <w:ind w:left="6480" w:hanging="360"/>
+      </w:pPr>
+      <w:rPr>
+        <w:rFonts w:ascii="Wingdings" w:hAnsi="Wingdings" w:hint="default"/>
+        <w:sz w:val="20"/>
+      </w:rPr>
+    </w:lvl>
+  </w:abstractNum>
+  <w:abstractNum w:abstractNumId="29" w15:restartNumberingAfterBreak="0">
     <w:nsid w:val="623842BB"/>
     <w:multiLevelType w:val="hybridMultilevel"/>
     <w:tmpl w:val="8C0E86C4"/>
@@ -7371,7 +14258,355 @@
       </w:rPr>
     </w:lvl>
   </w:abstractNum>
-  <w:abstractNum w:abstractNumId="9" w15:restartNumberingAfterBreak="0">
+  <w:abstractNum w:abstractNumId="30" w15:restartNumberingAfterBreak="0">
+    <w:nsid w:val="63C2595F"/>
+    <w:multiLevelType w:val="hybridMultilevel"/>
+    <w:tmpl w:val="AA58A738"/>
+    <w:lvl w:ilvl="0" w:tplc="34090003">
+      <w:start w:val="1"/>
+      <w:numFmt w:val="bullet"/>
+      <w:lvlText w:val="o"/>
+      <w:lvlJc w:val="left"/>
+      <w:pPr>
+        <w:ind w:left="1440" w:hanging="360"/>
+      </w:pPr>
+      <w:rPr>
+        <w:rFonts w:ascii="Courier New" w:hAnsi="Courier New" w:cs="Courier New" w:hint="default"/>
+      </w:rPr>
+    </w:lvl>
+    <w:lvl w:ilvl="1" w:tplc="34090003" w:tentative="1">
+      <w:start w:val="1"/>
+      <w:numFmt w:val="bullet"/>
+      <w:lvlText w:val="o"/>
+      <w:lvlJc w:val="left"/>
+      <w:pPr>
+        <w:ind w:left="2160" w:hanging="360"/>
+      </w:pPr>
+      <w:rPr>
+        <w:rFonts w:ascii="Courier New" w:hAnsi="Courier New" w:cs="Courier New" w:hint="default"/>
+      </w:rPr>
+    </w:lvl>
+    <w:lvl w:ilvl="2" w:tplc="34090005" w:tentative="1">
+      <w:start w:val="1"/>
+      <w:numFmt w:val="bullet"/>
+      <w:lvlText w:val=""/>
+      <w:lvlJc w:val="left"/>
+      <w:pPr>
+        <w:ind w:left="2880" w:hanging="360"/>
+      </w:pPr>
+      <w:rPr>
+        <w:rFonts w:ascii="Wingdings" w:hAnsi="Wingdings" w:hint="default"/>
+      </w:rPr>
+    </w:lvl>
+    <w:lvl w:ilvl="3" w:tplc="34090001" w:tentative="1">
+      <w:start w:val="1"/>
+      <w:numFmt w:val="bullet"/>
+      <w:lvlText w:val=""/>
+      <w:lvlJc w:val="left"/>
+      <w:pPr>
+        <w:ind w:left="3600" w:hanging="360"/>
+      </w:pPr>
+      <w:rPr>
+        <w:rFonts w:ascii="Symbol" w:hAnsi="Symbol" w:hint="default"/>
+      </w:rPr>
+    </w:lvl>
+    <w:lvl w:ilvl="4" w:tplc="34090003" w:tentative="1">
+      <w:start w:val="1"/>
+      <w:numFmt w:val="bullet"/>
+      <w:lvlText w:val="o"/>
+      <w:lvlJc w:val="left"/>
+      <w:pPr>
+        <w:ind w:left="4320" w:hanging="360"/>
+      </w:pPr>
+      <w:rPr>
+        <w:rFonts w:ascii="Courier New" w:hAnsi="Courier New" w:cs="Courier New" w:hint="default"/>
+      </w:rPr>
+    </w:lvl>
+    <w:lvl w:ilvl="5" w:tplc="34090005" w:tentative="1">
+      <w:start w:val="1"/>
+      <w:numFmt w:val="bullet"/>
+      <w:lvlText w:val=""/>
+      <w:lvlJc w:val="left"/>
+      <w:pPr>
+        <w:ind w:left="5040" w:hanging="360"/>
+      </w:pPr>
+      <w:rPr>
+        <w:rFonts w:ascii="Wingdings" w:hAnsi="Wingdings" w:hint="default"/>
+      </w:rPr>
+    </w:lvl>
+    <w:lvl w:ilvl="6" w:tplc="34090001" w:tentative="1">
+      <w:start w:val="1"/>
+      <w:numFmt w:val="bullet"/>
+      <w:lvlText w:val=""/>
+      <w:lvlJc w:val="left"/>
+      <w:pPr>
+        <w:ind w:left="5760" w:hanging="360"/>
+      </w:pPr>
+      <w:rPr>
+        <w:rFonts w:ascii="Symbol" w:hAnsi="Symbol" w:hint="default"/>
+      </w:rPr>
+    </w:lvl>
+    <w:lvl w:ilvl="7" w:tplc="34090003" w:tentative="1">
+      <w:start w:val="1"/>
+      <w:numFmt w:val="bullet"/>
+      <w:lvlText w:val="o"/>
+      <w:lvlJc w:val="left"/>
+      <w:pPr>
+        <w:ind w:left="6480" w:hanging="360"/>
+      </w:pPr>
+      <w:rPr>
+        <w:rFonts w:ascii="Courier New" w:hAnsi="Courier New" w:cs="Courier New" w:hint="default"/>
+      </w:rPr>
+    </w:lvl>
+    <w:lvl w:ilvl="8" w:tplc="34090005" w:tentative="1">
+      <w:start w:val="1"/>
+      <w:numFmt w:val="bullet"/>
+      <w:lvlText w:val=""/>
+      <w:lvlJc w:val="left"/>
+      <w:pPr>
+        <w:ind w:left="7200" w:hanging="360"/>
+      </w:pPr>
+      <w:rPr>
+        <w:rFonts w:ascii="Wingdings" w:hAnsi="Wingdings" w:hint="default"/>
+      </w:rPr>
+    </w:lvl>
+  </w:abstractNum>
+  <w:abstractNum w:abstractNumId="31" w15:restartNumberingAfterBreak="0">
+    <w:nsid w:val="63DD5BBC"/>
+    <w:multiLevelType w:val="multilevel"/>
+    <w:tmpl w:val="FACE70D8"/>
+    <w:lvl w:ilvl="0">
+      <w:start w:val="1"/>
+      <w:numFmt w:val="bullet"/>
+      <w:lvlText w:val=""/>
+      <w:lvlJc w:val="left"/>
+      <w:pPr>
+        <w:tabs>
+          <w:tab w:val="num" w:pos="720"/>
+        </w:tabs>
+        <w:ind w:left="720" w:hanging="360"/>
+      </w:pPr>
+      <w:rPr>
+        <w:rFonts w:ascii="Symbol" w:hAnsi="Symbol" w:hint="default"/>
+        <w:sz w:val="20"/>
+      </w:rPr>
+    </w:lvl>
+    <w:lvl w:ilvl="1" w:tentative="1">
+      <w:start w:val="1"/>
+      <w:numFmt w:val="bullet"/>
+      <w:lvlText w:val="o"/>
+      <w:lvlJc w:val="left"/>
+      <w:pPr>
+        <w:tabs>
+          <w:tab w:val="num" w:pos="1440"/>
+        </w:tabs>
+        <w:ind w:left="1440" w:hanging="360"/>
+      </w:pPr>
+      <w:rPr>
+        <w:rFonts w:ascii="Courier New" w:hAnsi="Courier New" w:hint="default"/>
+        <w:sz w:val="20"/>
+      </w:rPr>
+    </w:lvl>
+    <w:lvl w:ilvl="2" w:tentative="1">
+      <w:start w:val="1"/>
+      <w:numFmt w:val="bullet"/>
+      <w:lvlText w:val=""/>
+      <w:lvlJc w:val="left"/>
+      <w:pPr>
+        <w:tabs>
+          <w:tab w:val="num" w:pos="2160"/>
+        </w:tabs>
+        <w:ind w:left="2160" w:hanging="360"/>
+      </w:pPr>
+      <w:rPr>
+        <w:rFonts w:ascii="Wingdings" w:hAnsi="Wingdings" w:hint="default"/>
+        <w:sz w:val="20"/>
+      </w:rPr>
+    </w:lvl>
+    <w:lvl w:ilvl="3" w:tentative="1">
+      <w:start w:val="1"/>
+      <w:numFmt w:val="bullet"/>
+      <w:lvlText w:val=""/>
+      <w:lvlJc w:val="left"/>
+      <w:pPr>
+        <w:tabs>
+          <w:tab w:val="num" w:pos="2880"/>
+        </w:tabs>
+        <w:ind w:left="2880" w:hanging="360"/>
+      </w:pPr>
+      <w:rPr>
+        <w:rFonts w:ascii="Wingdings" w:hAnsi="Wingdings" w:hint="default"/>
+        <w:sz w:val="20"/>
+      </w:rPr>
+    </w:lvl>
+    <w:lvl w:ilvl="4" w:tentative="1">
+      <w:start w:val="1"/>
+      <w:numFmt w:val="bullet"/>
+      <w:lvlText w:val=""/>
+      <w:lvlJc w:val="left"/>
+      <w:pPr>
+        <w:tabs>
+          <w:tab w:val="num" w:pos="3600"/>
+        </w:tabs>
+        <w:ind w:left="3600" w:hanging="360"/>
+      </w:pPr>
+      <w:rPr>
+        <w:rFonts w:ascii="Wingdings" w:hAnsi="Wingdings" w:hint="default"/>
+        <w:sz w:val="20"/>
+      </w:rPr>
+    </w:lvl>
+    <w:lvl w:ilvl="5" w:tentative="1">
+      <w:start w:val="1"/>
+      <w:numFmt w:val="bullet"/>
+      <w:lvlText w:val=""/>
+      <w:lvlJc w:val="left"/>
+      <w:pPr>
+        <w:tabs>
+          <w:tab w:val="num" w:pos="4320"/>
+        </w:tabs>
+        <w:ind w:left="4320" w:hanging="360"/>
+      </w:pPr>
+      <w:rPr>
+        <w:rFonts w:ascii="Wingdings" w:hAnsi="Wingdings" w:hint="default"/>
+        <w:sz w:val="20"/>
+      </w:rPr>
+    </w:lvl>
+    <w:lvl w:ilvl="6" w:tentative="1">
+      <w:start w:val="1"/>
+      <w:numFmt w:val="bullet"/>
+      <w:lvlText w:val=""/>
+      <w:lvlJc w:val="left"/>
+      <w:pPr>
+        <w:tabs>
+          <w:tab w:val="num" w:pos="5040"/>
+        </w:tabs>
+        <w:ind w:left="5040" w:hanging="360"/>
+      </w:pPr>
+      <w:rPr>
+        <w:rFonts w:ascii="Wingdings" w:hAnsi="Wingdings" w:hint="default"/>
+        <w:sz w:val="20"/>
+      </w:rPr>
+    </w:lvl>
+    <w:lvl w:ilvl="7" w:tentative="1">
+      <w:start w:val="1"/>
+      <w:numFmt w:val="bullet"/>
+      <w:lvlText w:val=""/>
+      <w:lvlJc w:val="left"/>
+      <w:pPr>
+        <w:tabs>
+          <w:tab w:val="num" w:pos="5760"/>
+        </w:tabs>
+        <w:ind w:left="5760" w:hanging="360"/>
+      </w:pPr>
+      <w:rPr>
+        <w:rFonts w:ascii="Wingdings" w:hAnsi="Wingdings" w:hint="default"/>
+        <w:sz w:val="20"/>
+      </w:rPr>
+    </w:lvl>
+    <w:lvl w:ilvl="8" w:tentative="1">
+      <w:start w:val="1"/>
+      <w:numFmt w:val="bullet"/>
+      <w:lvlText w:val=""/>
+      <w:lvlJc w:val="left"/>
+      <w:pPr>
+        <w:tabs>
+          <w:tab w:val="num" w:pos="6480"/>
+        </w:tabs>
+        <w:ind w:left="6480" w:hanging="360"/>
+      </w:pPr>
+      <w:rPr>
+        <w:rFonts w:ascii="Wingdings" w:hAnsi="Wingdings" w:hint="default"/>
+        <w:sz w:val="20"/>
+      </w:rPr>
+    </w:lvl>
+  </w:abstractNum>
+  <w:abstractNum w:abstractNumId="32" w15:restartNumberingAfterBreak="0">
+    <w:nsid w:val="63EB7B99"/>
+    <w:multiLevelType w:val="hybridMultilevel"/>
+    <w:tmpl w:val="F80C70D8"/>
+    <w:lvl w:ilvl="0" w:tplc="3409000F">
+      <w:start w:val="1"/>
+      <w:numFmt w:val="decimal"/>
+      <w:lvlText w:val="%1."/>
+      <w:lvlJc w:val="left"/>
+      <w:pPr>
+        <w:ind w:left="720" w:hanging="360"/>
+      </w:pPr>
+    </w:lvl>
+    <w:lvl w:ilvl="1" w:tplc="34090019" w:tentative="1">
+      <w:start w:val="1"/>
+      <w:numFmt w:val="lowerLetter"/>
+      <w:lvlText w:val="%2."/>
+      <w:lvlJc w:val="left"/>
+      <w:pPr>
+        <w:ind w:left="1440" w:hanging="360"/>
+      </w:pPr>
+    </w:lvl>
+    <w:lvl w:ilvl="2" w:tplc="3409001B" w:tentative="1">
+      <w:start w:val="1"/>
+      <w:numFmt w:val="lowerRoman"/>
+      <w:lvlText w:val="%3."/>
+      <w:lvlJc w:val="right"/>
+      <w:pPr>
+        <w:ind w:left="2160" w:hanging="180"/>
+      </w:pPr>
+    </w:lvl>
+    <w:lvl w:ilvl="3" w:tplc="3409000F" w:tentative="1">
+      <w:start w:val="1"/>
+      <w:numFmt w:val="decimal"/>
+      <w:lvlText w:val="%4."/>
+      <w:lvlJc w:val="left"/>
+      <w:pPr>
+        <w:ind w:left="2880" w:hanging="360"/>
+      </w:pPr>
+    </w:lvl>
+    <w:lvl w:ilvl="4" w:tplc="34090019" w:tentative="1">
+      <w:start w:val="1"/>
+      <w:numFmt w:val="lowerLetter"/>
+      <w:lvlText w:val="%5."/>
+      <w:lvlJc w:val="left"/>
+      <w:pPr>
+        <w:ind w:left="3600" w:hanging="360"/>
+      </w:pPr>
+    </w:lvl>
+    <w:lvl w:ilvl="5" w:tplc="3409001B" w:tentative="1">
+      <w:start w:val="1"/>
+      <w:numFmt w:val="lowerRoman"/>
+      <w:lvlText w:val="%6."/>
+      <w:lvlJc w:val="right"/>
+      <w:pPr>
+        <w:ind w:left="4320" w:hanging="180"/>
+      </w:pPr>
+    </w:lvl>
+    <w:lvl w:ilvl="6" w:tplc="3409000F" w:tentative="1">
+      <w:start w:val="1"/>
+      <w:numFmt w:val="decimal"/>
+      <w:lvlText w:val="%7."/>
+      <w:lvlJc w:val="left"/>
+      <w:pPr>
+        <w:ind w:left="5040" w:hanging="360"/>
+      </w:pPr>
+    </w:lvl>
+    <w:lvl w:ilvl="7" w:tplc="34090019" w:tentative="1">
+      <w:start w:val="1"/>
+      <w:numFmt w:val="lowerLetter"/>
+      <w:lvlText w:val="%8."/>
+      <w:lvlJc w:val="left"/>
+      <w:pPr>
+        <w:ind w:left="5760" w:hanging="360"/>
+      </w:pPr>
+    </w:lvl>
+    <w:lvl w:ilvl="8" w:tplc="3409001B" w:tentative="1">
+      <w:start w:val="1"/>
+      <w:numFmt w:val="lowerRoman"/>
+      <w:lvlText w:val="%9."/>
+      <w:lvlJc w:val="right"/>
+      <w:pPr>
+        <w:ind w:left="6480" w:hanging="180"/>
+      </w:pPr>
+    </w:lvl>
+  </w:abstractNum>
+  <w:abstractNum w:abstractNumId="33" w15:restartNumberingAfterBreak="0">
     <w:nsid w:val="653F712E"/>
     <w:multiLevelType w:val="hybridMultilevel"/>
     <w:tmpl w:val="6A049BA4"/>
@@ -7484,7 +14719,7 @@
       </w:rPr>
     </w:lvl>
   </w:abstractNum>
-  <w:abstractNum w:abstractNumId="10" w15:restartNumberingAfterBreak="0">
+  <w:abstractNum w:abstractNumId="34" w15:restartNumberingAfterBreak="0">
     <w:nsid w:val="66411B4D"/>
     <w:multiLevelType w:val="multilevel"/>
     <w:tmpl w:val="1922913A"/>
@@ -7633,7 +14868,7 @@
       </w:rPr>
     </w:lvl>
   </w:abstractNum>
-  <w:abstractNum w:abstractNumId="11" w15:restartNumberingAfterBreak="0">
+  <w:abstractNum w:abstractNumId="35" w15:restartNumberingAfterBreak="0">
     <w:nsid w:val="6D57715F"/>
     <w:multiLevelType w:val="hybridMultilevel"/>
     <w:tmpl w:val="3F7CD464"/>
@@ -7746,7 +14981,269 @@
       </w:rPr>
     </w:lvl>
   </w:abstractNum>
-  <w:abstractNum w:abstractNumId="12" w15:restartNumberingAfterBreak="0">
+  <w:abstractNum w:abstractNumId="36" w15:restartNumberingAfterBreak="0">
+    <w:nsid w:val="71546230"/>
+    <w:multiLevelType w:val="multilevel"/>
+    <w:tmpl w:val="0C3CC6A2"/>
+    <w:lvl w:ilvl="0">
+      <w:start w:val="1"/>
+      <w:numFmt w:val="bullet"/>
+      <w:lvlText w:val=""/>
+      <w:lvlJc w:val="left"/>
+      <w:pPr>
+        <w:tabs>
+          <w:tab w:val="num" w:pos="720"/>
+        </w:tabs>
+        <w:ind w:left="720" w:hanging="360"/>
+      </w:pPr>
+      <w:rPr>
+        <w:rFonts w:ascii="Symbol" w:hAnsi="Symbol" w:hint="default"/>
+        <w:sz w:val="20"/>
+      </w:rPr>
+    </w:lvl>
+    <w:lvl w:ilvl="1" w:tentative="1">
+      <w:start w:val="1"/>
+      <w:numFmt w:val="bullet"/>
+      <w:lvlText w:val="o"/>
+      <w:lvlJc w:val="left"/>
+      <w:pPr>
+        <w:tabs>
+          <w:tab w:val="num" w:pos="1440"/>
+        </w:tabs>
+        <w:ind w:left="1440" w:hanging="360"/>
+      </w:pPr>
+      <w:rPr>
+        <w:rFonts w:ascii="Courier New" w:hAnsi="Courier New" w:hint="default"/>
+        <w:sz w:val="20"/>
+      </w:rPr>
+    </w:lvl>
+    <w:lvl w:ilvl="2" w:tentative="1">
+      <w:start w:val="1"/>
+      <w:numFmt w:val="bullet"/>
+      <w:lvlText w:val=""/>
+      <w:lvlJc w:val="left"/>
+      <w:pPr>
+        <w:tabs>
+          <w:tab w:val="num" w:pos="2160"/>
+        </w:tabs>
+        <w:ind w:left="2160" w:hanging="360"/>
+      </w:pPr>
+      <w:rPr>
+        <w:rFonts w:ascii="Wingdings" w:hAnsi="Wingdings" w:hint="default"/>
+        <w:sz w:val="20"/>
+      </w:rPr>
+    </w:lvl>
+    <w:lvl w:ilvl="3" w:tentative="1">
+      <w:start w:val="1"/>
+      <w:numFmt w:val="bullet"/>
+      <w:lvlText w:val=""/>
+      <w:lvlJc w:val="left"/>
+      <w:pPr>
+        <w:tabs>
+          <w:tab w:val="num" w:pos="2880"/>
+        </w:tabs>
+        <w:ind w:left="2880" w:hanging="360"/>
+      </w:pPr>
+      <w:rPr>
+        <w:rFonts w:ascii="Wingdings" w:hAnsi="Wingdings" w:hint="default"/>
+        <w:sz w:val="20"/>
+      </w:rPr>
+    </w:lvl>
+    <w:lvl w:ilvl="4" w:tentative="1">
+      <w:start w:val="1"/>
+      <w:numFmt w:val="bullet"/>
+      <w:lvlText w:val=""/>
+      <w:lvlJc w:val="left"/>
+      <w:pPr>
+        <w:tabs>
+          <w:tab w:val="num" w:pos="3600"/>
+        </w:tabs>
+        <w:ind w:left="3600" w:hanging="360"/>
+      </w:pPr>
+      <w:rPr>
+        <w:rFonts w:ascii="Wingdings" w:hAnsi="Wingdings" w:hint="default"/>
+        <w:sz w:val="20"/>
+      </w:rPr>
+    </w:lvl>
+    <w:lvl w:ilvl="5" w:tentative="1">
+      <w:start w:val="1"/>
+      <w:numFmt w:val="bullet"/>
+      <w:lvlText w:val=""/>
+      <w:lvlJc w:val="left"/>
+      <w:pPr>
+        <w:tabs>
+          <w:tab w:val="num" w:pos="4320"/>
+        </w:tabs>
+        <w:ind w:left="4320" w:hanging="360"/>
+      </w:pPr>
+      <w:rPr>
+        <w:rFonts w:ascii="Wingdings" w:hAnsi="Wingdings" w:hint="default"/>
+        <w:sz w:val="20"/>
+      </w:rPr>
+    </w:lvl>
+    <w:lvl w:ilvl="6" w:tentative="1">
+      <w:start w:val="1"/>
+      <w:numFmt w:val="bullet"/>
+      <w:lvlText w:val=""/>
+      <w:lvlJc w:val="left"/>
+      <w:pPr>
+        <w:tabs>
+          <w:tab w:val="num" w:pos="5040"/>
+        </w:tabs>
+        <w:ind w:left="5040" w:hanging="360"/>
+      </w:pPr>
+      <w:rPr>
+        <w:rFonts w:ascii="Wingdings" w:hAnsi="Wingdings" w:hint="default"/>
+        <w:sz w:val="20"/>
+      </w:rPr>
+    </w:lvl>
+    <w:lvl w:ilvl="7" w:tentative="1">
+      <w:start w:val="1"/>
+      <w:numFmt w:val="bullet"/>
+      <w:lvlText w:val=""/>
+      <w:lvlJc w:val="left"/>
+      <w:pPr>
+        <w:tabs>
+          <w:tab w:val="num" w:pos="5760"/>
+        </w:tabs>
+        <w:ind w:left="5760" w:hanging="360"/>
+      </w:pPr>
+      <w:rPr>
+        <w:rFonts w:ascii="Wingdings" w:hAnsi="Wingdings" w:hint="default"/>
+        <w:sz w:val="20"/>
+      </w:rPr>
+    </w:lvl>
+    <w:lvl w:ilvl="8" w:tentative="1">
+      <w:start w:val="1"/>
+      <w:numFmt w:val="bullet"/>
+      <w:lvlText w:val=""/>
+      <w:lvlJc w:val="left"/>
+      <w:pPr>
+        <w:tabs>
+          <w:tab w:val="num" w:pos="6480"/>
+        </w:tabs>
+        <w:ind w:left="6480" w:hanging="360"/>
+      </w:pPr>
+      <w:rPr>
+        <w:rFonts w:ascii="Wingdings" w:hAnsi="Wingdings" w:hint="default"/>
+        <w:sz w:val="20"/>
+      </w:rPr>
+    </w:lvl>
+  </w:abstractNum>
+  <w:abstractNum w:abstractNumId="37" w15:restartNumberingAfterBreak="0">
+    <w:nsid w:val="75C60B72"/>
+    <w:multiLevelType w:val="hybridMultilevel"/>
+    <w:tmpl w:val="782A7012"/>
+    <w:lvl w:ilvl="0" w:tplc="3409000B">
+      <w:start w:val="1"/>
+      <w:numFmt w:val="bullet"/>
+      <w:lvlText w:val=""/>
+      <w:lvlJc w:val="left"/>
+      <w:pPr>
+        <w:ind w:left="2160" w:hanging="360"/>
+      </w:pPr>
+      <w:rPr>
+        <w:rFonts w:ascii="Wingdings" w:hAnsi="Wingdings" w:hint="default"/>
+      </w:rPr>
+    </w:lvl>
+    <w:lvl w:ilvl="1" w:tplc="34090003" w:tentative="1">
+      <w:start w:val="1"/>
+      <w:numFmt w:val="bullet"/>
+      <w:lvlText w:val="o"/>
+      <w:lvlJc w:val="left"/>
+      <w:pPr>
+        <w:ind w:left="2880" w:hanging="360"/>
+      </w:pPr>
+      <w:rPr>
+        <w:rFonts w:ascii="Courier New" w:hAnsi="Courier New" w:cs="Courier New" w:hint="default"/>
+      </w:rPr>
+    </w:lvl>
+    <w:lvl w:ilvl="2" w:tplc="34090005" w:tentative="1">
+      <w:start w:val="1"/>
+      <w:numFmt w:val="bullet"/>
+      <w:lvlText w:val=""/>
+      <w:lvlJc w:val="left"/>
+      <w:pPr>
+        <w:ind w:left="3600" w:hanging="360"/>
+      </w:pPr>
+      <w:rPr>
+        <w:rFonts w:ascii="Wingdings" w:hAnsi="Wingdings" w:hint="default"/>
+      </w:rPr>
+    </w:lvl>
+    <w:lvl w:ilvl="3" w:tplc="34090001" w:tentative="1">
+      <w:start w:val="1"/>
+      <w:numFmt w:val="bullet"/>
+      <w:lvlText w:val=""/>
+      <w:lvlJc w:val="left"/>
+      <w:pPr>
+        <w:ind w:left="4320" w:hanging="360"/>
+      </w:pPr>
+      <w:rPr>
+        <w:rFonts w:ascii="Symbol" w:hAnsi="Symbol" w:hint="default"/>
+      </w:rPr>
+    </w:lvl>
+    <w:lvl w:ilvl="4" w:tplc="34090003" w:tentative="1">
+      <w:start w:val="1"/>
+      <w:numFmt w:val="bullet"/>
+      <w:lvlText w:val="o"/>
+      <w:lvlJc w:val="left"/>
+      <w:pPr>
+        <w:ind w:left="5040" w:hanging="360"/>
+      </w:pPr>
+      <w:rPr>
+        <w:rFonts w:ascii="Courier New" w:hAnsi="Courier New" w:cs="Courier New" w:hint="default"/>
+      </w:rPr>
+    </w:lvl>
+    <w:lvl w:ilvl="5" w:tplc="34090005" w:tentative="1">
+      <w:start w:val="1"/>
+      <w:numFmt w:val="bullet"/>
+      <w:lvlText w:val=""/>
+      <w:lvlJc w:val="left"/>
+      <w:pPr>
+        <w:ind w:left="5760" w:hanging="360"/>
+      </w:pPr>
+      <w:rPr>
+        <w:rFonts w:ascii="Wingdings" w:hAnsi="Wingdings" w:hint="default"/>
+      </w:rPr>
+    </w:lvl>
+    <w:lvl w:ilvl="6" w:tplc="34090001" w:tentative="1">
+      <w:start w:val="1"/>
+      <w:numFmt w:val="bullet"/>
+      <w:lvlText w:val=""/>
+      <w:lvlJc w:val="left"/>
+      <w:pPr>
+        <w:ind w:left="6480" w:hanging="360"/>
+      </w:pPr>
+      <w:rPr>
+        <w:rFonts w:ascii="Symbol" w:hAnsi="Symbol" w:hint="default"/>
+      </w:rPr>
+    </w:lvl>
+    <w:lvl w:ilvl="7" w:tplc="34090003" w:tentative="1">
+      <w:start w:val="1"/>
+      <w:numFmt w:val="bullet"/>
+      <w:lvlText w:val="o"/>
+      <w:lvlJc w:val="left"/>
+      <w:pPr>
+        <w:ind w:left="7200" w:hanging="360"/>
+      </w:pPr>
+      <w:rPr>
+        <w:rFonts w:ascii="Courier New" w:hAnsi="Courier New" w:cs="Courier New" w:hint="default"/>
+      </w:rPr>
+    </w:lvl>
+    <w:lvl w:ilvl="8" w:tplc="34090005" w:tentative="1">
+      <w:start w:val="1"/>
+      <w:numFmt w:val="bullet"/>
+      <w:lvlText w:val=""/>
+      <w:lvlJc w:val="left"/>
+      <w:pPr>
+        <w:ind w:left="7920" w:hanging="360"/>
+      </w:pPr>
+      <w:rPr>
+        <w:rFonts w:ascii="Wingdings" w:hAnsi="Wingdings" w:hint="default"/>
+      </w:rPr>
+    </w:lvl>
+  </w:abstractNum>
+  <w:abstractNum w:abstractNumId="38" w15:restartNumberingAfterBreak="0">
     <w:nsid w:val="76EA456E"/>
     <w:multiLevelType w:val="hybridMultilevel"/>
     <w:tmpl w:val="6C4AE762"/>
@@ -7835,7 +15332,120 @@
       </w:pPr>
     </w:lvl>
   </w:abstractNum>
-  <w:abstractNum w:abstractNumId="13" w15:restartNumberingAfterBreak="0">
+  <w:abstractNum w:abstractNumId="39" w15:restartNumberingAfterBreak="0">
+    <w:nsid w:val="77AB2744"/>
+    <w:multiLevelType w:val="hybridMultilevel"/>
+    <w:tmpl w:val="205CB568"/>
+    <w:lvl w:ilvl="0" w:tplc="34090003">
+      <w:start w:val="1"/>
+      <w:numFmt w:val="bullet"/>
+      <w:lvlText w:val="o"/>
+      <w:lvlJc w:val="left"/>
+      <w:pPr>
+        <w:ind w:left="1440" w:hanging="360"/>
+      </w:pPr>
+      <w:rPr>
+        <w:rFonts w:ascii="Courier New" w:hAnsi="Courier New" w:cs="Courier New" w:hint="default"/>
+      </w:rPr>
+    </w:lvl>
+    <w:lvl w:ilvl="1" w:tplc="34090003" w:tentative="1">
+      <w:start w:val="1"/>
+      <w:numFmt w:val="bullet"/>
+      <w:lvlText w:val="o"/>
+      <w:lvlJc w:val="left"/>
+      <w:pPr>
+        <w:ind w:left="2160" w:hanging="360"/>
+      </w:pPr>
+      <w:rPr>
+        <w:rFonts w:ascii="Courier New" w:hAnsi="Courier New" w:cs="Courier New" w:hint="default"/>
+      </w:rPr>
+    </w:lvl>
+    <w:lvl w:ilvl="2" w:tplc="34090005" w:tentative="1">
+      <w:start w:val="1"/>
+      <w:numFmt w:val="bullet"/>
+      <w:lvlText w:val=""/>
+      <w:lvlJc w:val="left"/>
+      <w:pPr>
+        <w:ind w:left="2880" w:hanging="360"/>
+      </w:pPr>
+      <w:rPr>
+        <w:rFonts w:ascii="Wingdings" w:hAnsi="Wingdings" w:hint="default"/>
+      </w:rPr>
+    </w:lvl>
+    <w:lvl w:ilvl="3" w:tplc="34090001" w:tentative="1">
+      <w:start w:val="1"/>
+      <w:numFmt w:val="bullet"/>
+      <w:lvlText w:val=""/>
+      <w:lvlJc w:val="left"/>
+      <w:pPr>
+        <w:ind w:left="3600" w:hanging="360"/>
+      </w:pPr>
+      <w:rPr>
+        <w:rFonts w:ascii="Symbol" w:hAnsi="Symbol" w:hint="default"/>
+      </w:rPr>
+    </w:lvl>
+    <w:lvl w:ilvl="4" w:tplc="34090003" w:tentative="1">
+      <w:start w:val="1"/>
+      <w:numFmt w:val="bullet"/>
+      <w:lvlText w:val="o"/>
+      <w:lvlJc w:val="left"/>
+      <w:pPr>
+        <w:ind w:left="4320" w:hanging="360"/>
+      </w:pPr>
+      <w:rPr>
+        <w:rFonts w:ascii="Courier New" w:hAnsi="Courier New" w:cs="Courier New" w:hint="default"/>
+      </w:rPr>
+    </w:lvl>
+    <w:lvl w:ilvl="5" w:tplc="34090005" w:tentative="1">
+      <w:start w:val="1"/>
+      <w:numFmt w:val="bullet"/>
+      <w:lvlText w:val=""/>
+      <w:lvlJc w:val="left"/>
+      <w:pPr>
+        <w:ind w:left="5040" w:hanging="360"/>
+      </w:pPr>
+      <w:rPr>
+        <w:rFonts w:ascii="Wingdings" w:hAnsi="Wingdings" w:hint="default"/>
+      </w:rPr>
+    </w:lvl>
+    <w:lvl w:ilvl="6" w:tplc="34090001" w:tentative="1">
+      <w:start w:val="1"/>
+      <w:numFmt w:val="bullet"/>
+      <w:lvlText w:val=""/>
+      <w:lvlJc w:val="left"/>
+      <w:pPr>
+        <w:ind w:left="5760" w:hanging="360"/>
+      </w:pPr>
+      <w:rPr>
+        <w:rFonts w:ascii="Symbol" w:hAnsi="Symbol" w:hint="default"/>
+      </w:rPr>
+    </w:lvl>
+    <w:lvl w:ilvl="7" w:tplc="34090003" w:tentative="1">
+      <w:start w:val="1"/>
+      <w:numFmt w:val="bullet"/>
+      <w:lvlText w:val="o"/>
+      <w:lvlJc w:val="left"/>
+      <w:pPr>
+        <w:ind w:left="6480" w:hanging="360"/>
+      </w:pPr>
+      <w:rPr>
+        <w:rFonts w:ascii="Courier New" w:hAnsi="Courier New" w:cs="Courier New" w:hint="default"/>
+      </w:rPr>
+    </w:lvl>
+    <w:lvl w:ilvl="8" w:tplc="34090005" w:tentative="1">
+      <w:start w:val="1"/>
+      <w:numFmt w:val="bullet"/>
+      <w:lvlText w:val=""/>
+      <w:lvlJc w:val="left"/>
+      <w:pPr>
+        <w:ind w:left="7200" w:hanging="360"/>
+      </w:pPr>
+      <w:rPr>
+        <w:rFonts w:ascii="Wingdings" w:hAnsi="Wingdings" w:hint="default"/>
+      </w:rPr>
+    </w:lvl>
+  </w:abstractNum>
+  <w:abstractNum w:abstractNumId="40" w15:restartNumberingAfterBreak="0">
     <w:nsid w:val="7E320D4C"/>
     <w:multiLevelType w:val="hybridMultilevel"/>
     <w:tmpl w:val="BE58D700"/>
@@ -7949,46 +15559,127 @@
     </w:lvl>
   </w:abstractNum>
   <w:num w:numId="1" w16cid:durableId="2034643493">
+    <w:abstractNumId w:val="33"/>
+  </w:num>
+  <w:num w:numId="2" w16cid:durableId="1072695487">
+    <w:abstractNumId w:val="38"/>
+  </w:num>
+  <w:num w:numId="3" w16cid:durableId="969820617">
+    <w:abstractNumId w:val="29"/>
+  </w:num>
+  <w:num w:numId="4" w16cid:durableId="2011447178">
+    <w:abstractNumId w:val="21"/>
+  </w:num>
+  <w:num w:numId="5" w16cid:durableId="1985891857">
+    <w:abstractNumId w:val="34"/>
+  </w:num>
+  <w:num w:numId="6" w16cid:durableId="1205212196">
+    <w:abstractNumId w:val="20"/>
+  </w:num>
+  <w:num w:numId="7" w16cid:durableId="694771297">
+    <w:abstractNumId w:val="17"/>
+  </w:num>
+  <w:num w:numId="8" w16cid:durableId="1345472317">
+    <w:abstractNumId w:val="15"/>
+  </w:num>
+  <w:num w:numId="9" w16cid:durableId="1010445681">
     <w:abstractNumId w:val="9"/>
   </w:num>
-  <w:num w:numId="2" w16cid:durableId="1072695487">
+  <w:num w:numId="10" w16cid:durableId="1882326125">
+    <w:abstractNumId w:val="40"/>
+  </w:num>
+  <w:num w:numId="11" w16cid:durableId="236865029">
+    <w:abstractNumId w:val="35"/>
+  </w:num>
+  <w:num w:numId="12" w16cid:durableId="812525011">
+    <w:abstractNumId w:val="23"/>
+  </w:num>
+  <w:num w:numId="13" w16cid:durableId="1726758428">
+    <w:abstractNumId w:val="6"/>
+  </w:num>
+  <w:num w:numId="14" w16cid:durableId="907031625">
     <w:abstractNumId w:val="12"/>
   </w:num>
-  <w:num w:numId="3" w16cid:durableId="969820617">
+  <w:num w:numId="15" w16cid:durableId="766383714">
+    <w:abstractNumId w:val="32"/>
+  </w:num>
+  <w:num w:numId="16" w16cid:durableId="792821640">
+    <w:abstractNumId w:val="30"/>
+  </w:num>
+  <w:num w:numId="17" w16cid:durableId="1640069799">
+    <w:abstractNumId w:val="10"/>
+  </w:num>
+  <w:num w:numId="18" w16cid:durableId="994065235">
+    <w:abstractNumId w:val="28"/>
+  </w:num>
+  <w:num w:numId="19" w16cid:durableId="1154225479">
+    <w:abstractNumId w:val="1"/>
+  </w:num>
+  <w:num w:numId="20" w16cid:durableId="1466047861">
+    <w:abstractNumId w:val="31"/>
+  </w:num>
+  <w:num w:numId="21" w16cid:durableId="2136827277">
+    <w:abstractNumId w:val="7"/>
+  </w:num>
+  <w:num w:numId="22" w16cid:durableId="54668906">
+    <w:abstractNumId w:val="5"/>
+  </w:num>
+  <w:num w:numId="23" w16cid:durableId="413287722">
+    <w:abstractNumId w:val="3"/>
+  </w:num>
+  <w:num w:numId="24" w16cid:durableId="1264727470">
+    <w:abstractNumId w:val="27"/>
+  </w:num>
+  <w:num w:numId="25" w16cid:durableId="343827441">
+    <w:abstractNumId w:val="24"/>
+  </w:num>
+  <w:num w:numId="26" w16cid:durableId="1050767492">
+    <w:abstractNumId w:val="13"/>
+  </w:num>
+  <w:num w:numId="27" w16cid:durableId="1539048479">
+    <w:abstractNumId w:val="36"/>
+  </w:num>
+  <w:num w:numId="28" w16cid:durableId="2055277644">
+    <w:abstractNumId w:val="39"/>
+  </w:num>
+  <w:num w:numId="29" w16cid:durableId="1297183138">
+    <w:abstractNumId w:val="4"/>
+  </w:num>
+  <w:num w:numId="30" w16cid:durableId="727612544">
+    <w:abstractNumId w:val="25"/>
+  </w:num>
+  <w:num w:numId="31" w16cid:durableId="1399206046">
+    <w:abstractNumId w:val="16"/>
+  </w:num>
+  <w:num w:numId="32" w16cid:durableId="887569933">
+    <w:abstractNumId w:val="11"/>
+  </w:num>
+  <w:num w:numId="33" w16cid:durableId="571964108">
+    <w:abstractNumId w:val="14"/>
+  </w:num>
+  <w:num w:numId="34" w16cid:durableId="1145927132">
+    <w:abstractNumId w:val="0"/>
+  </w:num>
+  <w:num w:numId="35" w16cid:durableId="97914065">
+    <w:abstractNumId w:val="26"/>
+  </w:num>
+  <w:num w:numId="36" w16cid:durableId="116067675">
+    <w:abstractNumId w:val="2"/>
+  </w:num>
+  <w:num w:numId="37" w16cid:durableId="1330451070">
     <w:abstractNumId w:val="8"/>
   </w:num>
-  <w:num w:numId="4" w16cid:durableId="2011447178">
-    <w:abstractNumId w:val="6"/>
+  <w:num w:numId="38" w16cid:durableId="1730884561">
+    <w:abstractNumId w:val="22"/>
   </w:num>
-  <w:num w:numId="5" w16cid:durableId="1985891857">
-    <w:abstractNumId w:val="10"/>
+  <w:num w:numId="39" w16cid:durableId="102766268">
+    <w:abstractNumId w:val="18"/>
   </w:num>
-  <w:num w:numId="6" w16cid:durableId="1205212196">
-    <w:abstractNumId w:val="5"/>
+  <w:num w:numId="40" w16cid:durableId="1309825648">
+    <w:abstractNumId w:val="19"/>
   </w:num>
-  <w:num w:numId="7" w16cid:durableId="694771297">
-    <w:abstractNumId w:val="4"/>
-  </w:num>
-  <w:num w:numId="8" w16cid:durableId="1345472317">
-    <w:abstractNumId w:val="3"/>
-  </w:num>
-  <w:num w:numId="9" w16cid:durableId="1010445681">
-    <w:abstractNumId w:val="1"/>
-  </w:num>
-  <w:num w:numId="10" w16cid:durableId="1882326125">
-    <w:abstractNumId w:val="13"/>
-  </w:num>
-  <w:num w:numId="11" w16cid:durableId="236865029">
-    <w:abstractNumId w:val="11"/>
-  </w:num>
-  <w:num w:numId="12" w16cid:durableId="812525011">
-    <w:abstractNumId w:val="7"/>
-  </w:num>
-  <w:num w:numId="13" w16cid:durableId="1726758428">
-    <w:abstractNumId w:val="0"/>
-  </w:num>
-  <w:num w:numId="14" w16cid:durableId="907031625">
-    <w:abstractNumId w:val="2"/>
+  <w:num w:numId="41" w16cid:durableId="925923552">
+    <w:abstractNumId w:val="37"/>
   </w:num>
   <w:numIdMacAtCleanup w:val="12"/>
 </w:numbering>
